--- a/Document/Document.docx
+++ b/Document/Document.docx
@@ -1374,6 +1374,7 @@
       <w:pPr>
         <w:pStyle w:val="2"/>
       </w:pPr>
+      <w:bookmarkStart w:id="0" w:name="OLE_LINK3"/>
       <w:r>
         <w:rPr>
           <w:rFonts w:hint="eastAsia"/>
@@ -1389,7 +1390,7 @@
         <w:rPr>
           <w:rFonts w:hint="eastAsia"/>
         </w:rPr>
-        <w:t>公理：</w:t>
+        <w:t>定义：</w:t>
       </w:r>
     </w:p>
     <w:p>
@@ -1397,30 +1398,35 @@
         <w:rPr>
           <w:rFonts w:hint="eastAsia"/>
         </w:rPr>
-        <w:t>任何</w:t>
-      </w:r>
-      <w:r>
-        <w:rPr>
-          <w:rFonts w:hint="eastAsia"/>
-        </w:rPr>
-        <w:t>可设计</w:t>
-      </w:r>
-      <w:r>
-        <w:rPr>
-          <w:rFonts w:hint="eastAsia"/>
-        </w:rPr>
-        <w:t>系统都是一个映射系统</w:t>
+        <w:t>外延的符号：</w:t>
       </w:r>
     </w:p>
     <w:p>
-      <w:pPr>
-        <w:pStyle w:val="4"/>
-      </w:pPr>
-      <w:r>
-        <w:rPr>
-          <w:rFonts w:hint="eastAsia"/>
-        </w:rPr>
-        <w:t>定义：</w:t>
+      <w:r>
+        <w:rPr>
+          <w:rFonts w:hint="eastAsia"/>
+        </w:rPr>
+        <w:t>若</w:t>
+      </w:r>
+      <w:r>
+        <w:t>X</w:t>
+      </w:r>
+      <w:r>
+        <w:rPr>
+          <w:rFonts w:hint="eastAsia"/>
+        </w:rPr>
+        <w:t>是一个概念，则</w:t>
+      </w:r>
+      <w:bookmarkStart w:id="1" w:name="OLE_LINK1"/>
+      <w:r>
+        <w:t>Ext(X)</w:t>
+      </w:r>
+      <w:bookmarkEnd w:id="1"/>
+      <w:r>
+        <w:rPr>
+          <w:rFonts w:hint="eastAsia"/>
+        </w:rPr>
+        <w:t>表示X的外延。</w:t>
       </w:r>
     </w:p>
     <w:p>
@@ -1428,53 +1434,34 @@
         <w:rPr>
           <w:rFonts w:hint="eastAsia"/>
         </w:rPr>
-        <w:t>外延的符号：</w:t>
-      </w:r>
-    </w:p>
-    <w:p>
-      <w:r>
-        <w:rPr>
-          <w:rFonts w:hint="eastAsia"/>
-        </w:rPr>
+        <w:t>封装的定义：</w:t>
+      </w:r>
+      <w:r>
+        <w:br/>
+      </w:r>
+      <w:r>
         <w:t>若</w:t>
       </w:r>
       <w:r>
-        <w:t>X</w:t>
-      </w:r>
-      <w:r>
-        <w:rPr>
-          <w:rFonts w:hint="eastAsia"/>
-        </w:rPr>
-        <w:t>是一个概念，则</w:t>
-      </w:r>
-      <w:r>
-        <w:t>Ext(X)</w:t>
-      </w:r>
-      <w:r>
-        <w:rPr>
-          <w:rFonts w:hint="eastAsia"/>
-        </w:rPr>
-        <w:t>表示X的外延。</w:t>
-      </w:r>
-    </w:p>
-    <w:p>
-      <w:r>
-        <w:rPr>
-          <w:rFonts w:hint="eastAsia"/>
-        </w:rPr>
-        <w:t>封装的定义：</w:t>
-      </w:r>
-      <w:r>
-        <w:br/>
-      </w:r>
-      <w:r>
-        <w:t>若</w:t>
-      </w:r>
-      <w:r>
         <w:t>f:</w:t>
       </w:r>
       <w:r>
-        <w:t>概念X的外延→概念Y的外延</w:t>
+        <w:t xml:space="preserve"> Ext(X)</w:t>
+      </w:r>
+      <w:r>
+        <w:t>→</w:t>
+      </w:r>
+      <w:r>
+        <w:t>Ext(</w:t>
+      </w:r>
+      <w:r>
+        <w:rPr>
+          <w:rFonts w:hint="eastAsia"/>
+        </w:rPr>
+        <w:t>Y</w:t>
+      </w:r>
+      <w:r>
+        <w:t>)</w:t>
       </w:r>
       <w:r>
         <w:rPr>
@@ -1725,13 +1712,19 @@
         <w:rPr>
           <w:rFonts w:hint="eastAsia"/>
         </w:rPr>
+        <w:t>对于任意映射系统S和任意效果E，</w:t>
+      </w:r>
+      <w:r>
+        <w:rPr>
+          <w:rFonts w:hint="eastAsia"/>
+        </w:rPr>
         <w:t>若</w:t>
       </w:r>
       <w:r>
         <w:rPr>
           <w:rFonts w:hint="eastAsia"/>
         </w:rPr>
-        <w:t>某映射系统</w:t>
+        <w:t>S</w:t>
       </w:r>
       <w:r>
         <w:t>导致的全局状态</w:t>
@@ -1752,7 +1745,13 @@
         <w:rPr>
           <w:rFonts w:hint="eastAsia"/>
         </w:rPr>
-        <w:t>某效果导致的全局状态的外延</w:t>
+        <w:t>E</w:t>
+      </w:r>
+      <w:r>
+        <w:rPr>
+          <w:rFonts w:hint="eastAsia"/>
+        </w:rPr>
+        <w:t>导致的全局状态的外延</w:t>
       </w:r>
       <w:r>
         <w:rPr>
@@ -1764,19 +1763,7 @@
         <w:rPr>
           <w:rFonts w:hint="eastAsia"/>
         </w:rPr>
-        <w:t>该</w:t>
-      </w:r>
-      <w:r>
-        <w:rPr>
-          <w:rFonts w:hint="eastAsia"/>
-        </w:rPr>
-        <w:t>映射</w:t>
-      </w:r>
-      <w:r>
-        <w:rPr>
-          <w:rFonts w:hint="eastAsia"/>
-        </w:rPr>
-        <w:t>系统</w:t>
+        <w:t>S</w:t>
       </w:r>
       <w:r>
         <w:rPr>
@@ -1788,33 +1775,122 @@
         <w:rPr>
           <w:rFonts w:hint="eastAsia"/>
         </w:rPr>
-        <w:t>该</w:t>
-      </w:r>
-      <w:r>
-        <w:rPr>
-          <w:rFonts w:hint="eastAsia"/>
-        </w:rPr>
-        <w:t>效果。</w:t>
+        <w:t>E</w:t>
+      </w:r>
+      <w:r>
+        <w:rPr>
+          <w:rFonts w:hint="eastAsia"/>
+        </w:rPr>
+        <w:t>。</w:t>
       </w:r>
     </w:p>
     <w:p>
       <w:pPr>
-        <w:pStyle w:val="4"/>
-      </w:pPr>
-      <w:r>
-        <w:rPr>
-          <w:rFonts w:hint="eastAsia"/>
-        </w:rPr>
-        <w:t>推论：</w:t>
+        <w:keepNext/>
+        <w:keepLines/>
+        <w:spacing w:before="80" w:after="40"/>
+        <w:outlineLvl w:val="3"/>
+        <w:rPr>
+          <w:rFonts w:cstheme="majorBidi"/>
+          <w:color w:val="0F4761" w:themeColor="accent1" w:themeShade="BF"/>
+          <w:sz w:val="28"/>
+          <w:szCs w:val="28"/>
+        </w:rPr>
+      </w:pPr>
+      <w:r>
+        <w:rPr>
+          <w:rFonts w:cstheme="majorBidi"/>
+          <w:color w:val="0F4761" w:themeColor="accent1" w:themeShade="BF"/>
+          <w:sz w:val="28"/>
+          <w:szCs w:val="28"/>
+        </w:rPr>
+        <w:t>公理：</w:t>
       </w:r>
     </w:p>
     <w:p>
-      <w:pPr>
-        <w:rPr>
-          <w:kern w:val="0"/>
-          <w14:ligatures w14:val="none"/>
-        </w:rPr>
-      </w:pPr>
+      <w:r>
+        <w:t>(1)：任何可设计系统都是一个映射系统。</w:t>
+      </w:r>
+    </w:p>
+    <w:p>
+      <w:r>
+        <w:t>(2)：越真善美的可设计系统越优秀。</w:t>
+      </w:r>
+    </w:p>
+    <w:p>
+      <w:r>
+        <w:t>(3)：</w:t>
+      </w:r>
+      <w:r>
+        <w:rPr>
+          <w:rFonts w:hint="eastAsia"/>
+        </w:rPr>
+        <w:t>对于三要素相同的两个系统</w:t>
+      </w:r>
+      <w:r>
+        <w:t>S=&lt;X,f,Y&gt;</w:t>
+      </w:r>
+      <w:r>
+        <w:rPr>
+          <w:rFonts w:hint="eastAsia"/>
+        </w:rPr>
+        <w:t>与T</w:t>
+      </w:r>
+      <w:r>
+        <w:t>=&lt;X,f,Y&gt;</w:t>
+      </w:r>
+      <w:r>
+        <w:rPr>
+          <w:rFonts w:hint="eastAsia"/>
+        </w:rPr>
+        <w:t>，若S的熵比T的熵更低，那S比T更真善美</w:t>
+      </w:r>
+      <w:r>
+        <w:rPr>
+          <w:rFonts w:hint="eastAsia"/>
+        </w:rPr>
+        <w:t>。（“追求导致外部假恶丑的系统其内部更无序那它能维持的时间越少而更真善美”这样之类的反驳是不成立的，因为系统其能维持的时间也算进三要素之内的话那不管怎样都是熵越低越有序越真善美了）</w:t>
+      </w:r>
+    </w:p>
+    <w:p>
+      <w:pPr>
+        <w:pStyle w:val="4"/>
+      </w:pPr>
+      <w:r>
+        <w:rPr>
+          <w:rFonts w:hint="eastAsia"/>
+        </w:rPr>
+        <w:t>推</w:t>
+      </w:r>
+      <w:r>
+        <w:rPr>
+          <w:rFonts w:hint="eastAsia"/>
+        </w:rPr>
+        <w:t>理</w:t>
+      </w:r>
+      <w:r>
+        <w:rPr>
+          <w:rFonts w:hint="eastAsia"/>
+        </w:rPr>
+        <w:t>：</w:t>
+      </w:r>
+    </w:p>
+    <w:p>
+      <w:pPr>
+        <w:rPr>
+          <w:kern w:val="0"/>
+          <w14:ligatures w14:val="none"/>
+        </w:rPr>
+      </w:pPr>
+      <w:r>
+        <w:t>(1)</w:t>
+      </w:r>
+      <w:r>
+        <w:rPr>
+          <w:rFonts w:hint="eastAsia"/>
+        </w:rPr>
+        <w:t>：</w:t>
+      </w:r>
       <w:r>
         <w:t>如果想让</w:t>
       </w:r>
@@ -2214,305 +2290,59 @@
       </w:r>
     </w:p>
     <w:p>
-      <w:pPr>
-        <w:pStyle w:val="4"/>
-      </w:pPr>
-      <w:r>
-        <w:rPr>
-          <w:rFonts w:hint="eastAsia"/>
-        </w:rPr>
-        <w:t>推理：</w:t>
+      <w:r>
+        <w:t>(</w:t>
+      </w:r>
+      <w:r>
+        <w:rPr>
+          <w:rFonts w:hint="eastAsia"/>
+        </w:rPr>
+        <w:t>2</w:t>
+      </w:r>
+      <w:r>
+        <w:t>)：在让可设计系统S=&lt;X,f,Y&gt;实现效果E时，如果想让设计（比如编程）的可设计系统更优秀，则需要让</w:t>
+      </w:r>
+      <w:r>
+        <w:lastRenderedPageBreak/>
+        <w:t>设计的系统更真善美，为了善，需要让认知成本降低，不管是单人还是多人的设计，根据上述可知，应该先在脑海中构建一套真善美的实现了效果E的映射系统S’=&lt;X’,f’,Y’&gt;，然后尽量让</w:t>
+      </w:r>
+      <w:r>
+        <w:t>S’</w:t>
+      </w:r>
+      <w:r>
+        <w:t>中有的(模式)</w:t>
+      </w:r>
+      <w:r>
+        <w:t>S</w:t>
+      </w:r>
+      <w:r>
+        <w:t>中也有，</w:t>
+      </w:r>
+      <w:r>
+        <w:t>S’</w:t>
+      </w:r>
+      <w:r>
+        <w:t>中没有的(模式)</w:t>
+      </w:r>
+      <w:r>
+        <w:t>S</w:t>
+      </w:r>
+      <w:r>
+        <w:t>中也没有。</w:t>
       </w:r>
     </w:p>
     <w:p>
       <w:r>
-        <w:t>(1)</w:t>
-      </w:r>
-      <w:r>
-        <w:rPr>
-          <w:rFonts w:hint="eastAsia"/>
-        </w:rPr>
-        <w:t>：</w:t>
-      </w:r>
-      <w:r>
-        <w:rPr>
-          <w:rFonts w:hint="eastAsia"/>
-        </w:rPr>
-        <w:t>在</w:t>
-      </w:r>
-      <w:r>
-        <w:t>让</w:t>
-      </w:r>
-      <w:r>
-        <w:rPr>
-          <w:rFonts w:hint="eastAsia"/>
-        </w:rPr>
-        <w:t>可设计</w:t>
-      </w:r>
-      <w:r>
-        <w:t>系统S</w:t>
-      </w:r>
-      <w:r>
-        <w:t>=</w:t>
-      </w:r>
-      <w:r>
-        <w:t>&lt;X,f,Y&gt;</w:t>
-      </w:r>
-      <w:r>
-        <w:t>实现效果E</w:t>
-      </w:r>
-      <w:r>
-        <w:rPr>
-          <w:rFonts w:hint="eastAsia"/>
-        </w:rPr>
-        <w:t>时，如果想让</w:t>
-      </w:r>
-      <w:r>
-        <w:rPr>
-          <w:rFonts w:hint="eastAsia"/>
-        </w:rPr>
-        <w:t>设计（比如编程）</w:t>
-      </w:r>
-      <w:r>
-        <w:rPr>
-          <w:rFonts w:hint="eastAsia"/>
-        </w:rPr>
-        <w:t>的认知成本很低的话，不管是单人还是多人的</w:t>
-      </w:r>
-      <w:r>
-        <w:rPr>
-          <w:rFonts w:hint="eastAsia"/>
-        </w:rPr>
-        <w:t>设计</w:t>
-      </w:r>
-      <w:r>
-        <w:rPr>
-          <w:rFonts w:hint="eastAsia"/>
-        </w:rPr>
-        <w:t>，根据上述可知，应该先在脑海中构建一套真善美的实现了</w:t>
-      </w:r>
-      <w:r>
-        <w:t>效果E</w:t>
-      </w:r>
-      <w:r>
-        <w:rPr>
-          <w:rFonts w:hint="eastAsia"/>
-        </w:rPr>
-        <w:t>的映射系统</w:t>
-      </w:r>
-      <w:r>
-        <w:t>S’</w:t>
-      </w:r>
-      <w:r>
-        <w:t>=</w:t>
-      </w:r>
-      <w:r>
-        <w:t>&lt;X</w:t>
-      </w:r>
-      <w:r>
-        <w:t>’</w:t>
-      </w:r>
-      <w:r>
-        <w:t>,f</w:t>
-      </w:r>
-      <w:r>
-        <w:t>’</w:t>
-      </w:r>
-      <w:r>
-        <w:t>,Y</w:t>
-      </w:r>
-      <w:r>
-        <w:t>’</w:t>
-      </w:r>
-      <w:r>
-        <w:t>&gt;</w:t>
-      </w:r>
-      <w:r>
-        <w:rPr>
-          <w:rFonts w:hint="eastAsia"/>
-        </w:rPr>
-        <w:t>，然后</w:t>
-      </w:r>
-      <w:r>
-        <w:t>尽量让</w:t>
-      </w:r>
-      <w:r>
-        <w:t>f</w:t>
-      </w:r>
-      <w:r>
-        <w:t>’</w:t>
-      </w:r>
-      <w:r>
-        <w:t>中有的</w:t>
-      </w:r>
-      <w:r>
-        <w:rPr>
-          <w:rFonts w:hint="eastAsia"/>
-        </w:rPr>
-        <w:t>(模式)</w:t>
-      </w:r>
-      <w:r>
-        <w:t>f中也有，f</w:t>
-      </w:r>
-      <w:r>
-        <w:t>’</w:t>
-      </w:r>
-      <w:r>
-        <w:t>中没有的</w:t>
-      </w:r>
-      <w:r>
-        <w:t>(模式)</w:t>
-      </w:r>
-      <w:r>
-        <w:t>f中也没有</w:t>
-      </w:r>
-      <w:r>
-        <w:rPr>
-          <w:rFonts w:hint="eastAsia"/>
-        </w:rPr>
-        <w:t>。</w:t>
-      </w:r>
-    </w:p>
-    <w:p/>
-    <w:p>
-      <w:r>
         <w:t>(</w:t>
       </w:r>
       <w:r>
-        <w:t>2</w:t>
-      </w:r>
-      <w:r>
-        <w:t>)</w:t>
-      </w:r>
-      <w:r>
-        <w:rPr>
-          <w:rFonts w:hint="eastAsia"/>
-        </w:rPr>
-        <w:t>：</w:t>
-      </w:r>
-      <w:r>
-        <w:rPr>
-          <w:rFonts w:hint="eastAsia"/>
-        </w:rPr>
-        <w:t>要做到真善美的话非常建议</w:t>
-      </w:r>
-      <w:r>
-        <w:t>对于任意两个模式Y和X，如果X是Y的模式，那Y就应该在X的上层，并且，要做到X即便换了一种模式（状态、模态）（比如X可以切换到模式X1或者模式X2，比如上层ai系统</w:t>
-      </w:r>
-      <w:r>
-        <w:lastRenderedPageBreak/>
-        <w:t>(Y)中的神经网络nn(X)可以切换到bnn神经网络(X1)也可以切换到cnn神经网络(X2)）也可以不改Y的</w:t>
-      </w:r>
-      <w:r>
-        <w:rPr>
-          <w:rFonts w:hint="eastAsia"/>
-        </w:rPr>
-        <w:t>内容（比如代码）</w:t>
-      </w:r>
-      <w:r>
-        <w:t>就可以正确运行，哪怕X的模式切换是不保留原模式、删除原模式而用新模式替换掉原模式的。</w:t>
-      </w:r>
-      <w:r>
-        <w:rPr>
-          <w:rFonts w:hint="eastAsia"/>
-        </w:rPr>
-        <w:t>如果已经做到了</w:t>
-      </w:r>
-      <w:r>
-        <w:t>(1)</w:t>
-      </w:r>
-      <w:r>
-        <w:rPr>
-          <w:rFonts w:hint="eastAsia"/>
-        </w:rPr>
-        <w:t>的要求的话，那可以把</w:t>
-      </w:r>
-      <w:r>
-        <w:t>(</w:t>
-      </w:r>
-      <w:r>
-        <w:t>2</w:t>
-      </w:r>
-      <w:r>
-        <w:t>)</w:t>
-      </w:r>
-      <w:r>
-        <w:rPr>
-          <w:rFonts w:hint="eastAsia"/>
-        </w:rPr>
-        <w:t>开始到上一句话结束</w:t>
-      </w:r>
-      <w:r>
-        <w:rPr>
-          <w:rFonts w:hint="eastAsia"/>
-        </w:rPr>
-        <w:t>和</w:t>
-      </w:r>
-      <w:r>
-        <w:t>(1)</w:t>
-      </w:r>
-      <w:r>
-        <w:rPr>
-          <w:rFonts w:hint="eastAsia"/>
-        </w:rPr>
-        <w:t>的要求重叠的部分去掉之后</w:t>
-      </w:r>
-      <w:r>
-        <w:rPr>
-          <w:rFonts w:hint="eastAsia"/>
-        </w:rPr>
-        <w:t>再优化一下</w:t>
-      </w:r>
-      <w:r>
-        <w:rPr>
-          <w:rFonts w:hint="eastAsia"/>
-        </w:rPr>
-        <w:t>得到简化</w:t>
-      </w:r>
-      <w:r>
-        <w:rPr>
-          <w:rFonts w:hint="eastAsia"/>
-        </w:rPr>
-        <w:t>优化</w:t>
-      </w:r>
-      <w:r>
-        <w:rPr>
-          <w:rFonts w:hint="eastAsia"/>
-        </w:rPr>
-        <w:t>版：</w:t>
-      </w:r>
-      <w:r>
-        <w:rPr>
-          <w:rFonts w:hint="eastAsia"/>
-        </w:rPr>
-        <w:t>设</w:t>
-      </w:r>
-      <w:r>
-        <w:t>E导致的全局状态</w:t>
-      </w:r>
-      <w:r>
-        <w:rPr>
-          <w:rFonts w:hint="eastAsia"/>
-        </w:rPr>
-        <w:t>为</w:t>
-      </w:r>
-      <w:r>
-        <w:t>G</w:t>
-      </w:r>
-      <w:r>
-        <w:rPr>
-          <w:rFonts w:hint="eastAsia"/>
-        </w:rPr>
-        <w:t>，</w:t>
-      </w:r>
-      <w:r>
-        <w:t>在让</w:t>
-      </w:r>
-      <w:r>
-        <w:t>可设计</w:t>
-      </w:r>
-      <w:r>
-        <w:t>系统</w:t>
+        <w:rPr>
+          <w:rFonts w:hint="eastAsia"/>
+        </w:rPr>
+        <w:t>3</w:t>
+      </w:r>
+      <w:r>
+        <w:t>)：设E导致的全局状态为G，在让可设计系统</w:t>
       </w:r>
       <m:oMath>
         <m:sSub>
@@ -2535,7 +2365,7 @@
           <m:sub>
             <m:r>
               <w:rPr>
-                <w:rFonts w:ascii="Cambria Math" w:hAnsi="Cambria Math" w:hint="eastAsia"/>
+                <w:rFonts w:ascii="Cambria Math" w:hAnsi="Cambria Math"/>
               </w:rPr>
               <m:t>总</m:t>
             </m:r>
@@ -2549,23 +2379,9 @@
         </m:r>
       </m:oMath>
       <w:r>
-        <w:t>实现效果E时</w:t>
-      </w:r>
-      <w:r>
-        <w:rPr>
-          <w:rFonts w:hint="eastAsia"/>
-        </w:rPr>
-        <w:t>，当已有</w:t>
-      </w:r>
-      <w:r>
-        <w:t>可设计</w:t>
-      </w:r>
-      <w:r>
-        <w:rPr>
-          <w:rFonts w:hint="eastAsia"/>
-        </w:rPr>
-        <w:t>系统</w:t>
-      </w:r>
+        <w:t>实现效果E时，当已有可设计系统</w:t>
+      </w:r>
+      <w:bookmarkStart w:id="2" w:name="OLE_LINK6"/>
       <m:oMath>
         <m:r>
           <w:rPr>
@@ -2575,53 +2391,18 @@
         </m:r>
       </m:oMath>
       <w:r>
-        <w:rPr>
-          <w:rFonts w:hint="eastAsia"/>
-        </w:rPr>
         <w:t>和</w:t>
       </w:r>
       <m:oMath>
-        <m:r>
-          <w:rPr>
-            <w:rFonts w:ascii="Cambria Math" w:hAnsi="Cambria Math" w:hint="eastAsia"/>
-          </w:rPr>
-          <m:t>T</m:t>
-        </m:r>
         <m:r>
           <w:rPr>
             <w:rFonts w:ascii="Cambria Math" w:hAnsi="Cambria Math"/>
           </w:rPr>
-          <m:t>=&lt;T.</m:t>
-        </m:r>
-        <m:r>
-          <w:rPr>
-            <w:rFonts w:ascii="Cambria Math" w:hAnsi="Cambria Math" w:hint="eastAsia"/>
-          </w:rPr>
-          <m:t>Y</m:t>
-        </m:r>
-        <m:r>
-          <w:rPr>
-            <w:rFonts w:ascii="Cambria Math" w:hAnsi="Cambria Math"/>
-          </w:rPr>
-          <m:t>,</m:t>
-        </m:r>
-        <m:r>
-          <w:rPr>
-            <w:rFonts w:ascii="Cambria Math" w:hAnsi="Cambria Math" w:hint="eastAsia"/>
-          </w:rPr>
-          <m:t>g</m:t>
-        </m:r>
-        <m:r>
-          <w:rPr>
-            <w:rFonts w:ascii="Cambria Math" w:hAnsi="Cambria Math"/>
-          </w:rPr>
-          <m:t>,G&gt;</m:t>
+          <m:t>T=&lt;T.Y,g,G&gt;</m:t>
         </m:r>
       </m:oMath>
-      <w:r>
-        <w:rPr>
-          <w:rFonts w:hint="eastAsia"/>
-        </w:rPr>
+      <w:bookmarkEnd w:id="2"/>
+      <w:r>
         <w:t>时，有</w:t>
       </w:r>
       <m:oMath>
@@ -2678,9 +2459,6 @@
         </m:r>
       </m:oMath>
       <w:r>
-        <w:rPr>
-          <w:rFonts w:hint="eastAsia"/>
-        </w:rPr>
         <w:t>和</w:t>
       </w:r>
       <m:oMath>
@@ -2715,7 +2493,7 @@
               <m:e>
                 <m:r>
                   <w:rPr>
-                    <w:rFonts w:ascii="Cambria Math" w:hAnsi="Cambria Math" w:hint="eastAsia"/>
+                    <w:rFonts w:ascii="Cambria Math" w:hAnsi="Cambria Math"/>
                   </w:rPr>
                   <m:t>g</m:t>
                 </m:r>
@@ -2737,16 +2515,7 @@
         </m:r>
       </m:oMath>
       <w:r>
-        <w:rPr>
-          <w:rFonts w:hint="eastAsia"/>
-        </w:rPr>
-        <w:t>,这时候</w:t>
-      </w:r>
-      <w:r>
-        <w:rPr>
-          <w:rFonts w:hint="eastAsia"/>
-        </w:rPr>
-        <w:t>有</w:t>
+        <w:t>,这时候有</w:t>
       </w:r>
       <m:oMath>
         <m:r>
@@ -2802,9 +2571,6 @@
         </m:r>
       </m:oMath>
       <w:r>
-        <w:rPr>
-          <w:rFonts w:hint="eastAsia"/>
-        </w:rPr>
         <w:t>，所以想要构造</w:t>
       </w:r>
       <m:oMath>
@@ -2856,22 +2622,7 @@
         </m:r>
       </m:oMath>
       <w:r>
-        <w:rPr>
-          <w:rFonts w:hint="eastAsia"/>
-        </w:rPr>
-        <w:t>实现效果E的话</w:t>
-      </w:r>
-      <w:r>
-        <w:rPr>
-          <w:rFonts w:hint="eastAsia"/>
-        </w:rPr>
-        <w:t>请务必</w:t>
-      </w:r>
-      <w:r>
-        <w:rPr>
-          <w:rFonts w:hint="eastAsia"/>
-        </w:rPr>
-        <w:t>保证</w:t>
+        <w:t>实现效果E的话请务必保证</w:t>
       </w:r>
       <m:oMath>
         <m:r>
@@ -2882,179 +2633,331 @@
         </m:r>
       </m:oMath>
       <w:r>
-        <w:rPr>
-          <w:rFonts w:hint="eastAsia"/>
-        </w:rPr>
         <w:t>，如果不成立的话请务必调整S和T使其成立。</w:t>
       </w:r>
-    </w:p>
-    <w:p/>
-    <w:p>
-      <w:pPr>
-        <w:pStyle w:val="4"/>
-      </w:pPr>
-      <w:r>
-        <w:rPr>
-          <w:rFonts w:hint="eastAsia"/>
-        </w:rPr>
-        <w:t>设计原则是</w:t>
-      </w:r>
-      <w:r>
-        <w:t>：</w:t>
+      <w:r>
+        <w:rPr>
+          <w:rFonts w:hint="eastAsia"/>
+        </w:rPr>
+        <w:t>此时系统S和系统T以及由S和T组成的系统</w:t>
+      </w:r>
+      <m:oMath>
+        <m:r>
+          <w:rPr>
+            <w:rFonts w:ascii="Cambria Math" w:hAnsi="Cambria Math"/>
+          </w:rPr>
+          <m:t>A=&lt;X,g∘f,G&gt;</m:t>
+        </m:r>
+      </m:oMath>
+      <w:r>
+        <w:rPr>
+          <w:rFonts w:hint="eastAsia"/>
+        </w:rPr>
+        <w:t>可以视为脑海中</w:t>
+      </w:r>
+      <w:r>
+        <w:rPr>
+          <w:rFonts w:hint="eastAsia"/>
+        </w:rPr>
+        <w:t>有</w:t>
+      </w:r>
+      <w:r>
+        <w:rPr>
+          <w:rFonts w:hint="eastAsia"/>
+        </w:rPr>
+        <w:t>的</w:t>
+      </w:r>
+      <w:r>
+        <w:t>(</w:t>
+      </w:r>
+      <w:r>
+        <w:rPr>
+          <w:rFonts w:hint="eastAsia"/>
+        </w:rPr>
+        <w:t>模式</w:t>
+      </w:r>
+      <w:r>
+        <w:t>)</w:t>
+      </w:r>
+      <w:r>
+        <w:rPr>
+          <w:rFonts w:hint="eastAsia"/>
+        </w:rPr>
+        <w:t>，</w:t>
+      </w:r>
+      <w:r>
+        <w:rPr>
+          <w:rFonts w:hint="eastAsia"/>
+        </w:rPr>
+        <w:t>则需要设计为</w:t>
+      </w:r>
+      <w:r>
+        <w:t>S</w:t>
+      </w:r>
+      <w:r>
+        <w:rPr>
+          <w:rFonts w:hint="eastAsia"/>
+        </w:rPr>
+        <w:t>和T同层级，A在S和T</w:t>
+      </w:r>
+      <w:r>
+        <w:rPr>
+          <w:rFonts w:hint="eastAsia"/>
+        </w:rPr>
+        <w:t>的</w:t>
+      </w:r>
+      <w:r>
+        <w:rPr>
+          <w:rFonts w:hint="eastAsia"/>
+        </w:rPr>
+        <w:t>上层将S和T包含在内。</w:t>
       </w:r>
     </w:p>
     <w:p>
-      <w:r>
-        <w:rPr>
-          <w:rFonts w:hint="eastAsia"/>
-        </w:rPr>
+      <w:pPr>
+        <w:keepNext/>
+        <w:keepLines/>
+        <w:spacing w:before="80" w:after="40"/>
+        <w:outlineLvl w:val="3"/>
+        <w:rPr>
+          <w:rFonts w:cstheme="majorBidi"/>
+          <w:color w:val="0F4761" w:themeColor="accent1" w:themeShade="BF"/>
+          <w:sz w:val="28"/>
+          <w:szCs w:val="28"/>
+        </w:rPr>
+      </w:pPr>
+      <w:bookmarkStart w:id="3" w:name="OLE_LINK4"/>
+      <w:r>
+        <w:rPr>
+          <w:rFonts w:cstheme="majorBidi" w:hint="eastAsia"/>
+          <w:color w:val="0F4761" w:themeColor="accent1" w:themeShade="BF"/>
+          <w:sz w:val="28"/>
+          <w:szCs w:val="28"/>
+        </w:rPr>
+        <w:t>定理</w:t>
+      </w:r>
+      <w:r>
+        <w:rPr>
+          <w:rFonts w:cstheme="majorBidi"/>
+          <w:color w:val="0F4761" w:themeColor="accent1" w:themeShade="BF"/>
+          <w:sz w:val="28"/>
+          <w:szCs w:val="28"/>
+        </w:rPr>
+        <w:t>：</w:t>
+      </w:r>
+    </w:p>
+    <w:bookmarkEnd w:id="3"/>
+    <w:p>
+      <w:r>
         <w:t>1</w:t>
       </w:r>
       <w:r>
-        <w:t>.</w:t>
-      </w:r>
-      <w:r>
-        <w:rPr>
-          <w:rFonts w:hint="eastAsia"/>
-        </w:rPr>
-        <w:t>真善美</w:t>
+        <w:rPr>
+          <w:rFonts w:hint="eastAsia"/>
+        </w:rPr>
+        <w:t>：一个更优秀的</w:t>
+      </w:r>
+      <w:r>
+        <w:t>实现</w:t>
+      </w:r>
+      <w:r>
+        <w:rPr>
+          <w:rFonts w:hint="eastAsia"/>
+        </w:rPr>
+        <w:t>了</w:t>
+      </w:r>
+      <w:r>
+        <w:t>效果E</w:t>
+      </w:r>
+      <w:r>
+        <w:rPr>
+          <w:rFonts w:hint="eastAsia"/>
+        </w:rPr>
+        <w:t>的映射系统</w:t>
+      </w:r>
+      <w:r>
+        <w:t>A</w:t>
+      </w:r>
+      <w:r>
+        <w:rPr>
+          <w:rFonts w:hint="eastAsia"/>
+        </w:rPr>
+        <w:t>，其必然满足以下必要条件：</w:t>
       </w:r>
     </w:p>
     <w:p>
       <w:r>
-        <w:t>2.</w:t>
-      </w:r>
-      <w:r>
-        <w:rPr>
-          <w:rFonts w:hint="eastAsia"/>
-        </w:rPr>
-        <w:t>如果想</w:t>
-      </w:r>
-      <w:r>
-        <w:t>让</w:t>
-      </w:r>
-      <w:r>
-        <w:t>可设计</w:t>
-      </w:r>
-      <w:r>
-        <w:t>系统S=&lt;X,f,Y&gt;实现效果E</w:t>
-      </w:r>
-      <w:r>
-        <w:rPr>
-          <w:rFonts w:hint="eastAsia"/>
-        </w:rPr>
-        <w:t>，</w:t>
-      </w:r>
-      <w:r>
-        <w:t>应该先在脑海中构建一套真善美的实现了效果E的映射系统S’=&lt;X’,f’,Y’&gt;，然后尽量让f’中有的(模式)f中也有，f’中没有的(模式)f中也没有</w:t>
-      </w:r>
-      <w:r>
-        <w:rPr>
-          <w:rFonts w:hint="eastAsia"/>
-        </w:rPr>
-        <w:t>，比如</w:t>
-      </w:r>
-      <w:r>
-        <w:t>可设计</w:t>
-      </w:r>
-      <w:r>
-        <w:rPr>
-          <w:rFonts w:hint="eastAsia"/>
-        </w:rPr>
-        <w:t>系统是代码系统时，</w:t>
-      </w:r>
-      <w:r>
-        <w:rPr>
-          <w:rFonts w:hint="eastAsia"/>
-        </w:rPr>
-        <w:t>神经网络是映射器的模式，而映射器是算法系统的模式，则神经网络也是算法系统的模式，那么所有算法系统的模式的神经网络的外延的元素的代码就放在算法系统的下一层目录，但是这些算法系统的模式的神经网络的任意一个同时是某个映射器的外延的元素的模式，因此其同时也放在这个映射器的下一层目录，也就是说这个神经网络同时存在于两个目录，</w:t>
-      </w:r>
-      <w:r>
-        <w:rPr>
-          <w:rFonts w:hint="eastAsia"/>
-        </w:rPr>
-        <w:t>然后最高层那个目录</w:t>
-      </w:r>
-      <w:r>
-        <w:rPr>
-          <w:rFonts w:hint="eastAsia"/>
-        </w:rPr>
-        <w:t>的</w:t>
-      </w:r>
-      <w:r>
-        <w:rPr>
-          <w:rFonts w:hint="eastAsia"/>
-        </w:rPr>
-        <w:t>是抽象基类，下面的层的就是具体实现</w:t>
-      </w:r>
-      <w:r>
-        <w:rPr>
-          <w:rFonts w:hint="eastAsia"/>
-        </w:rPr>
-        <w:t>，如果把这里的“算法系统</w:t>
-      </w:r>
-      <w:r>
-        <w:rPr>
-          <w:rFonts w:hint="eastAsia"/>
-        </w:rPr>
-        <w:t>”</w:t>
-      </w:r>
-      <w:r>
-        <w:rPr>
-          <w:rFonts w:hint="eastAsia"/>
-        </w:rPr>
-        <w:t>换成更高层的“智能体”也是一样的</w:t>
-      </w:r>
-      <w:r>
-        <w:rPr>
-          <w:rFonts w:hint="eastAsia"/>
-        </w:rPr>
-        <w:t>。</w:t>
-      </w:r>
-    </w:p>
-    <w:p>
-      <w:r>
-        <w:t>3.</w:t>
-      </w:r>
-      <w:r>
-        <w:t xml:space="preserve"> </w:t>
-      </w:r>
-      <w:r>
-        <w:t>设E导致的全局状态为G，在让</w:t>
-      </w:r>
-      <w:r>
-        <w:t>可设计</w:t>
-      </w:r>
-      <w:r>
-        <w:t>系统</w:t>
+        <w:t>(1)</w:t>
+      </w:r>
+      <w:r>
+        <w:rPr>
+          <w:rFonts w:hint="eastAsia"/>
+        </w:rPr>
+        <w:t>：</w:t>
       </w:r>
       <m:oMath>
-        <m:sSub>
-          <m:sSubPr>
+        <m:r>
+          <w:rPr>
+            <w:rFonts w:ascii="Cambria Math" w:hAnsi="Cambria Math"/>
+          </w:rPr>
+          <m:t>A</m:t>
+        </m:r>
+        <m:r>
+          <w:rPr>
+            <w:rFonts w:ascii="Cambria Math" w:hAnsi="Cambria Math"/>
+          </w:rPr>
+          <m:t>的环境条件</m:t>
+        </m:r>
+        <m:r>
+          <w:rPr>
+            <w:rFonts w:ascii="Cambria Math" w:hAnsi="Cambria Math"/>
+          </w:rPr>
+          <m:t>X</m:t>
+        </m:r>
+        <m:box>
+          <m:boxPr>
+            <m:opEmu m:val="1"/>
             <m:ctrlPr>
               <w:rPr>
                 <w:rFonts w:ascii="Cambria Math" w:hAnsi="Cambria Math"/>
                 <w:i/>
               </w:rPr>
             </m:ctrlPr>
-          </m:sSubPr>
+          </m:boxPr>
           <m:e>
-            <m:r>
-              <w:rPr>
-                <w:rFonts w:ascii="Cambria Math" w:hAnsi="Cambria Math"/>
-              </w:rPr>
-              <m:t>S</m:t>
-            </m:r>
+            <m:groupChr>
+              <m:groupChrPr>
+                <m:chr m:val="→"/>
+                <m:vertJc m:val="bot"/>
+                <m:ctrlPr>
+                  <w:rPr>
+                    <w:rFonts w:ascii="Cambria Math" w:hAnsi="Cambria Math"/>
+                    <w:i/>
+                  </w:rPr>
+                </m:ctrlPr>
+              </m:groupChrPr>
+              <m:e>
+                <m:r>
+                  <w:rPr>
+                    <w:rFonts w:ascii="Cambria Math" w:hAnsi="Cambria Math"/>
+                  </w:rPr>
+                  <m:t>A</m:t>
+                </m:r>
+                <m:r>
+                  <w:rPr>
+                    <w:rFonts w:ascii="Cambria Math" w:hAnsi="Cambria Math" w:hint="eastAsia"/>
+                  </w:rPr>
+                  <m:t>的导向映射</m:t>
+                </m:r>
+                <m:r>
+                  <w:rPr>
+                    <w:rFonts w:ascii="Cambria Math" w:hAnsi="Cambria Math"/>
+                  </w:rPr>
+                  <m:t>f</m:t>
+                </m:r>
+                <m:r>
+                  <w:rPr>
+                    <w:rFonts w:ascii="Cambria Math" w:hAnsi="Cambria Math"/>
+                  </w:rPr>
+                  <m:t>封装</m:t>
+                </m:r>
+              </m:e>
+            </m:groupChr>
           </m:e>
-          <m:sub>
-            <m:r>
-              <w:rPr>
-                <w:rFonts w:ascii="Cambria Math" w:hAnsi="Cambria Math"/>
-              </w:rPr>
-              <m:t>总</m:t>
-            </m:r>
-          </m:sub>
-        </m:sSub>
+        </m:box>
+        <m:r>
+          <w:rPr>
+            <w:rFonts w:ascii="Cambria Math" w:hAnsi="Cambria Math"/>
+          </w:rPr>
+          <m:t>E</m:t>
+        </m:r>
+        <m:r>
+          <w:rPr>
+            <w:rFonts w:ascii="Cambria Math" w:hAnsi="Cambria Math"/>
+          </w:rPr>
+          <m:t>导致的全局状态</m:t>
+        </m:r>
+        <m:r>
+          <w:rPr>
+            <w:rFonts w:ascii="Cambria Math" w:hAnsi="Cambria Math"/>
+          </w:rPr>
+          <m:t>G</m:t>
+        </m:r>
+      </m:oMath>
+      <w:r>
+        <w:rPr>
+          <w:rFonts w:hint="eastAsia"/>
+        </w:rPr>
+        <w:t>。</w:t>
+      </w:r>
+    </w:p>
+    <w:p>
+      <w:r>
+        <w:t>(2)</w:t>
+      </w:r>
+      <w:r>
+        <w:rPr>
+          <w:rFonts w:hint="eastAsia"/>
+        </w:rPr>
+        <w:t>：</w:t>
+      </w:r>
+      <w:r>
+        <w:t>如果想让可设计系统</w:t>
+      </w:r>
+      <w:r>
+        <w:t>A</w:t>
+      </w:r>
+      <w:r>
+        <w:t>=&lt;X,f,Y&gt;实现效果E，应该先在脑海中构建一套真善美的实现了效果E的映射系统</w:t>
+      </w:r>
+      <w:r>
+        <w:t>A</w:t>
+      </w:r>
+      <w:r>
+        <w:t>’=&lt;X’,f’,Y’&gt;，然后尽量让</w:t>
+      </w:r>
+      <w:r>
+        <w:t>A</w:t>
+      </w:r>
+      <w:r>
+        <w:t>’中有的(模式)</w:t>
+      </w:r>
+      <w:r>
+        <w:t>A</w:t>
+      </w:r>
+      <w:r>
+        <w:t>中也有，</w:t>
+      </w:r>
+      <w:r>
+        <w:t>A</w:t>
+      </w:r>
+      <w:r>
+        <w:t>’中没有的(模式)</w:t>
+      </w:r>
+      <w:r>
+        <w:t>A</w:t>
+      </w:r>
+      <w:r>
+        <w:t>中也没有</w:t>
+      </w:r>
+      <w:r>
+        <w:rPr>
+          <w:rFonts w:hint="eastAsia"/>
+        </w:rPr>
+        <w:t>。</w:t>
+      </w:r>
+    </w:p>
+    <w:p>
+      <w:r>
+        <w:t>(3)：设E导致的全局状态为G，在让可设计系统</w:t>
+      </w:r>
+      <m:oMath>
+        <m:r>
+          <w:rPr>
+            <w:rFonts w:ascii="Cambria Math" w:hAnsi="Cambria Math" w:hint="eastAsia"/>
+          </w:rPr>
+          <m:t>A</m:t>
+        </m:r>
         <m:r>
           <w:rPr>
             <w:rFonts w:ascii="Cambria Math" w:hAnsi="Cambria Math"/>
@@ -3063,13 +2966,7 @@
         </m:r>
       </m:oMath>
       <w:r>
-        <w:t>实现效果E时，当已有</w:t>
-      </w:r>
-      <w:r>
-        <w:t>可设计</w:t>
-      </w:r>
-      <w:r>
-        <w:t>系统</w:t>
+        <w:t>实现效果E时，当已有可设计系统</w:t>
       </w:r>
       <m:oMath>
         <m:r>
@@ -3093,6 +2990,7 @@
       <w:r>
         <w:t>时，有</w:t>
       </w:r>
+      <w:bookmarkStart w:id="4" w:name="OLE_LINK5"/>
       <m:oMath>
         <m:r>
           <w:rPr>
@@ -3202,6 +3100,7 @@
           <m:t>G</m:t>
         </m:r>
       </m:oMath>
+      <w:bookmarkEnd w:id="4"/>
       <w:r>
         <w:t>,这时候有</w:t>
       </w:r>
@@ -3261,40 +3160,30 @@
       <w:r>
         <w:t>，所以想要构造</w:t>
       </w:r>
+      <w:bookmarkStart w:id="5" w:name="OLE_LINK7"/>
       <m:oMath>
-        <m:sSub>
-          <m:sSubPr>
-            <m:ctrlPr>
-              <w:rPr>
-                <w:rFonts w:ascii="Cambria Math" w:hAnsi="Cambria Math"/>
-                <w:i/>
-              </w:rPr>
-            </m:ctrlPr>
-          </m:sSubPr>
-          <m:e>
-            <m:r>
-              <w:rPr>
-                <w:rFonts w:ascii="Cambria Math" w:hAnsi="Cambria Math"/>
-              </w:rPr>
-              <m:t>S</m:t>
-            </m:r>
-          </m:e>
-          <m:sub>
-            <m:r>
-              <w:rPr>
-                <w:rFonts w:ascii="Cambria Math" w:hAnsi="Cambria Math"/>
-              </w:rPr>
-              <m:t>总</m:t>
-            </m:r>
-          </m:sub>
-        </m:sSub>
         <m:r>
           <w:rPr>
             <w:rFonts w:ascii="Cambria Math" w:hAnsi="Cambria Math"/>
           </w:rPr>
-          <m:t>=&lt;X,g∘f,G&gt;</m:t>
+          <m:t>A=&lt;X,</m:t>
+        </m:r>
+        <m:r>
+          <w:rPr>
+            <w:rFonts w:ascii="Cambria Math" w:hAnsi="Cambria Math"/>
+            <w:kern w:val="0"/>
+            <w14:ligatures w14:val="none"/>
+          </w:rPr>
+          <m:t>g∘f</m:t>
+        </m:r>
+        <m:r>
+          <w:rPr>
+            <w:rFonts w:ascii="Cambria Math" w:hAnsi="Cambria Math"/>
+          </w:rPr>
+          <m:t>,G&gt;</m:t>
         </m:r>
       </m:oMath>
+      <w:bookmarkEnd w:id="5"/>
       <w:r>
         <w:t>实现效果E的话请务必保证</w:t>
       </w:r>
@@ -3312,120 +3201,5705 @@
     </w:p>
     <w:p>
       <w:r>
-        <w:t>4.</w:t>
-      </w:r>
-      <w:r>
-        <w:rPr>
-          <w:rFonts w:hint="eastAsia"/>
-        </w:rPr>
-        <w:t>经验总结出来的设计原则：</w:t>
-      </w:r>
-      <w:r>
-        <w:t>用实在的东西把不实在的东西转化为实在的东西。</w:t>
+        <w:t>(4)</w:t>
+      </w:r>
+      <w:r>
+        <w:rPr>
+          <w:rFonts w:hint="eastAsia"/>
+        </w:rPr>
+        <w:t>：</w:t>
+      </w:r>
+      <w:r>
+        <w:t>当已有可设计系统</w:t>
+      </w:r>
+      <m:oMath>
+        <m:r>
+          <w:rPr>
+            <w:rFonts w:ascii="Cambria Math" w:hAnsi="Cambria Math"/>
+          </w:rPr>
+          <m:t>S=&lt;X,f,S.Y&gt;</m:t>
+        </m:r>
+      </m:oMath>
+      <w:r>
+        <w:t>和</w:t>
+      </w:r>
+      <m:oMath>
+        <m:r>
+          <w:rPr>
+            <w:rFonts w:ascii="Cambria Math" w:hAnsi="Cambria Math"/>
+          </w:rPr>
+          <m:t>T=&lt;T.Y,g,G&gt;</m:t>
+        </m:r>
+      </m:oMath>
+      <w:r>
+        <w:t>时</w:t>
+      </w:r>
+      <w:r>
+        <w:rPr>
+          <w:rFonts w:hint="eastAsia"/>
+        </w:rPr>
+        <w:t>，</w:t>
+      </w:r>
+      <w:r>
+        <w:t>系统S和系统T以及由S和T组成的系统</w:t>
+      </w:r>
+      <m:oMath>
+        <m:r>
+          <w:rPr>
+            <w:rFonts w:ascii="Cambria Math" w:hAnsi="Cambria Math"/>
+          </w:rPr>
+          <m:t>A=&lt;X,g∘f,G&gt;</m:t>
+        </m:r>
+      </m:oMath>
+      <w:r>
+        <w:t>可以视为脑海中</w:t>
+      </w:r>
+      <w:r>
+        <w:rPr>
+          <w:rFonts w:hint="eastAsia"/>
+        </w:rPr>
+        <w:t>有</w:t>
+      </w:r>
+      <w:r>
+        <w:t>的</w:t>
+      </w:r>
+      <w:r>
+        <w:t>(</w:t>
+      </w:r>
+      <w:r>
+        <w:rPr>
+          <w:rFonts w:hint="eastAsia"/>
+        </w:rPr>
+        <w:t>模式</w:t>
+      </w:r>
+      <w:r>
+        <w:t>)</w:t>
+      </w:r>
+      <w:r>
+        <w:t>，则需要设计为S和T同层级，A在S和T</w:t>
+      </w:r>
+      <w:r>
+        <w:rPr>
+          <w:rFonts w:hint="eastAsia"/>
+        </w:rPr>
+        <w:t>的</w:t>
+      </w:r>
+      <w:r>
+        <w:t>上层将S和T包含在内</w:t>
+      </w:r>
+      <w:r>
+        <w:rPr>
+          <w:rFonts w:hint="eastAsia"/>
+        </w:rPr>
+        <w:t>。</w:t>
       </w:r>
     </w:p>
     <w:p>
       <w:r>
+        <w:t>(</w:t>
+      </w:r>
+      <w:r>
+        <w:rPr>
+          <w:rFonts w:hint="eastAsia"/>
+        </w:rPr>
         <w:t>5</w:t>
       </w:r>
       <w:r>
-        <w:t>.经验总结出来的设计原则</w:t>
-      </w:r>
-      <w:r>
-        <w:rPr>
-          <w:rFonts w:hint="eastAsia"/>
+        <w:t>)</w:t>
+      </w:r>
+      <w:r>
+        <w:rPr>
+          <w:rFonts w:hint="eastAsia"/>
+        </w:rPr>
+        <w:t>：其是更真善美的</w:t>
+      </w:r>
+      <w:r>
+        <w:rPr>
+          <w:rFonts w:hint="eastAsia"/>
+        </w:rPr>
+        <w:t>。</w:t>
+      </w:r>
+    </w:p>
+    <w:p>
+      <w:pPr>
+        <w:keepNext/>
+        <w:keepLines/>
+        <w:spacing w:before="80" w:after="40"/>
+        <w:outlineLvl w:val="3"/>
+        <w:rPr>
+          <w:rFonts w:cstheme="majorBidi"/>
+          <w:color w:val="0F4761" w:themeColor="accent1" w:themeShade="BF"/>
+          <w:sz w:val="28"/>
+          <w:szCs w:val="28"/>
+        </w:rPr>
+      </w:pPr>
+      <w:r>
+        <w:rPr>
+          <w:rFonts w:cstheme="majorBidi" w:hint="eastAsia"/>
+          <w:color w:val="0F4761" w:themeColor="accent1" w:themeShade="BF"/>
+          <w:sz w:val="28"/>
+          <w:szCs w:val="28"/>
+        </w:rPr>
+        <w:t>推论</w:t>
+      </w:r>
+      <w:r>
+        <w:rPr>
+          <w:rFonts w:cstheme="majorBidi"/>
+          <w:color w:val="0F4761" w:themeColor="accent1" w:themeShade="BF"/>
+          <w:sz w:val="28"/>
+          <w:szCs w:val="28"/>
         </w:rPr>
         <w:t>：</w:t>
       </w:r>
-      <w:r>
-        <w:rPr>
-          <w:rFonts w:hint="eastAsia"/>
-        </w:rPr>
-        <w:t>对于</w:t>
-      </w:r>
-      <w:r>
-        <w:t>可设计</w:t>
-      </w:r>
-      <w:r>
-        <w:rPr>
-          <w:rFonts w:hint="eastAsia"/>
-        </w:rPr>
-        <w:t>系统为代码系统的情况，</w:t>
-      </w:r>
-      <w:r>
-        <w:rPr>
-          <w:rFonts w:hint="eastAsia"/>
-        </w:rPr>
-        <w:t>所有</w:t>
-      </w:r>
-      <w:r>
-        <w:rPr>
-          <w:rFonts w:hint="eastAsia"/>
-        </w:rPr>
-        <w:t>function</w:t>
-      </w:r>
-      <w:r>
-        <w:rPr>
-          <w:rFonts w:hint="eastAsia"/>
-        </w:rPr>
-        <w:t>在不违反其它设计原则的前提下</w:t>
-      </w:r>
-      <w:r>
-        <w:rPr>
-          <w:rFonts w:hint="eastAsia"/>
-        </w:rPr>
-        <w:t>尽量</w:t>
-      </w:r>
-      <w:r>
-        <w:rPr>
-          <w:rFonts w:hint="eastAsia"/>
-        </w:rPr>
-        <w:t>都：</w:t>
-      </w:r>
-      <w:r>
-        <w:rPr>
-          <w:rFonts w:hint="eastAsia"/>
-        </w:rPr>
-        <w:t>统一无返回值，在定义点和调用点的参数列表中用“</w:t>
-      </w:r>
-      <w:r>
-        <w:t>/*-&gt;*/</w:t>
-      </w:r>
-      <w:r>
-        <w:rPr>
-          <w:rFonts w:hint="eastAsia"/>
-        </w:rPr>
-        <w:t>”等可以塞进参数列表的注释分开入参和出参，左边是入参，右边是出参（必然注入的缓冲区）</w:t>
-      </w:r>
-      <w:r>
-        <w:rPr>
-          <w:rFonts w:hint="eastAsia"/>
-        </w:rPr>
-        <w:t>，然后这样参数列表就可以只需要一行代码，而且还可以有</w:t>
-      </w:r>
-      <w:r>
-        <w:t>DPS</w:t>
-      </w:r>
-      <w:r>
-        <w:rPr>
-          <w:rFonts w:hint="eastAsia"/>
+    </w:p>
+    <w:p>
+      <w:pPr>
+        <w:pStyle w:val="5"/>
+      </w:pPr>
+      <w:r>
+        <w:t>推论1（多分解下的选择显式化）</w:t>
+      </w:r>
+      <w:r>
+        <w:rPr>
+          <w:rFonts w:hint="eastAsia"/>
+        </w:rPr>
+        <w:t>：</w:t>
+      </w:r>
+    </w:p>
+    <w:p>
+      <w:pPr>
+        <w:widowControl/>
+        <w:shd w:val="clear" w:color="auto" w:fill="FFFFFF"/>
+        <w:spacing w:before="240" w:after="240" w:line="240" w:lineRule="auto"/>
+        <w:rPr>
+          <w:rFonts w:ascii="Inter" w:eastAsia="宋体" w:hAnsi="Inter" w:cs="宋体"/>
+          <w:color w:val="0F1115"/>
+          <w:kern w:val="0"/>
+          <w:sz w:val="24"/>
+          <w14:ligatures w14:val="none"/>
+        </w:rPr>
+      </w:pPr>
+      <w:r>
+        <w:rPr>
+          <w:rFonts w:ascii="Inter" w:eastAsia="宋体" w:hAnsi="Inter" w:cs="宋体"/>
+          <w:color w:val="0F1115"/>
+          <w:kern w:val="0"/>
+          <w:sz w:val="24"/>
+          <w14:ligatures w14:val="none"/>
+        </w:rPr>
+        <w:t>设效果</w:t>
+      </w:r>
+      <w:r>
+        <w:rPr>
+          <w:rFonts w:ascii="Inter" w:eastAsia="宋体" w:hAnsi="Inter" w:cs="宋体"/>
+          <w:color w:val="0F1115"/>
+          <w:kern w:val="0"/>
+          <w:sz w:val="24"/>
+          <w14:ligatures w14:val="none"/>
+        </w:rPr>
+        <w:t xml:space="preserve"> </w:t>
+      </w:r>
+      <m:oMath>
+        <m:r>
+          <w:rPr>
+            <w:rFonts w:ascii="Cambria Math" w:eastAsia="宋体" w:hAnsi="Cambria Math" w:cs="宋体"/>
+            <w:kern w:val="0"/>
+            <w:sz w:val="24"/>
+            <w14:ligatures w14:val="none"/>
+          </w:rPr>
+          <m:t>E</m:t>
+        </m:r>
+      </m:oMath>
+      <w:r>
+        <w:rPr>
+          <w:rFonts w:ascii="Inter" w:eastAsia="宋体" w:hAnsi="Inter" w:cs="宋体"/>
+          <w:color w:val="0F1115"/>
+          <w:kern w:val="0"/>
+          <w:sz w:val="24"/>
+          <w14:ligatures w14:val="none"/>
+        </w:rPr>
+        <w:t>导致的全局状态为</w:t>
+      </w:r>
+      <w:r>
+        <w:rPr>
+          <w:rFonts w:ascii="Inter" w:eastAsia="宋体" w:hAnsi="Inter" w:cs="宋体"/>
+          <w:color w:val="0F1115"/>
+          <w:kern w:val="0"/>
+          <w:sz w:val="24"/>
+          <w14:ligatures w14:val="none"/>
+        </w:rPr>
+        <w:t xml:space="preserve"> </w:t>
+      </w:r>
+      <m:oMath>
+        <m:r>
+          <w:rPr>
+            <w:rFonts w:ascii="Cambria Math" w:eastAsia="宋体" w:hAnsi="Cambria Math" w:cs="宋体"/>
+            <w:kern w:val="0"/>
+            <w:sz w:val="24"/>
+            <w14:ligatures w14:val="none"/>
+          </w:rPr>
+          <m:t>G</m:t>
+        </m:r>
+      </m:oMath>
+      <w:r>
+        <w:rPr>
+          <w:rFonts w:ascii="Inter" w:eastAsia="宋体" w:hAnsi="Inter" w:cs="宋体"/>
+          <w:color w:val="0F1115"/>
+          <w:kern w:val="0"/>
+          <w:sz w:val="24"/>
+          <w14:ligatures w14:val="none"/>
+        </w:rPr>
+        <w:t>，目标系统</w:t>
+      </w:r>
+    </w:p>
+    <w:p>
+      <w:pPr>
+        <w:widowControl/>
+        <w:spacing w:after="0" w:line="240" w:lineRule="auto"/>
+        <w:rPr>
+          <w:rFonts w:ascii="宋体" w:eastAsia="宋体" w:hAnsi="宋体" w:cs="宋体"/>
+          <w:kern w:val="0"/>
+          <w:sz w:val="24"/>
+          <w14:ligatures w14:val="none"/>
+        </w:rPr>
+      </w:pPr>
+      <m:oMathPara>
+        <m:oMath>
+          <m:r>
+            <w:rPr>
+              <w:rFonts w:ascii="Cambria Math" w:eastAsia="宋体" w:hAnsi="Cambria Math" w:cs="宋体"/>
+              <w:kern w:val="0"/>
+              <w:sz w:val="24"/>
+              <w14:ligatures w14:val="none"/>
+            </w:rPr>
+            <m:t>A=</m:t>
+          </m:r>
+          <w:bookmarkStart w:id="6" w:name="OLE_LINK11"/>
+          <m:d>
+            <m:dPr>
+              <m:begChr m:val="⟨"/>
+              <m:sepChr m:val=","/>
+              <m:endChr m:val="⟩"/>
+              <m:ctrlPr>
+                <w:rPr>
+                  <w:rFonts w:ascii="Cambria Math" w:eastAsia="宋体" w:hAnsi="Cambria Math" w:cs="宋体"/>
+                  <w:kern w:val="0"/>
+                  <w:sz w:val="24"/>
+                  <w14:ligatures w14:val="none"/>
+                </w:rPr>
+              </m:ctrlPr>
+            </m:dPr>
+            <m:e>
+              <m:r>
+                <w:rPr>
+                  <w:rFonts w:ascii="Cambria Math" w:eastAsia="宋体" w:hAnsi="Cambria Math" w:cs="宋体"/>
+                  <w:kern w:val="0"/>
+                  <w:sz w:val="24"/>
+                  <w14:ligatures w14:val="none"/>
+                </w:rPr>
+                <m:t>X</m:t>
+              </m:r>
+            </m:e>
+            <m:e>
+              <m:r>
+                <w:rPr>
+                  <w:rFonts w:ascii="Cambria Math" w:eastAsia="宋体" w:hAnsi="Cambria Math" w:cs="宋体"/>
+                  <w:kern w:val="0"/>
+                  <w:sz w:val="24"/>
+                  <w14:ligatures w14:val="none"/>
+                </w:rPr>
+                <m:t>h</m:t>
+              </m:r>
+            </m:e>
+            <m:e>
+              <m:r>
+                <w:rPr>
+                  <w:rFonts w:ascii="Cambria Math" w:eastAsia="宋体" w:hAnsi="Cambria Math" w:cs="宋体"/>
+                  <w:kern w:val="0"/>
+                  <w:sz w:val="24"/>
+                  <w14:ligatures w14:val="none"/>
+                </w:rPr>
+                <m:t>G</m:t>
+              </m:r>
+            </m:e>
+          </m:d>
+        </m:oMath>
+      </m:oMathPara>
+    </w:p>
+    <w:bookmarkEnd w:id="6"/>
+    <w:p>
+      <w:pPr>
+        <w:widowControl/>
+        <w:shd w:val="clear" w:color="auto" w:fill="FFFFFF"/>
+        <w:spacing w:before="240" w:after="240" w:line="240" w:lineRule="auto"/>
+        <w:rPr>
+          <w:rFonts w:ascii="Inter" w:eastAsia="宋体" w:hAnsi="Inter" w:cs="宋体"/>
+          <w:color w:val="0F1115"/>
+          <w:kern w:val="0"/>
+          <w:sz w:val="24"/>
+          <w14:ligatures w14:val="none"/>
+        </w:rPr>
+      </w:pPr>
+      <w:r>
+        <w:rPr>
+          <w:rFonts w:ascii="Inter" w:eastAsia="宋体" w:hAnsi="Inter" w:cs="宋体"/>
+          <w:color w:val="0F1115"/>
+          <w:kern w:val="0"/>
+          <w:sz w:val="24"/>
+          <w14:ligatures w14:val="none"/>
+        </w:rPr>
+        <w:t>是一个实现了效果</w:t>
+      </w:r>
+      <w:r>
+        <w:rPr>
+          <w:rFonts w:ascii="Inter" w:eastAsia="宋体" w:hAnsi="Inter" w:cs="宋体"/>
+          <w:color w:val="0F1115"/>
+          <w:kern w:val="0"/>
+          <w:sz w:val="24"/>
+          <w14:ligatures w14:val="none"/>
+        </w:rPr>
+        <w:t xml:space="preserve"> </w:t>
+      </w:r>
+      <m:oMath>
+        <m:r>
+          <w:rPr>
+            <w:rFonts w:ascii="Cambria Math" w:eastAsia="宋体" w:hAnsi="Cambria Math" w:cs="宋体"/>
+            <w:kern w:val="0"/>
+            <w:sz w:val="24"/>
+            <w14:ligatures w14:val="none"/>
+          </w:rPr>
+          <m:t>E</m:t>
+        </m:r>
+      </m:oMath>
+      <w:r>
+        <w:rPr>
+          <w:rFonts w:ascii="Inter" w:eastAsia="宋体" w:hAnsi="Inter" w:cs="宋体"/>
+          <w:color w:val="0F1115"/>
+          <w:kern w:val="0"/>
+          <w:sz w:val="24"/>
+          <w14:ligatures w14:val="none"/>
+        </w:rPr>
+        <w:t>的合法映射系统。由映射系统定义，</w:t>
+      </w:r>
+      <m:oMath>
+        <m:r>
+          <w:rPr>
+            <w:rFonts w:ascii="Cambria Math" w:eastAsia="宋体" w:hAnsi="Cambria Math" w:cs="宋体"/>
+            <w:kern w:val="0"/>
+            <w:sz w:val="24"/>
+            <w14:ligatures w14:val="none"/>
+          </w:rPr>
+          <m:t>h</m:t>
+        </m:r>
+      </m:oMath>
+      <w:r>
+        <w:rPr>
+          <w:rFonts w:ascii="Inter" w:eastAsia="宋体" w:hAnsi="Inter" w:cs="宋体"/>
+          <w:color w:val="0F1115"/>
+          <w:kern w:val="0"/>
+          <w:sz w:val="24"/>
+          <w14:ligatures w14:val="none"/>
+        </w:rPr>
+        <w:t xml:space="preserve"> </w:t>
+      </w:r>
+      <w:r>
+        <w:rPr>
+          <w:rFonts w:ascii="Inter" w:eastAsia="宋体" w:hAnsi="Inter" w:cs="宋体"/>
+          <w:color w:val="0F1115"/>
+          <w:kern w:val="0"/>
+          <w:sz w:val="24"/>
+          <w14:ligatures w14:val="none"/>
+        </w:rPr>
+        <w:t>必须是单一映射，且满足</w:t>
+      </w:r>
+    </w:p>
+    <w:p>
+      <w:pPr>
+        <w:widowControl/>
+        <w:spacing w:after="0" w:line="240" w:lineRule="auto"/>
+        <w:rPr>
+          <w:rFonts w:ascii="宋体" w:eastAsia="宋体" w:hAnsi="宋体" w:cs="宋体"/>
+          <w:kern w:val="0"/>
+          <w:sz w:val="24"/>
+          <w14:ligatures w14:val="none"/>
+        </w:rPr>
+      </w:pPr>
+      <w:bookmarkStart w:id="7" w:name="OLE_LINK12"/>
+      <m:oMathPara>
+        <m:oMath>
+          <m:r>
+            <w:rPr>
+              <w:rFonts w:ascii="Cambria Math" w:eastAsia="宋体" w:hAnsi="Cambria Math" w:cs="宋体"/>
+              <w:kern w:val="0"/>
+              <w:sz w:val="24"/>
+              <w14:ligatures w14:val="none"/>
+            </w:rPr>
+            <m:t>X</m:t>
+          </m:r>
+          <m:box>
+            <m:boxPr>
+              <m:opEmu m:val="1"/>
+              <m:ctrlPr>
+                <w:rPr>
+                  <w:rFonts w:ascii="Cambria Math" w:eastAsia="宋体" w:hAnsi="Cambria Math" w:cs="宋体"/>
+                  <w:i/>
+                  <w:kern w:val="0"/>
+                  <w:sz w:val="24"/>
+                  <w14:ligatures w14:val="none"/>
+                </w:rPr>
+              </m:ctrlPr>
+            </m:boxPr>
+            <m:e>
+              <m:groupChr>
+                <m:groupChrPr>
+                  <m:chr m:val="→"/>
+                  <m:vertJc m:val="bot"/>
+                  <m:ctrlPr>
+                    <w:rPr>
+                      <w:rFonts w:ascii="Cambria Math" w:eastAsia="宋体" w:hAnsi="Cambria Math" w:cs="宋体"/>
+                      <w:i/>
+                      <w:kern w:val="0"/>
+                      <w:sz w:val="24"/>
+                      <w14:ligatures w14:val="none"/>
+                    </w:rPr>
+                  </m:ctrlPr>
+                </m:groupChrPr>
+                <m:e>
+                  <m:r>
+                    <w:rPr>
+                      <w:rFonts w:ascii="Cambria Math" w:eastAsia="宋体" w:hAnsi="Cambria Math" w:cs="宋体"/>
+                      <w:kern w:val="0"/>
+                      <w:sz w:val="24"/>
+                      <w14:ligatures w14:val="none"/>
+                    </w:rPr>
+                    <m:t>h</m:t>
+                  </m:r>
+                  <m:r>
+                    <w:rPr>
+                      <w:rFonts w:ascii="Cambria Math" w:eastAsia="宋体" w:hAnsi="Cambria Math" w:cs="宋体"/>
+                      <w:kern w:val="0"/>
+                      <w:sz w:val="24"/>
+                      <w14:ligatures w14:val="none"/>
+                    </w:rPr>
+                    <m:t>封装</m:t>
+                  </m:r>
+                </m:e>
+              </m:groupChr>
+            </m:e>
+          </m:box>
+          <m:r>
+            <w:rPr>
+              <w:rFonts w:ascii="Cambria Math" w:eastAsia="宋体" w:hAnsi="Cambria Math" w:cs="宋体"/>
+              <w:kern w:val="0"/>
+              <w:sz w:val="24"/>
+              <w14:ligatures w14:val="none"/>
+            </w:rPr>
+            <m:t>G</m:t>
+          </m:r>
+          <w:bookmarkEnd w:id="7"/>
+          <m:r>
+            <w:rPr>
+              <w:rFonts w:ascii="Cambria Math" w:eastAsia="宋体" w:hAnsi="Cambria Math" w:cs="宋体"/>
+              <w:kern w:val="0"/>
+              <w:sz w:val="24"/>
+              <w14:ligatures w14:val="none"/>
+            </w:rPr>
+            <m:t>.</m:t>
+          </m:r>
+        </m:oMath>
+      </m:oMathPara>
+    </w:p>
+    <w:p>
+      <w:pPr>
+        <w:widowControl/>
+        <w:shd w:val="clear" w:color="auto" w:fill="FFFFFF"/>
+        <w:spacing w:before="240" w:after="240" w:line="240" w:lineRule="auto"/>
+        <w:rPr>
+          <w:rFonts w:ascii="Inter" w:eastAsia="宋体" w:hAnsi="Inter" w:cs="宋体"/>
+          <w:color w:val="0F1115"/>
+          <w:kern w:val="0"/>
+          <w:sz w:val="24"/>
+          <w14:ligatures w14:val="none"/>
+        </w:rPr>
+      </w:pPr>
+      <w:r>
+        <w:rPr>
+          <w:rFonts w:ascii="Inter" w:eastAsia="宋体" w:hAnsi="Inter" w:cs="宋体"/>
+          <w:color w:val="0F1115"/>
+          <w:kern w:val="0"/>
+          <w:sz w:val="24"/>
+          <w14:ligatures w14:val="none"/>
+        </w:rPr>
+        <w:t>设</w:t>
+      </w:r>
+      <w:r>
+        <w:rPr>
+          <w:rFonts w:ascii="Inter" w:eastAsia="宋体" w:hAnsi="Inter" w:cs="宋体"/>
+          <w:color w:val="0F1115"/>
+          <w:kern w:val="0"/>
+          <w:sz w:val="24"/>
+          <w14:ligatures w14:val="none"/>
+        </w:rPr>
+        <w:t xml:space="preserve"> </w:t>
+      </w:r>
+      <m:oMath>
+        <m:r>
+          <w:rPr>
+            <w:rFonts w:ascii="Cambria Math" w:eastAsia="宋体" w:hAnsi="Cambria Math" w:cs="宋体"/>
+            <w:kern w:val="0"/>
+            <w:sz w:val="24"/>
+            <w14:ligatures w14:val="none"/>
+          </w:rPr>
+          <m:t>A</m:t>
+        </m:r>
+      </m:oMath>
+      <w:r>
+        <w:rPr>
+          <w:rFonts w:ascii="Inter" w:eastAsia="宋体" w:hAnsi="Inter" w:cs="宋体"/>
+          <w:color w:val="0F1115"/>
+          <w:kern w:val="0"/>
+          <w:sz w:val="24"/>
+          <w14:ligatures w14:val="none"/>
+        </w:rPr>
+        <w:t>可由多种方式分解，每种分解</w:t>
+      </w:r>
+      <w:r>
+        <w:rPr>
+          <w:rFonts w:ascii="Inter" w:eastAsia="宋体" w:hAnsi="Inter" w:cs="宋体"/>
+          <w:color w:val="0F1115"/>
+          <w:kern w:val="0"/>
+          <w:sz w:val="24"/>
+          <w14:ligatures w14:val="none"/>
+        </w:rPr>
+        <w:t xml:space="preserve"> </w:t>
+      </w:r>
+      <m:oMath>
+        <m:sSub>
+          <m:sSubPr>
+            <m:ctrlPr>
+              <w:rPr>
+                <w:rFonts w:ascii="Cambria Math" w:eastAsia="宋体" w:hAnsi="Cambria Math" w:cs="宋体"/>
+                <w:kern w:val="0"/>
+                <w:sz w:val="24"/>
+                <w14:ligatures w14:val="none"/>
+              </w:rPr>
+            </m:ctrlPr>
+          </m:sSubPr>
+          <m:e>
+            <m:r>
+              <w:rPr>
+                <w:rFonts w:ascii="Cambria Math" w:eastAsia="宋体" w:hAnsi="Cambria Math" w:cs="宋体"/>
+                <w:kern w:val="0"/>
+                <w:sz w:val="24"/>
+                <w14:ligatures w14:val="none"/>
+              </w:rPr>
+              <m:t>d</m:t>
+            </m:r>
+          </m:e>
+          <m:sub>
+            <m:r>
+              <w:rPr>
+                <w:rFonts w:ascii="Cambria Math" w:eastAsia="宋体" w:hAnsi="Cambria Math" w:cs="宋体"/>
+                <w:kern w:val="0"/>
+                <w:sz w:val="24"/>
+                <w14:ligatures w14:val="none"/>
+              </w:rPr>
+              <m:t>i</m:t>
+            </m:r>
+          </m:sub>
+        </m:sSub>
+        <m:r>
+          <w:rPr>
+            <w:rFonts w:ascii="Cambria Math" w:eastAsia="宋体" w:hAnsi="Cambria Math" w:cs="宋体"/>
+            <w:kern w:val="0"/>
+            <w:sz w:val="24"/>
+            <w14:ligatures w14:val="none"/>
+          </w:rPr>
+          <m:t>∈</m:t>
+        </m:r>
+        <m:r>
+          <m:rPr>
+            <m:sty m:val="p"/>
+          </m:rPr>
+          <w:rPr>
+            <w:rFonts w:ascii="Cambria Math" w:eastAsia="宋体" w:hAnsi="Cambria Math" w:cs="宋体"/>
+            <w:kern w:val="0"/>
+            <w:sz w:val="24"/>
+            <w14:ligatures w14:val="none"/>
+          </w:rPr>
+          <m:t>Ext</m:t>
+        </m:r>
+        <m:r>
+          <w:rPr>
+            <w:rFonts w:ascii="Cambria Math" w:eastAsia="宋体" w:hAnsi="Cambria Math" w:cs="宋体"/>
+            <w:kern w:val="0"/>
+            <w:sz w:val="24"/>
+            <w14:ligatures w14:val="none"/>
+          </w:rPr>
+          <m:t>⁡</m:t>
+        </m:r>
+        <m:d>
+          <m:dPr>
+            <m:ctrlPr>
+              <w:rPr>
+                <w:rFonts w:ascii="Cambria Math" w:eastAsia="宋体" w:hAnsi="Cambria Math" w:cs="宋体"/>
+                <w:kern w:val="0"/>
+                <w:sz w:val="24"/>
+                <w14:ligatures w14:val="none"/>
+              </w:rPr>
+            </m:ctrlPr>
+          </m:dPr>
+          <m:e>
+            <m:r>
+              <w:rPr>
+                <w:rFonts w:ascii="Cambria Math" w:eastAsia="宋体" w:hAnsi="Cambria Math" w:cs="宋体"/>
+                <w:kern w:val="0"/>
+                <w:sz w:val="24"/>
+                <w14:ligatures w14:val="none"/>
+              </w:rPr>
+              <m:t>D</m:t>
+            </m:r>
+          </m:e>
+        </m:d>
+      </m:oMath>
+      <w:r>
+        <w:rPr>
+          <w:rFonts w:ascii="Inter" w:eastAsia="宋体" w:hAnsi="Inter" w:cs="宋体"/>
+          <w:color w:val="0F1115"/>
+          <w:kern w:val="0"/>
+          <w:sz w:val="24"/>
+          <w14:ligatures w14:val="none"/>
+        </w:rPr>
+        <w:t>对应</w:t>
+      </w:r>
+    </w:p>
+    <w:p>
+      <w:pPr>
+        <w:widowControl/>
+        <w:spacing w:after="0" w:line="240" w:lineRule="auto"/>
+        <w:rPr>
+          <w:rFonts w:ascii="宋体" w:eastAsia="宋体" w:hAnsi="宋体" w:cs="宋体"/>
+          <w:kern w:val="0"/>
+          <w:sz w:val="24"/>
+          <w14:ligatures w14:val="none"/>
+        </w:rPr>
+      </w:pPr>
+      <m:oMathPara>
+        <m:oMath>
+          <m:sSub>
+            <m:sSubPr>
+              <m:ctrlPr>
+                <w:rPr>
+                  <w:rFonts w:ascii="Cambria Math" w:eastAsia="宋体" w:hAnsi="Cambria Math" w:cs="宋体"/>
+                  <w:kern w:val="0"/>
+                  <w:sz w:val="24"/>
+                  <w14:ligatures w14:val="none"/>
+                </w:rPr>
+              </m:ctrlPr>
+            </m:sSubPr>
+            <m:e>
+              <m:r>
+                <w:rPr>
+                  <w:rFonts w:ascii="Cambria Math" w:eastAsia="宋体" w:hAnsi="Cambria Math" w:cs="宋体"/>
+                  <w:kern w:val="0"/>
+                  <w:sz w:val="24"/>
+                  <w14:ligatures w14:val="none"/>
+                </w:rPr>
+                <m:t>S</m:t>
+              </m:r>
+            </m:e>
+            <m:sub>
+              <m:r>
+                <w:rPr>
+                  <w:rFonts w:ascii="Cambria Math" w:eastAsia="宋体" w:hAnsi="Cambria Math" w:cs="宋体"/>
+                  <w:kern w:val="0"/>
+                  <w:sz w:val="24"/>
+                  <w14:ligatures w14:val="none"/>
+                </w:rPr>
+                <m:t>i</m:t>
+              </m:r>
+            </m:sub>
+          </m:sSub>
+          <m:r>
+            <w:rPr>
+              <w:rFonts w:ascii="Cambria Math" w:eastAsia="宋体" w:hAnsi="Cambria Math" w:cs="宋体"/>
+              <w:kern w:val="0"/>
+              <w:sz w:val="24"/>
+              <w14:ligatures w14:val="none"/>
+            </w:rPr>
+            <m:t>=</m:t>
+          </m:r>
+          <m:d>
+            <m:dPr>
+              <m:begChr m:val="⟨"/>
+              <m:sepChr m:val=","/>
+              <m:endChr m:val="⟩"/>
+              <m:ctrlPr>
+                <w:rPr>
+                  <w:rFonts w:ascii="Cambria Math" w:eastAsia="宋体" w:hAnsi="Cambria Math" w:cs="宋体"/>
+                  <w:kern w:val="0"/>
+                  <w:sz w:val="24"/>
+                  <w14:ligatures w14:val="none"/>
+                </w:rPr>
+              </m:ctrlPr>
+            </m:dPr>
+            <m:e>
+              <m:r>
+                <w:rPr>
+                  <w:rFonts w:ascii="Cambria Math" w:eastAsia="宋体" w:hAnsi="Cambria Math" w:cs="宋体"/>
+                  <w:kern w:val="0"/>
+                  <w:sz w:val="24"/>
+                  <w14:ligatures w14:val="none"/>
+                </w:rPr>
+                <m:t>X</m:t>
+              </m:r>
+            </m:e>
+            <m:e>
+              <m:sSub>
+                <m:sSubPr>
+                  <m:ctrlPr>
+                    <w:rPr>
+                      <w:rFonts w:ascii="Cambria Math" w:eastAsia="宋体" w:hAnsi="Cambria Math" w:cs="宋体"/>
+                      <w:kern w:val="0"/>
+                      <w:sz w:val="24"/>
+                      <w14:ligatures w14:val="none"/>
+                    </w:rPr>
+                  </m:ctrlPr>
+                </m:sSubPr>
+                <m:e>
+                  <m:r>
+                    <w:rPr>
+                      <w:rFonts w:ascii="Cambria Math" w:eastAsia="宋体" w:hAnsi="Cambria Math" w:cs="宋体"/>
+                      <w:kern w:val="0"/>
+                      <w:sz w:val="24"/>
+                      <w14:ligatures w14:val="none"/>
+                    </w:rPr>
+                    <m:t>f</m:t>
+                  </m:r>
+                </m:e>
+                <m:sub>
+                  <m:r>
+                    <w:rPr>
+                      <w:rFonts w:ascii="Cambria Math" w:eastAsia="宋体" w:hAnsi="Cambria Math" w:cs="宋体"/>
+                      <w:kern w:val="0"/>
+                      <w:sz w:val="24"/>
+                      <w14:ligatures w14:val="none"/>
+                    </w:rPr>
+                    <m:t>i</m:t>
+                  </m:r>
+                </m:sub>
+              </m:sSub>
+            </m:e>
+            <m:e>
+              <m:sSub>
+                <m:sSubPr>
+                  <m:ctrlPr>
+                    <w:rPr>
+                      <w:rFonts w:ascii="Cambria Math" w:eastAsia="宋体" w:hAnsi="Cambria Math" w:cs="宋体"/>
+                      <w:kern w:val="0"/>
+                      <w:sz w:val="24"/>
+                      <w14:ligatures w14:val="none"/>
+                    </w:rPr>
+                  </m:ctrlPr>
+                </m:sSubPr>
+                <m:e>
+                  <m:r>
+                    <w:rPr>
+                      <w:rFonts w:ascii="Cambria Math" w:eastAsia="宋体" w:hAnsi="Cambria Math" w:cs="宋体"/>
+                      <w:kern w:val="0"/>
+                      <w:sz w:val="24"/>
+                      <w14:ligatures w14:val="none"/>
+                    </w:rPr>
+                    <m:t>S</m:t>
+                  </m:r>
+                </m:e>
+                <m:sub>
+                  <m:r>
+                    <w:rPr>
+                      <w:rFonts w:ascii="Cambria Math" w:eastAsia="宋体" w:hAnsi="Cambria Math" w:cs="宋体"/>
+                      <w:kern w:val="0"/>
+                      <w:sz w:val="24"/>
+                      <w14:ligatures w14:val="none"/>
+                    </w:rPr>
+                    <m:t>i</m:t>
+                  </m:r>
+                </m:sub>
+              </m:sSub>
+              <m:r>
+                <w:rPr>
+                  <w:rFonts w:ascii="Cambria Math" w:eastAsia="宋体" w:hAnsi="Cambria Math" w:cs="宋体"/>
+                  <w:kern w:val="0"/>
+                  <w:sz w:val="24"/>
+                  <w14:ligatures w14:val="none"/>
+                </w:rPr>
+                <m:t>.Y</m:t>
+              </m:r>
+            </m:e>
+          </m:d>
+          <m:r>
+            <w:rPr>
+              <w:rFonts w:ascii="Cambria Math" w:eastAsia="宋体" w:hAnsi="Cambria Math" w:cs="宋体"/>
+              <w:kern w:val="0"/>
+              <w:sz w:val="24"/>
+              <w14:ligatures w14:val="none"/>
+            </w:rPr>
+            <m:t>, </m:t>
+          </m:r>
+          <m:sSub>
+            <m:sSubPr>
+              <m:ctrlPr>
+                <w:rPr>
+                  <w:rFonts w:ascii="Cambria Math" w:eastAsia="宋体" w:hAnsi="Cambria Math" w:cs="宋体"/>
+                  <w:kern w:val="0"/>
+                  <w:sz w:val="24"/>
+                  <w14:ligatures w14:val="none"/>
+                </w:rPr>
+              </m:ctrlPr>
+            </m:sSubPr>
+            <m:e>
+              <m:r>
+                <w:rPr>
+                  <w:rFonts w:ascii="Cambria Math" w:eastAsia="宋体" w:hAnsi="Cambria Math" w:cs="宋体"/>
+                  <w:kern w:val="0"/>
+                  <w:sz w:val="24"/>
+                  <w14:ligatures w14:val="none"/>
+                </w:rPr>
+                <m:t>T</m:t>
+              </m:r>
+            </m:e>
+            <m:sub>
+              <m:r>
+                <w:rPr>
+                  <w:rFonts w:ascii="Cambria Math" w:eastAsia="宋体" w:hAnsi="Cambria Math" w:cs="宋体"/>
+                  <w:kern w:val="0"/>
+                  <w:sz w:val="24"/>
+                  <w14:ligatures w14:val="none"/>
+                </w:rPr>
+                <m:t>i</m:t>
+              </m:r>
+            </m:sub>
+          </m:sSub>
+          <m:r>
+            <w:rPr>
+              <w:rFonts w:ascii="Cambria Math" w:eastAsia="宋体" w:hAnsi="Cambria Math" w:cs="宋体"/>
+              <w:kern w:val="0"/>
+              <w:sz w:val="24"/>
+              <w14:ligatures w14:val="none"/>
+            </w:rPr>
+            <m:t>=</m:t>
+          </m:r>
+          <m:d>
+            <m:dPr>
+              <m:begChr m:val="⟨"/>
+              <m:sepChr m:val=","/>
+              <m:endChr m:val="⟩"/>
+              <m:ctrlPr>
+                <w:rPr>
+                  <w:rFonts w:ascii="Cambria Math" w:eastAsia="宋体" w:hAnsi="Cambria Math" w:cs="宋体"/>
+                  <w:i/>
+                  <w:kern w:val="0"/>
+                  <w:sz w:val="24"/>
+                  <w14:ligatures w14:val="none"/>
+                </w:rPr>
+              </m:ctrlPr>
+            </m:dPr>
+            <m:e>
+              <m:sSub>
+                <m:sSubPr>
+                  <m:ctrlPr>
+                    <w:rPr>
+                      <w:rFonts w:ascii="Cambria Math" w:eastAsia="宋体" w:hAnsi="Cambria Math" w:cs="宋体"/>
+                      <w:i/>
+                      <w:kern w:val="0"/>
+                      <w:sz w:val="24"/>
+                      <w14:ligatures w14:val="none"/>
+                    </w:rPr>
+                  </m:ctrlPr>
+                </m:sSubPr>
+                <m:e>
+                  <m:r>
+                    <w:rPr>
+                      <w:rFonts w:ascii="Cambria Math" w:eastAsia="宋体" w:hAnsi="Cambria Math" w:cs="宋体"/>
+                      <w:kern w:val="0"/>
+                      <w:sz w:val="24"/>
+                      <w14:ligatures w14:val="none"/>
+                    </w:rPr>
+                    <m:t>T</m:t>
+                  </m:r>
+                </m:e>
+                <m:sub>
+                  <m:r>
+                    <w:rPr>
+                      <w:rFonts w:ascii="Cambria Math" w:eastAsia="宋体" w:hAnsi="Cambria Math" w:cs="宋体"/>
+                      <w:kern w:val="0"/>
+                      <w:sz w:val="24"/>
+                      <w14:ligatures w14:val="none"/>
+                    </w:rPr>
+                    <m:t>i</m:t>
+                  </m:r>
+                </m:sub>
+              </m:sSub>
+              <m:r>
+                <w:rPr>
+                  <w:rFonts w:ascii="Cambria Math" w:eastAsia="宋体" w:hAnsi="Cambria Math" w:cs="宋体"/>
+                  <w:kern w:val="0"/>
+                  <w:sz w:val="24"/>
+                  <w14:ligatures w14:val="none"/>
+                </w:rPr>
+                <m:t>.Y</m:t>
+              </m:r>
+            </m:e>
+            <m:e>
+              <m:sSub>
+                <m:sSubPr>
+                  <m:ctrlPr>
+                    <w:rPr>
+                      <w:rFonts w:ascii="Cambria Math" w:eastAsia="宋体" w:hAnsi="Cambria Math" w:cs="宋体"/>
+                      <w:i/>
+                      <w:kern w:val="0"/>
+                      <w:sz w:val="24"/>
+                      <w14:ligatures w14:val="none"/>
+                    </w:rPr>
+                  </m:ctrlPr>
+                </m:sSubPr>
+                <m:e>
+                  <m:r>
+                    <w:rPr>
+                      <w:rFonts w:ascii="Cambria Math" w:eastAsia="宋体" w:hAnsi="Cambria Math" w:cs="宋体"/>
+                      <w:kern w:val="0"/>
+                      <w:sz w:val="24"/>
+                      <w14:ligatures w14:val="none"/>
+                    </w:rPr>
+                    <m:t>g</m:t>
+                  </m:r>
+                </m:e>
+                <m:sub>
+                  <m:r>
+                    <w:rPr>
+                      <w:rFonts w:ascii="Cambria Math" w:eastAsia="宋体" w:hAnsi="Cambria Math" w:cs="宋体"/>
+                      <w:kern w:val="0"/>
+                      <w:sz w:val="24"/>
+                      <w14:ligatures w14:val="none"/>
+                    </w:rPr>
+                    <m:t>i</m:t>
+                  </m:r>
+                </m:sub>
+              </m:sSub>
+            </m:e>
+            <m:e>
+              <m:r>
+                <w:rPr>
+                  <w:rFonts w:ascii="Cambria Math" w:eastAsia="宋体" w:hAnsi="Cambria Math" w:cs="宋体"/>
+                  <w:kern w:val="0"/>
+                  <w:sz w:val="24"/>
+                  <w14:ligatures w14:val="none"/>
+                </w:rPr>
+                <m:t>G</m:t>
+              </m:r>
+            </m:e>
+          </m:d>
+          <m:r>
+            <w:rPr>
+              <w:rFonts w:ascii="Cambria Math" w:eastAsia="宋体" w:hAnsi="Cambria Math" w:cs="宋体"/>
+              <w:kern w:val="0"/>
+              <w:sz w:val="24"/>
+              <w14:ligatures w14:val="none"/>
+            </w:rPr>
+            <m:t>,</m:t>
+          </m:r>
+          <m:r>
+            <w:rPr>
+              <w:rFonts w:ascii="Cambria Math" w:eastAsia="宋体" w:hAnsi="Cambria Math" w:cs="宋体"/>
+              <w:i/>
+              <w:kern w:val="0"/>
+              <w:sz w:val="24"/>
+              <w14:ligatures w14:val="none"/>
+            </w:rPr>
+            <w:br/>
+          </m:r>
+        </m:oMath>
+      </m:oMathPara>
+    </w:p>
+    <w:p>
+      <w:pPr>
+        <w:widowControl/>
+        <w:shd w:val="clear" w:color="auto" w:fill="FFFFFF"/>
+        <w:spacing w:before="240" w:after="240" w:line="240" w:lineRule="auto"/>
+        <w:rPr>
+          <w:rFonts w:ascii="Inter" w:eastAsia="宋体" w:hAnsi="Inter" w:cs="宋体"/>
+          <w:color w:val="0F1115"/>
+          <w:kern w:val="0"/>
+          <w:sz w:val="24"/>
+          <w14:ligatures w14:val="none"/>
+        </w:rPr>
+      </w:pPr>
+      <w:r>
+        <w:rPr>
+          <w:rFonts w:ascii="Inter" w:eastAsia="宋体" w:hAnsi="Inter" w:cs="宋体"/>
+          <w:color w:val="0F1115"/>
+          <w:kern w:val="0"/>
+          <w:sz w:val="24"/>
+          <w14:ligatures w14:val="none"/>
+        </w:rPr>
+        <w:t>满足</w:t>
+      </w:r>
+    </w:p>
+    <w:p>
+      <w:pPr>
+        <w:widowControl/>
+        <w:spacing w:after="0" w:line="240" w:lineRule="auto"/>
+        <w:rPr>
+          <w:rFonts w:ascii="Inter" w:eastAsia="宋体" w:hAnsi="Inter" w:cs="宋体"/>
+          <w:color w:val="0F1115"/>
+          <w:kern w:val="0"/>
+          <w:sz w:val="24"/>
+          <w14:ligatures w14:val="none"/>
+        </w:rPr>
+      </w:pPr>
+      <m:oMathPara>
+        <m:oMath>
+          <m:r>
+            <w:rPr>
+              <w:rFonts w:ascii="Cambria Math" w:eastAsia="宋体" w:hAnsi="Cambria Math" w:cs="宋体"/>
+              <w:kern w:val="0"/>
+              <w:sz w:val="24"/>
+              <w14:ligatures w14:val="none"/>
+            </w:rPr>
+            <m:t>X</m:t>
+          </m:r>
+          <m:box>
+            <m:boxPr>
+              <m:opEmu m:val="1"/>
+              <m:ctrlPr>
+                <w:rPr>
+                  <w:rFonts w:ascii="Cambria Math" w:eastAsia="宋体" w:hAnsi="Cambria Math" w:cs="宋体"/>
+                  <w:i/>
+                  <w:kern w:val="0"/>
+                  <w:sz w:val="24"/>
+                  <w14:ligatures w14:val="none"/>
+                </w:rPr>
+              </m:ctrlPr>
+            </m:boxPr>
+            <m:e>
+              <m:groupChr>
+                <m:groupChrPr>
+                  <m:chr m:val="→"/>
+                  <m:vertJc m:val="bot"/>
+                  <m:ctrlPr>
+                    <w:rPr>
+                      <w:rFonts w:ascii="Cambria Math" w:eastAsia="宋体" w:hAnsi="Cambria Math" w:cs="宋体"/>
+                      <w:i/>
+                      <w:kern w:val="0"/>
+                      <w:sz w:val="24"/>
+                      <w14:ligatures w14:val="none"/>
+                    </w:rPr>
+                  </m:ctrlPr>
+                </m:groupChrPr>
+                <m:e>
+                  <m:sSub>
+                    <m:sSubPr>
+                      <m:ctrlPr>
+                        <w:rPr>
+                          <w:rFonts w:ascii="Cambria Math" w:eastAsia="宋体" w:hAnsi="Cambria Math" w:cs="宋体"/>
+                          <w:i/>
+                          <w:kern w:val="0"/>
+                          <w:sz w:val="24"/>
+                          <w14:ligatures w14:val="none"/>
+                        </w:rPr>
+                      </m:ctrlPr>
+                    </m:sSubPr>
+                    <m:e>
+                      <m:r>
+                        <w:rPr>
+                          <w:rFonts w:ascii="Cambria Math" w:eastAsia="宋体" w:hAnsi="Cambria Math" w:cs="宋体"/>
+                          <w:kern w:val="0"/>
+                          <w:sz w:val="24"/>
+                          <w14:ligatures w14:val="none"/>
+                        </w:rPr>
+                        <m:t>f</m:t>
+                      </m:r>
+                    </m:e>
+                    <m:sub>
+                      <m:r>
+                        <w:rPr>
+                          <w:rFonts w:ascii="Cambria Math" w:eastAsia="宋体" w:hAnsi="Cambria Math" w:cs="宋体"/>
+                          <w:kern w:val="0"/>
+                          <w:sz w:val="24"/>
+                          <w14:ligatures w14:val="none"/>
+                        </w:rPr>
+                        <m:t>i</m:t>
+                      </m:r>
+                    </m:sub>
+                  </m:sSub>
+                  <m:r>
+                    <w:rPr>
+                      <w:rFonts w:ascii="Cambria Math" w:eastAsia="宋体" w:hAnsi="Cambria Math" w:cs="宋体"/>
+                      <w:kern w:val="0"/>
+                      <w:sz w:val="24"/>
+                      <w14:ligatures w14:val="none"/>
+                    </w:rPr>
+                    <m:t>封装</m:t>
+                  </m:r>
+                </m:e>
+              </m:groupChr>
+            </m:e>
+          </m:box>
+          <m:sSub>
+            <m:sSubPr>
+              <m:ctrlPr>
+                <w:rPr>
+                  <w:rFonts w:ascii="Cambria Math" w:eastAsia="宋体" w:hAnsi="Cambria Math" w:cs="宋体"/>
+                  <w:i/>
+                  <w:kern w:val="0"/>
+                  <w:sz w:val="24"/>
+                  <w14:ligatures w14:val="none"/>
+                </w:rPr>
+              </m:ctrlPr>
+            </m:sSubPr>
+            <m:e>
+              <m:r>
+                <w:rPr>
+                  <w:rFonts w:ascii="Cambria Math" w:eastAsia="宋体" w:hAnsi="Cambria Math" w:cs="宋体"/>
+                  <w:kern w:val="0"/>
+                  <w:sz w:val="24"/>
+                  <w14:ligatures w14:val="none"/>
+                </w:rPr>
+                <m:t>S</m:t>
+              </m:r>
+            </m:e>
+            <m:sub>
+              <m:r>
+                <w:rPr>
+                  <w:rFonts w:ascii="Cambria Math" w:eastAsia="宋体" w:hAnsi="Cambria Math" w:cs="宋体"/>
+                  <w:kern w:val="0"/>
+                  <w:sz w:val="24"/>
+                  <w14:ligatures w14:val="none"/>
+                </w:rPr>
+                <m:t>i</m:t>
+              </m:r>
+            </m:sub>
+          </m:sSub>
+          <m:r>
+            <w:rPr>
+              <w:rFonts w:ascii="Cambria Math" w:eastAsia="宋体" w:hAnsi="Cambria Math" w:cs="宋体"/>
+              <w:kern w:val="0"/>
+              <w:sz w:val="24"/>
+              <w14:ligatures w14:val="none"/>
+            </w:rPr>
+            <m:t xml:space="preserve">.Y,  </m:t>
+          </m:r>
+          <m:sSub>
+            <m:sSubPr>
+              <m:ctrlPr>
+                <w:rPr>
+                  <w:rFonts w:ascii="Cambria Math" w:eastAsia="宋体" w:hAnsi="Cambria Math" w:cs="宋体"/>
+                  <w:i/>
+                  <w:kern w:val="0"/>
+                  <w:sz w:val="24"/>
+                  <w14:ligatures w14:val="none"/>
+                </w:rPr>
+              </m:ctrlPr>
+            </m:sSubPr>
+            <m:e>
+              <m:r>
+                <w:rPr>
+                  <w:rFonts w:ascii="Cambria Math" w:eastAsia="宋体" w:hAnsi="Cambria Math" w:cs="宋体"/>
+                  <w:kern w:val="0"/>
+                  <w:sz w:val="24"/>
+                  <w14:ligatures w14:val="none"/>
+                </w:rPr>
+                <m:t>T</m:t>
+              </m:r>
+            </m:e>
+            <m:sub>
+              <m:r>
+                <w:rPr>
+                  <w:rFonts w:ascii="Cambria Math" w:eastAsia="宋体" w:hAnsi="Cambria Math" w:cs="宋体"/>
+                  <w:kern w:val="0"/>
+                  <w:sz w:val="24"/>
+                  <w14:ligatures w14:val="none"/>
+                </w:rPr>
+                <m:t>i</m:t>
+              </m:r>
+            </m:sub>
+          </m:sSub>
+          <m:r>
+            <w:rPr>
+              <w:rFonts w:ascii="Cambria Math" w:eastAsia="宋体" w:hAnsi="Cambria Math" w:cs="宋体"/>
+              <w:kern w:val="0"/>
+              <w:sz w:val="24"/>
+              <w14:ligatures w14:val="none"/>
+            </w:rPr>
+            <m:t>.Y</m:t>
+          </m:r>
+          <m:box>
+            <m:boxPr>
+              <m:opEmu m:val="1"/>
+              <m:ctrlPr>
+                <w:rPr>
+                  <w:rFonts w:ascii="Cambria Math" w:eastAsia="宋体" w:hAnsi="Cambria Math" w:cs="宋体"/>
+                  <w:i/>
+                  <w:sz w:val="24"/>
+                </w:rPr>
+              </m:ctrlPr>
+            </m:boxPr>
+            <m:e>
+              <m:groupChr>
+                <m:groupChrPr>
+                  <m:chr m:val="→"/>
+                  <m:vertJc m:val="bot"/>
+                  <m:ctrlPr>
+                    <w:rPr>
+                      <w:rFonts w:ascii="Cambria Math" w:eastAsia="宋体" w:hAnsi="Cambria Math" w:cs="宋体"/>
+                      <w:i/>
+                      <w:sz w:val="24"/>
+                    </w:rPr>
+                  </m:ctrlPr>
+                </m:groupChrPr>
+                <m:e>
+                  <m:sSub>
+                    <m:sSubPr>
+                      <m:ctrlPr>
+                        <w:rPr>
+                          <w:rFonts w:ascii="Cambria Math" w:eastAsia="宋体" w:hAnsi="Cambria Math" w:cs="宋体"/>
+                          <w:i/>
+                          <w:kern w:val="0"/>
+                          <w:sz w:val="24"/>
+                          <w14:ligatures w14:val="none"/>
+                        </w:rPr>
+                      </m:ctrlPr>
+                    </m:sSubPr>
+                    <m:e>
+                      <m:r>
+                        <w:rPr>
+                          <w:rFonts w:ascii="Cambria Math" w:eastAsia="宋体" w:hAnsi="Cambria Math" w:cs="宋体"/>
+                          <w:kern w:val="0"/>
+                          <w:sz w:val="24"/>
+                          <w14:ligatures w14:val="none"/>
+                        </w:rPr>
+                        <m:t>g</m:t>
+                      </m:r>
+                      <m:ctrlPr>
+                        <w:rPr>
+                          <w:rFonts w:ascii="Cambria Math" w:eastAsia="宋体" w:hAnsi="Cambria Math" w:cs="宋体"/>
+                          <w:i/>
+                          <w:sz w:val="24"/>
+                        </w:rPr>
+                      </m:ctrlPr>
+                    </m:e>
+                    <m:sub>
+                      <m:r>
+                        <w:rPr>
+                          <w:rFonts w:ascii="Cambria Math" w:eastAsia="宋体" w:hAnsi="Cambria Math" w:cs="宋体"/>
+                          <w:kern w:val="0"/>
+                          <w:sz w:val="24"/>
+                          <w14:ligatures w14:val="none"/>
+                        </w:rPr>
+                        <m:t>i</m:t>
+                      </m:r>
+                    </m:sub>
+                  </m:sSub>
+                  <m:r>
+                    <w:rPr>
+                      <w:rFonts w:ascii="Cambria Math" w:eastAsia="宋体" w:hAnsi="Cambria Math" w:cs="宋体" w:hint="eastAsia"/>
+                      <w:kern w:val="0"/>
+                      <w:sz w:val="24"/>
+                      <w14:ligatures w14:val="none"/>
+                    </w:rPr>
+                    <m:t>封装</m:t>
+                  </m:r>
+                </m:e>
+              </m:groupChr>
+            </m:e>
+          </m:box>
+          <m:r>
+            <w:rPr>
+              <w:rFonts w:ascii="Cambria Math" w:eastAsia="宋体" w:hAnsi="Cambria Math" w:cs="宋体"/>
+              <w:kern w:val="0"/>
+              <w:sz w:val="24"/>
+              <w14:ligatures w14:val="none"/>
+            </w:rPr>
+            <m:t>G</m:t>
+          </m:r>
+          <m:r>
+            <w:rPr>
+              <w:rFonts w:ascii="Cambria Math" w:eastAsia="宋体" w:hAnsi="Cambria Math" w:cs="宋体"/>
+              <w:kern w:val="0"/>
+              <w:sz w:val="24"/>
+              <w14:ligatures w14:val="none"/>
+            </w:rPr>
+            <m:t xml:space="preserve">,  </m:t>
+          </m:r>
+          <m:sSub>
+            <m:sSubPr>
+              <m:ctrlPr>
+                <w:rPr>
+                  <w:rFonts w:ascii="Cambria Math" w:eastAsia="宋体" w:hAnsi="Cambria Math" w:cs="宋体"/>
+                  <w:i/>
+                  <w:kern w:val="0"/>
+                  <w:sz w:val="24"/>
+                  <w14:ligatures w14:val="none"/>
+                </w:rPr>
+              </m:ctrlPr>
+            </m:sSubPr>
+            <m:e>
+              <m:r>
+                <w:rPr>
+                  <w:rFonts w:ascii="Cambria Math" w:eastAsia="宋体" w:hAnsi="Cambria Math" w:cs="宋体"/>
+                  <w:kern w:val="0"/>
+                  <w:sz w:val="24"/>
+                  <w14:ligatures w14:val="none"/>
+                </w:rPr>
+                <m:t>S</m:t>
+              </m:r>
+            </m:e>
+            <m:sub>
+              <m:r>
+                <w:rPr>
+                  <w:rFonts w:ascii="Cambria Math" w:eastAsia="宋体" w:hAnsi="Cambria Math" w:cs="宋体"/>
+                  <w:kern w:val="0"/>
+                  <w:sz w:val="24"/>
+                  <w14:ligatures w14:val="none"/>
+                </w:rPr>
+                <m:t>i</m:t>
+              </m:r>
+            </m:sub>
+          </m:sSub>
+          <m:r>
+            <w:rPr>
+              <w:rFonts w:ascii="Cambria Math" w:eastAsia="宋体" w:hAnsi="Cambria Math" w:cs="宋体"/>
+              <w:kern w:val="0"/>
+              <w:sz w:val="24"/>
+              <w14:ligatures w14:val="none"/>
+            </w:rPr>
+            <m:t>.Y⊆</m:t>
+          </m:r>
+          <m:sSub>
+            <m:sSubPr>
+              <m:ctrlPr>
+                <w:rPr>
+                  <w:rFonts w:ascii="Cambria Math" w:eastAsia="宋体" w:hAnsi="Cambria Math" w:cs="宋体"/>
+                  <w:i/>
+                  <w:kern w:val="0"/>
+                  <w:sz w:val="24"/>
+                  <w14:ligatures w14:val="none"/>
+                </w:rPr>
+              </m:ctrlPr>
+            </m:sSubPr>
+            <m:e>
+              <m:r>
+                <w:rPr>
+                  <w:rFonts w:ascii="Cambria Math" w:eastAsia="宋体" w:hAnsi="Cambria Math" w:cs="宋体"/>
+                  <w:kern w:val="0"/>
+                  <w:sz w:val="24"/>
+                  <w14:ligatures w14:val="none"/>
+                </w:rPr>
+                <m:t>T</m:t>
+              </m:r>
+            </m:e>
+            <m:sub>
+              <m:r>
+                <w:rPr>
+                  <w:rFonts w:ascii="Cambria Math" w:eastAsia="宋体" w:hAnsi="Cambria Math" w:cs="宋体"/>
+                  <w:kern w:val="0"/>
+                  <w:sz w:val="24"/>
+                  <w14:ligatures w14:val="none"/>
+                </w:rPr>
+                <m:t>i</m:t>
+              </m:r>
+            </m:sub>
+          </m:sSub>
+          <m:r>
+            <w:rPr>
+              <w:rFonts w:ascii="Cambria Math" w:eastAsia="宋体" w:hAnsi="Cambria Math" w:cs="宋体"/>
+              <w:kern w:val="0"/>
+              <w:sz w:val="24"/>
+              <w14:ligatures w14:val="none"/>
+            </w:rPr>
+            <m:t>.Y.</m:t>
+          </m:r>
+          <m:r>
+            <w:rPr>
+              <w:rFonts w:ascii="Cambria Math" w:eastAsia="宋体" w:hAnsi="Cambria Math" w:cs="宋体"/>
+              <w:i/>
+              <w:kern w:val="0"/>
+              <w:sz w:val="24"/>
+              <w14:ligatures w14:val="none"/>
+            </w:rPr>
+            <w:br/>
+          </m:r>
+        </m:oMath>
+      </m:oMathPara>
+      <w:r>
+        <w:rPr>
+          <w:rFonts w:ascii="Inter" w:eastAsia="宋体" w:hAnsi="Inter" w:cs="宋体"/>
+          <w:color w:val="0F1115"/>
+          <w:kern w:val="0"/>
+          <w:sz w:val="24"/>
+          <w14:ligatures w14:val="none"/>
+        </w:rPr>
+        <w:t>若</w:t>
+      </w:r>
+      <w:r>
+        <w:rPr>
+          <w:rFonts w:ascii="Inter" w:eastAsia="宋体" w:hAnsi="Inter" w:cs="宋体"/>
+          <w:color w:val="0F1115"/>
+          <w:kern w:val="0"/>
+          <w:sz w:val="24"/>
+          <w14:ligatures w14:val="none"/>
+        </w:rPr>
+        <w:t xml:space="preserve"> </w:t>
+      </w:r>
+      <m:oMath>
+        <m:r>
+          <w:rPr>
+            <w:rFonts w:ascii="Cambria Math" w:eastAsia="宋体" w:hAnsi="Cambria Math" w:cs="宋体"/>
+            <w:kern w:val="0"/>
+            <w:sz w:val="24"/>
+            <w14:ligatures w14:val="none"/>
+          </w:rPr>
+          <m:t>h</m:t>
+        </m:r>
+      </m:oMath>
+      <w:r>
+        <w:rPr>
+          <w:rFonts w:ascii="Inter" w:eastAsia="宋体" w:hAnsi="Inter" w:cs="宋体"/>
+          <w:color w:val="0F1115"/>
+          <w:kern w:val="0"/>
+          <w:sz w:val="24"/>
+          <w14:ligatures w14:val="none"/>
+        </w:rPr>
+        <w:t>不将分解方式</w:t>
+      </w:r>
+      <w:r>
+        <w:rPr>
+          <w:rFonts w:ascii="Inter" w:eastAsia="宋体" w:hAnsi="Inter" w:cs="宋体"/>
+          <w:color w:val="0F1115"/>
+          <w:kern w:val="0"/>
+          <w:sz w:val="24"/>
+          <w14:ligatures w14:val="none"/>
+        </w:rPr>
+        <w:t xml:space="preserve"> </w:t>
+      </w:r>
+      <m:oMath>
+        <m:sSub>
+          <m:sSubPr>
+            <m:ctrlPr>
+              <w:rPr>
+                <w:rFonts w:ascii="Cambria Math" w:eastAsia="宋体" w:hAnsi="Cambria Math" w:cs="宋体"/>
+                <w:kern w:val="0"/>
+                <w:sz w:val="24"/>
+                <w14:ligatures w14:val="none"/>
+              </w:rPr>
+            </m:ctrlPr>
+          </m:sSubPr>
+          <m:e>
+            <m:r>
+              <w:rPr>
+                <w:rFonts w:ascii="Cambria Math" w:eastAsia="宋体" w:hAnsi="Cambria Math" w:cs="宋体"/>
+                <w:kern w:val="0"/>
+                <w:sz w:val="24"/>
+                <w14:ligatures w14:val="none"/>
+              </w:rPr>
+              <m:t>d</m:t>
+            </m:r>
+          </m:e>
+          <m:sub>
+            <m:r>
+              <w:rPr>
+                <w:rFonts w:ascii="Cambria Math" w:eastAsia="宋体" w:hAnsi="Cambria Math" w:cs="宋体"/>
+                <w:kern w:val="0"/>
+                <w:sz w:val="24"/>
+                <w14:ligatures w14:val="none"/>
+              </w:rPr>
+              <m:t>i</m:t>
+            </m:r>
+          </m:sub>
+        </m:sSub>
+      </m:oMath>
+      <w:r>
+        <w:rPr>
+          <w:rFonts w:ascii="Inter" w:eastAsia="宋体" w:hAnsi="Inter" w:cs="宋体"/>
+          <w:color w:val="0F1115"/>
+          <w:kern w:val="0"/>
+          <w:sz w:val="24"/>
+          <w14:ligatures w14:val="none"/>
+        </w:rPr>
+        <w:t>作为显式入参，而让下游系统</w:t>
+      </w:r>
+      <w:r>
+        <w:rPr>
+          <w:rFonts w:ascii="Inter" w:eastAsia="宋体" w:hAnsi="Inter" w:cs="宋体"/>
+          <w:color w:val="0F1115"/>
+          <w:kern w:val="0"/>
+          <w:sz w:val="24"/>
+          <w14:ligatures w14:val="none"/>
+        </w:rPr>
+        <w:t xml:space="preserve"> </w:t>
+      </w:r>
+      <m:oMath>
+        <m:sSub>
+          <m:sSubPr>
+            <m:ctrlPr>
+              <w:rPr>
+                <w:rFonts w:ascii="Cambria Math" w:eastAsia="宋体" w:hAnsi="Cambria Math" w:cs="宋体"/>
+                <w:kern w:val="0"/>
+                <w:sz w:val="24"/>
+                <w14:ligatures w14:val="none"/>
+              </w:rPr>
+            </m:ctrlPr>
+          </m:sSubPr>
+          <m:e>
+            <m:r>
+              <w:rPr>
+                <w:rFonts w:ascii="Cambria Math" w:eastAsia="宋体" w:hAnsi="Cambria Math" w:cs="宋体"/>
+                <w:kern w:val="0"/>
+                <w:sz w:val="24"/>
+                <w14:ligatures w14:val="none"/>
+              </w:rPr>
+              <m:t>T</m:t>
+            </m:r>
+          </m:e>
+          <m:sub>
+            <m:r>
+              <w:rPr>
+                <w:rFonts w:ascii="Cambria Math" w:eastAsia="宋体" w:hAnsi="Cambria Math" w:cs="宋体"/>
+                <w:kern w:val="0"/>
+                <w:sz w:val="24"/>
+                <w14:ligatures w14:val="none"/>
+              </w:rPr>
+              <m:t>i</m:t>
+            </m:r>
+          </m:sub>
+        </m:sSub>
+      </m:oMath>
+      <w:r>
+        <w:rPr>
+          <w:rFonts w:ascii="Inter" w:eastAsia="宋体" w:hAnsi="Inter" w:cs="宋体"/>
+          <w:color w:val="0F1115"/>
+          <w:kern w:val="0"/>
+          <w:sz w:val="24"/>
+          <w14:ligatures w14:val="none"/>
+        </w:rPr>
+        <w:t>的选择反向影响</w:t>
+      </w:r>
+      <w:r>
+        <w:rPr>
+          <w:rFonts w:ascii="Inter" w:eastAsia="宋体" w:hAnsi="Inter" w:cs="宋体"/>
+          <w:color w:val="0F1115"/>
+          <w:kern w:val="0"/>
+          <w:sz w:val="24"/>
+          <w14:ligatures w14:val="none"/>
+        </w:rPr>
+        <w:t xml:space="preserve"> </w:t>
+      </w:r>
+      <m:oMath>
+        <m:r>
+          <w:rPr>
+            <w:rFonts w:ascii="Cambria Math" w:eastAsia="宋体" w:hAnsi="Cambria Math" w:cs="宋体"/>
+            <w:kern w:val="0"/>
+            <w:sz w:val="24"/>
+            <w14:ligatures w14:val="none"/>
+          </w:rPr>
+          <m:t>h</m:t>
+        </m:r>
+      </m:oMath>
+      <w:r>
+        <w:rPr>
+          <w:rFonts w:ascii="Inter" w:eastAsia="宋体" w:hAnsi="Inter" w:cs="宋体"/>
+          <w:color w:val="0F1115"/>
+          <w:kern w:val="0"/>
+          <w:sz w:val="24"/>
+          <w14:ligatures w14:val="none"/>
+        </w:rPr>
+        <w:t>，则</w:t>
+      </w:r>
+      <w:r>
+        <w:rPr>
+          <w:rFonts w:ascii="Inter" w:eastAsia="宋体" w:hAnsi="Inter" w:cs="宋体"/>
+          <w:color w:val="0F1115"/>
+          <w:kern w:val="0"/>
+          <w:sz w:val="24"/>
+          <w14:ligatures w14:val="none"/>
+        </w:rPr>
+        <w:t xml:space="preserve"> </w:t>
+      </w:r>
+      <m:oMath>
+        <m:r>
+          <w:rPr>
+            <w:rFonts w:ascii="Cambria Math" w:eastAsia="宋体" w:hAnsi="Cambria Math" w:cs="宋体"/>
+            <w:kern w:val="0"/>
+            <w:sz w:val="24"/>
+            <w14:ligatures w14:val="none"/>
+          </w:rPr>
+          <m:t>h</m:t>
+        </m:r>
+      </m:oMath>
+      <w:r>
+        <w:rPr>
+          <w:rFonts w:ascii="Inter" w:eastAsia="宋体" w:hAnsi="Inter" w:cs="宋体"/>
+          <w:color w:val="0F1115"/>
+          <w:kern w:val="0"/>
+          <w:sz w:val="24"/>
+          <w14:ligatures w14:val="none"/>
+        </w:rPr>
+        <w:t>的实际输出依赖于</w:t>
+      </w:r>
+      <w:r>
+        <w:rPr>
+          <w:rFonts w:ascii="Inter" w:eastAsia="宋体" w:hAnsi="Inter" w:cs="宋体"/>
+          <w:color w:val="0F1115"/>
+          <w:kern w:val="0"/>
+          <w:sz w:val="24"/>
+          <w14:ligatures w14:val="none"/>
+        </w:rPr>
+        <w:t xml:space="preserve"> </w:t>
+      </w:r>
+      <m:oMath>
+        <m:sSub>
+          <m:sSubPr>
+            <m:ctrlPr>
+              <w:rPr>
+                <w:rFonts w:ascii="Cambria Math" w:eastAsia="宋体" w:hAnsi="Cambria Math" w:cs="宋体"/>
+                <w:kern w:val="0"/>
+                <w:sz w:val="24"/>
+                <w14:ligatures w14:val="none"/>
+              </w:rPr>
+            </m:ctrlPr>
+          </m:sSubPr>
+          <m:e>
+            <m:r>
+              <w:rPr>
+                <w:rFonts w:ascii="Cambria Math" w:eastAsia="宋体" w:hAnsi="Cambria Math" w:cs="宋体"/>
+                <w:kern w:val="0"/>
+                <w:sz w:val="24"/>
+                <w14:ligatures w14:val="none"/>
+              </w:rPr>
+              <m:t>d</m:t>
+            </m:r>
+          </m:e>
+          <m:sub>
+            <m:r>
+              <w:rPr>
+                <w:rFonts w:ascii="Cambria Math" w:eastAsia="宋体" w:hAnsi="Cambria Math" w:cs="宋体"/>
+                <w:kern w:val="0"/>
+                <w:sz w:val="24"/>
+                <w14:ligatures w14:val="none"/>
+              </w:rPr>
+              <m:t>i</m:t>
+            </m:r>
+          </m:sub>
+        </m:sSub>
+      </m:oMath>
+      <w:r>
+        <w:rPr>
+          <w:rFonts w:ascii="Inter" w:eastAsia="宋体" w:hAnsi="Inter" w:cs="宋体"/>
+          <w:color w:val="0F1115"/>
+          <w:kern w:val="0"/>
+          <w:sz w:val="24"/>
+          <w14:ligatures w14:val="none"/>
+        </w:rPr>
+        <w:t>，即</w:t>
+      </w:r>
+    </w:p>
+    <w:p>
+      <w:pPr>
+        <w:widowControl/>
+        <w:spacing w:after="0" w:line="240" w:lineRule="auto"/>
+        <w:rPr>
+          <w:rFonts w:ascii="Inter" w:eastAsia="宋体" w:hAnsi="Inter" w:cs="宋体"/>
+          <w:color w:val="0F1115"/>
+          <w:kern w:val="0"/>
+          <w:sz w:val="24"/>
+          <w14:ligatures w14:val="none"/>
+        </w:rPr>
+      </w:pPr>
+      <m:oMathPara>
+        <m:oMath>
+          <m:r>
+            <w:rPr>
+              <w:rFonts w:ascii="Cambria Math" w:eastAsia="宋体" w:hAnsi="Cambria Math" w:cs="宋体"/>
+              <w:kern w:val="0"/>
+              <w:sz w:val="24"/>
+              <w14:ligatures w14:val="none"/>
+            </w:rPr>
+            <m:t>h</m:t>
+          </m:r>
+          <m:d>
+            <m:dPr>
+              <m:ctrlPr>
+                <w:rPr>
+                  <w:rFonts w:ascii="Cambria Math" w:eastAsia="宋体" w:hAnsi="Cambria Math" w:cs="宋体"/>
+                  <w:kern w:val="0"/>
+                  <w:sz w:val="24"/>
+                  <w14:ligatures w14:val="none"/>
+                </w:rPr>
+              </m:ctrlPr>
+            </m:dPr>
+            <m:e>
+              <m:r>
+                <w:rPr>
+                  <w:rFonts w:ascii="Cambria Math" w:eastAsia="宋体" w:hAnsi="Cambria Math" w:cs="宋体"/>
+                  <w:kern w:val="0"/>
+                  <w:sz w:val="24"/>
+                  <w14:ligatures w14:val="none"/>
+                </w:rPr>
+                <m:t>x</m:t>
+              </m:r>
+            </m:e>
+          </m:d>
+          <m:r>
+            <w:rPr>
+              <w:rFonts w:ascii="Cambria Math" w:eastAsia="宋体" w:hAnsi="Cambria Math" w:cs="宋体"/>
+              <w:kern w:val="0"/>
+              <w:sz w:val="24"/>
+              <w14:ligatures w14:val="none"/>
+            </w:rPr>
+            <m:t>=</m:t>
+          </m:r>
+          <m:sSub>
+            <m:sSubPr>
+              <m:ctrlPr>
+                <w:rPr>
+                  <w:rFonts w:ascii="Cambria Math" w:eastAsia="宋体" w:hAnsi="Cambria Math" w:cs="宋体"/>
+                  <w:kern w:val="0"/>
+                  <w:sz w:val="24"/>
+                  <w14:ligatures w14:val="none"/>
+                </w:rPr>
+              </m:ctrlPr>
+            </m:sSubPr>
+            <m:e>
+              <m:r>
+                <w:rPr>
+                  <w:rFonts w:ascii="Cambria Math" w:eastAsia="宋体" w:hAnsi="Cambria Math" w:cs="宋体"/>
+                  <w:kern w:val="0"/>
+                  <w:sz w:val="24"/>
+                  <w14:ligatures w14:val="none"/>
+                </w:rPr>
+                <m:t>g</m:t>
+              </m:r>
+            </m:e>
+            <m:sub>
+              <m:r>
+                <w:rPr>
+                  <w:rFonts w:ascii="Cambria Math" w:eastAsia="宋体" w:hAnsi="Cambria Math" w:cs="宋体"/>
+                  <w:kern w:val="0"/>
+                  <w:sz w:val="24"/>
+                  <w14:ligatures w14:val="none"/>
+                </w:rPr>
+                <m:t>i</m:t>
+              </m:r>
+            </m:sub>
+          </m:sSub>
+          <m:d>
+            <m:dPr>
+              <m:ctrlPr>
+                <w:rPr>
+                  <w:rFonts w:ascii="Cambria Math" w:eastAsia="宋体" w:hAnsi="Cambria Math" w:cs="宋体"/>
+                  <w:kern w:val="0"/>
+                  <w:sz w:val="24"/>
+                  <w14:ligatures w14:val="none"/>
+                </w:rPr>
+              </m:ctrlPr>
+            </m:dPr>
+            <m:e>
+              <m:sSub>
+                <m:sSubPr>
+                  <m:ctrlPr>
+                    <w:rPr>
+                      <w:rFonts w:ascii="Cambria Math" w:eastAsia="宋体" w:hAnsi="Cambria Math" w:cs="宋体"/>
+                      <w:kern w:val="0"/>
+                      <w:sz w:val="24"/>
+                      <w14:ligatures w14:val="none"/>
+                    </w:rPr>
+                  </m:ctrlPr>
+                </m:sSubPr>
+                <m:e>
+                  <m:r>
+                    <w:rPr>
+                      <w:rFonts w:ascii="Cambria Math" w:eastAsia="宋体" w:hAnsi="Cambria Math" w:cs="宋体"/>
+                      <w:kern w:val="0"/>
+                      <w:sz w:val="24"/>
+                      <w14:ligatures w14:val="none"/>
+                    </w:rPr>
+                    <m:t>f</m:t>
+                  </m:r>
+                </m:e>
+                <m:sub>
+                  <m:r>
+                    <w:rPr>
+                      <w:rFonts w:ascii="Cambria Math" w:eastAsia="宋体" w:hAnsi="Cambria Math" w:cs="宋体"/>
+                      <w:kern w:val="0"/>
+                      <w:sz w:val="24"/>
+                      <w14:ligatures w14:val="none"/>
+                    </w:rPr>
+                    <m:t>i</m:t>
+                  </m:r>
+                </m:sub>
+              </m:sSub>
+              <m:d>
+                <m:dPr>
+                  <m:ctrlPr>
+                    <w:rPr>
+                      <w:rFonts w:ascii="Cambria Math" w:eastAsia="宋体" w:hAnsi="Cambria Math" w:cs="宋体"/>
+                      <w:kern w:val="0"/>
+                      <w:sz w:val="24"/>
+                      <w14:ligatures w14:val="none"/>
+                    </w:rPr>
+                  </m:ctrlPr>
+                </m:dPr>
+                <m:e>
+                  <m:r>
+                    <w:rPr>
+                      <w:rFonts w:ascii="Cambria Math" w:eastAsia="宋体" w:hAnsi="Cambria Math" w:cs="宋体"/>
+                      <w:kern w:val="0"/>
+                      <w:sz w:val="24"/>
+                      <w14:ligatures w14:val="none"/>
+                    </w:rPr>
+                    <m:t>x</m:t>
+                  </m:r>
+                </m:e>
+              </m:d>
+            </m:e>
+          </m:d>
+          <m:r>
+            <w:rPr>
+              <w:rFonts w:ascii="Cambria Math" w:eastAsia="宋体" w:hAnsi="Cambria Math" w:cs="宋体"/>
+              <w:kern w:val="0"/>
+              <w:sz w:val="24"/>
+              <w14:ligatures w14:val="none"/>
+            </w:rPr>
+            <m:t>,</m:t>
+          </m:r>
+          <m:r>
+            <w:rPr>
+              <w:rFonts w:ascii="Cambria Math" w:eastAsia="宋体" w:hAnsi="Cambria Math" w:cs="宋体" w:hint="eastAsia"/>
+              <w:kern w:val="0"/>
+              <w:sz w:val="24"/>
+              <w14:ligatures w14:val="none"/>
+            </w:rPr>
+            <m:t>在取</m:t>
+          </m:r>
+          <m:r>
+            <w:rPr>
+              <w:rFonts w:ascii="Cambria Math" w:eastAsia="宋体" w:hAnsi="Cambria Math" w:cs="宋体"/>
+              <w:kern w:val="0"/>
+              <w:sz w:val="24"/>
+              <w14:ligatures w14:val="none"/>
+            </w:rPr>
+            <m:t> </m:t>
+          </m:r>
+          <m:sSub>
+            <m:sSubPr>
+              <m:ctrlPr>
+                <w:rPr>
+                  <w:rFonts w:ascii="Cambria Math" w:eastAsia="宋体" w:hAnsi="Cambria Math" w:cs="宋体"/>
+                  <w:kern w:val="0"/>
+                  <w:sz w:val="24"/>
+                  <w14:ligatures w14:val="none"/>
+                </w:rPr>
+              </m:ctrlPr>
+            </m:sSubPr>
+            <m:e>
+              <m:r>
+                <w:rPr>
+                  <w:rFonts w:ascii="Cambria Math" w:eastAsia="宋体" w:hAnsi="Cambria Math" w:cs="宋体"/>
+                  <w:kern w:val="0"/>
+                  <w:sz w:val="24"/>
+                  <w14:ligatures w14:val="none"/>
+                </w:rPr>
+                <m:t>d</m:t>
+              </m:r>
+            </m:e>
+            <m:sub>
+              <m:r>
+                <w:rPr>
+                  <w:rFonts w:ascii="Cambria Math" w:eastAsia="宋体" w:hAnsi="Cambria Math" w:cs="宋体"/>
+                  <w:kern w:val="0"/>
+                  <w:sz w:val="24"/>
+                  <w14:ligatures w14:val="none"/>
+                </w:rPr>
+                <m:t>i</m:t>
+              </m:r>
+            </m:sub>
+          </m:sSub>
+          <m:r>
+            <w:rPr>
+              <w:rFonts w:ascii="Cambria Math" w:eastAsia="宋体" w:hAnsi="Cambria Math" w:cs="宋体"/>
+              <w:kern w:val="0"/>
+              <w:sz w:val="24"/>
+              <w14:ligatures w14:val="none"/>
+            </w:rPr>
+            <m:t>∈</m:t>
+          </m:r>
+          <m:r>
+            <m:rPr>
+              <m:sty m:val="p"/>
+            </m:rPr>
+            <w:rPr>
+              <w:rFonts w:ascii="Cambria Math" w:eastAsia="宋体" w:hAnsi="Cambria Math" w:cs="宋体"/>
+              <w:kern w:val="0"/>
+              <w:sz w:val="24"/>
+              <w14:ligatures w14:val="none"/>
+            </w:rPr>
+            <m:t>Ext</m:t>
+          </m:r>
+          <m:r>
+            <w:rPr>
+              <w:rFonts w:ascii="Cambria Math" w:eastAsia="宋体" w:hAnsi="Cambria Math" w:cs="宋体"/>
+              <w:kern w:val="0"/>
+              <w:sz w:val="24"/>
+              <w14:ligatures w14:val="none"/>
+            </w:rPr>
+            <m:t>⁡</m:t>
+          </m:r>
+          <m:d>
+            <m:dPr>
+              <m:ctrlPr>
+                <w:rPr>
+                  <w:rFonts w:ascii="Cambria Math" w:eastAsia="宋体" w:hAnsi="Cambria Math" w:cs="宋体"/>
+                  <w:kern w:val="0"/>
+                  <w:sz w:val="24"/>
+                  <w14:ligatures w14:val="none"/>
+                </w:rPr>
+              </m:ctrlPr>
+            </m:dPr>
+            <m:e>
+              <m:r>
+                <w:rPr>
+                  <w:rFonts w:ascii="Cambria Math" w:eastAsia="宋体" w:hAnsi="Cambria Math" w:cs="宋体"/>
+                  <w:kern w:val="0"/>
+                  <w:sz w:val="24"/>
+                  <w14:ligatures w14:val="none"/>
+                </w:rPr>
+                <m:t>D</m:t>
+              </m:r>
+            </m:e>
+          </m:d>
+          <m:r>
+            <w:rPr>
+              <w:rFonts w:ascii="Cambria Math" w:eastAsia="宋体" w:hAnsi="Cambria Math" w:cs="宋体" w:hint="eastAsia"/>
+              <w:kern w:val="0"/>
+              <w:sz w:val="24"/>
+              <w14:ligatures w14:val="none"/>
+            </w:rPr>
+            <m:t>的情况下</m:t>
+          </m:r>
+          <m:r>
+            <w:rPr>
+              <w:rFonts w:ascii="Cambria Math" w:eastAsia="宋体" w:hAnsi="Cambria Math" w:cs="宋体"/>
+              <w:kern w:val="0"/>
+              <w:sz w:val="24"/>
+              <w14:ligatures w14:val="none"/>
+            </w:rPr>
+            <m:t>.</m:t>
+          </m:r>
+          <m:r>
+            <w:rPr>
+              <w:rFonts w:ascii="Cambria Math" w:eastAsia="宋体" w:hAnsi="Cambria Math" w:cs="宋体"/>
+              <w:i/>
+              <w:kern w:val="0"/>
+              <w:sz w:val="24"/>
+              <w14:ligatures w14:val="none"/>
+            </w:rPr>
+            <w:br/>
+          </m:r>
+        </m:oMath>
+      </m:oMathPara>
+      <w:r>
+        <w:rPr>
+          <w:rFonts w:ascii="Inter" w:eastAsia="宋体" w:hAnsi="Inter" w:cs="宋体"/>
+          <w:color w:val="0F1115"/>
+          <w:kern w:val="0"/>
+          <w:sz w:val="24"/>
+          <w14:ligatures w14:val="none"/>
+        </w:rPr>
+        <w:t>若存在</w:t>
+      </w:r>
+      <w:r>
+        <w:rPr>
+          <w:rFonts w:ascii="Inter" w:eastAsia="宋体" w:hAnsi="Inter" w:cs="宋体"/>
+          <w:color w:val="0F1115"/>
+          <w:kern w:val="0"/>
+          <w:sz w:val="24"/>
+          <w14:ligatures w14:val="none"/>
+        </w:rPr>
+        <w:t xml:space="preserve"> </w:t>
+      </w:r>
+      <m:oMath>
+        <m:sSub>
+          <m:sSubPr>
+            <m:ctrlPr>
+              <w:rPr>
+                <w:rFonts w:ascii="Cambria Math" w:eastAsia="宋体" w:hAnsi="Cambria Math" w:cs="宋体"/>
+                <w:kern w:val="0"/>
+                <w:sz w:val="24"/>
+                <w14:ligatures w14:val="none"/>
+              </w:rPr>
+            </m:ctrlPr>
+          </m:sSubPr>
+          <m:e>
+            <m:r>
+              <w:rPr>
+                <w:rFonts w:ascii="Cambria Math" w:eastAsia="宋体" w:hAnsi="Cambria Math" w:cs="宋体"/>
+                <w:kern w:val="0"/>
+                <w:sz w:val="24"/>
+                <w14:ligatures w14:val="none"/>
+              </w:rPr>
+              <m:t>d</m:t>
+            </m:r>
+          </m:e>
+          <m:sub>
+            <m:r>
+              <w:rPr>
+                <w:rFonts w:ascii="Cambria Math" w:eastAsia="宋体" w:hAnsi="Cambria Math" w:cs="宋体"/>
+                <w:kern w:val="0"/>
+                <w:sz w:val="24"/>
+                <w14:ligatures w14:val="none"/>
+              </w:rPr>
+              <m:t>i</m:t>
+            </m:r>
+          </m:sub>
+        </m:sSub>
+        <m:r>
+          <w:rPr>
+            <w:rFonts w:ascii="Cambria Math" w:eastAsia="宋体" w:hAnsi="Cambria Math" w:cs="宋体"/>
+            <w:kern w:val="0"/>
+            <w:sz w:val="24"/>
+            <w14:ligatures w14:val="none"/>
+          </w:rPr>
+          <m:t>≠</m:t>
+        </m:r>
+        <m:sSub>
+          <m:sSubPr>
+            <m:ctrlPr>
+              <w:rPr>
+                <w:rFonts w:ascii="Cambria Math" w:eastAsia="宋体" w:hAnsi="Cambria Math" w:cs="宋体"/>
+                <w:kern w:val="0"/>
+                <w:sz w:val="24"/>
+                <w14:ligatures w14:val="none"/>
+              </w:rPr>
+            </m:ctrlPr>
+          </m:sSubPr>
+          <m:e>
+            <m:r>
+              <w:rPr>
+                <w:rFonts w:ascii="Cambria Math" w:eastAsia="宋体" w:hAnsi="Cambria Math" w:cs="宋体"/>
+                <w:kern w:val="0"/>
+                <w:sz w:val="24"/>
+                <w14:ligatures w14:val="none"/>
+              </w:rPr>
+              <m:t>d</m:t>
+            </m:r>
+          </m:e>
+          <m:sub>
+            <m:r>
+              <w:rPr>
+                <w:rFonts w:ascii="Cambria Math" w:eastAsia="宋体" w:hAnsi="Cambria Math" w:cs="宋体"/>
+                <w:kern w:val="0"/>
+                <w:sz w:val="24"/>
+                <w14:ligatures w14:val="none"/>
+              </w:rPr>
+              <m:t>j</m:t>
+            </m:r>
+          </m:sub>
+        </m:sSub>
+      </m:oMath>
+      <w:r>
+        <w:rPr>
+          <w:rFonts w:ascii="Inter" w:eastAsia="宋体" w:hAnsi="Inter" w:cs="宋体"/>
+          <w:color w:val="0F1115"/>
+          <w:kern w:val="0"/>
+          <w:sz w:val="24"/>
+          <w14:ligatures w14:val="none"/>
+        </w:rPr>
+        <w:t>和</w:t>
+      </w:r>
+      <w:r>
+        <w:rPr>
+          <w:rFonts w:ascii="Inter" w:eastAsia="宋体" w:hAnsi="Inter" w:cs="宋体"/>
+          <w:color w:val="0F1115"/>
+          <w:kern w:val="0"/>
+          <w:sz w:val="24"/>
+          <w14:ligatures w14:val="none"/>
+        </w:rPr>
+        <w:t xml:space="preserve"> </w:t>
+      </w:r>
+      <m:oMath>
+        <m:r>
+          <w:rPr>
+            <w:rFonts w:ascii="Cambria Math" w:eastAsia="宋体" w:hAnsi="Cambria Math" w:cs="宋体"/>
+            <w:kern w:val="0"/>
+            <w:sz w:val="24"/>
+            <w14:ligatures w14:val="none"/>
+          </w:rPr>
+          <m:t>x∈</m:t>
+        </m:r>
+        <m:r>
+          <m:rPr>
+            <m:sty m:val="p"/>
+          </m:rPr>
+          <w:rPr>
+            <w:rFonts w:ascii="Cambria Math" w:eastAsia="宋体" w:hAnsi="Cambria Math" w:cs="宋体"/>
+            <w:kern w:val="0"/>
+            <w:sz w:val="24"/>
+            <w14:ligatures w14:val="none"/>
+          </w:rPr>
+          <m:t>Ext</m:t>
+        </m:r>
+        <m:r>
+          <w:rPr>
+            <w:rFonts w:ascii="Cambria Math" w:eastAsia="宋体" w:hAnsi="Cambria Math" w:cs="宋体"/>
+            <w:kern w:val="0"/>
+            <w:sz w:val="24"/>
+            <w14:ligatures w14:val="none"/>
+          </w:rPr>
+          <m:t>⁡</m:t>
+        </m:r>
+        <m:d>
+          <m:dPr>
+            <m:ctrlPr>
+              <w:rPr>
+                <w:rFonts w:ascii="Cambria Math" w:eastAsia="宋体" w:hAnsi="Cambria Math" w:cs="宋体"/>
+                <w:kern w:val="0"/>
+                <w:sz w:val="24"/>
+                <w14:ligatures w14:val="none"/>
+              </w:rPr>
+            </m:ctrlPr>
+          </m:dPr>
+          <m:e>
+            <m:r>
+              <w:rPr>
+                <w:rFonts w:ascii="Cambria Math" w:eastAsia="宋体" w:hAnsi="Cambria Math" w:cs="宋体"/>
+                <w:kern w:val="0"/>
+                <w:sz w:val="24"/>
+                <w14:ligatures w14:val="none"/>
+              </w:rPr>
+              <m:t>X</m:t>
+            </m:r>
+          </m:e>
+        </m:d>
+      </m:oMath>
+      <w:r>
+        <w:rPr>
+          <w:rFonts w:ascii="Inter" w:eastAsia="宋体" w:hAnsi="Inter" w:cs="宋体"/>
+          <w:color w:val="0F1115"/>
+          <w:kern w:val="0"/>
+          <w:sz w:val="24"/>
+          <w14:ligatures w14:val="none"/>
+        </w:rPr>
+        <w:t>使</w:t>
+      </w:r>
+    </w:p>
+    <w:p>
+      <w:pPr>
+        <w:widowControl/>
+        <w:spacing w:after="0" w:line="240" w:lineRule="auto"/>
+        <w:rPr>
+          <w:rFonts w:ascii="宋体" w:eastAsia="宋体" w:hAnsi="宋体" w:cs="宋体"/>
+          <w:kern w:val="0"/>
+          <w:sz w:val="24"/>
+          <w14:ligatures w14:val="none"/>
+        </w:rPr>
+      </w:pPr>
+      <m:oMathPara>
+        <m:oMath>
+          <m:sSub>
+            <m:sSubPr>
+              <m:ctrlPr>
+                <w:rPr>
+                  <w:rFonts w:ascii="Cambria Math" w:eastAsia="宋体" w:hAnsi="Cambria Math" w:cs="宋体"/>
+                  <w:kern w:val="0"/>
+                  <w:sz w:val="24"/>
+                  <w14:ligatures w14:val="none"/>
+                </w:rPr>
+              </m:ctrlPr>
+            </m:sSubPr>
+            <m:e>
+              <m:r>
+                <w:rPr>
+                  <w:rFonts w:ascii="Cambria Math" w:eastAsia="宋体" w:hAnsi="Cambria Math" w:cs="宋体"/>
+                  <w:kern w:val="0"/>
+                  <w:sz w:val="24"/>
+                  <w14:ligatures w14:val="none"/>
+                </w:rPr>
+                <m:t>g</m:t>
+              </m:r>
+            </m:e>
+            <m:sub>
+              <m:r>
+                <w:rPr>
+                  <w:rFonts w:ascii="Cambria Math" w:eastAsia="宋体" w:hAnsi="Cambria Math" w:cs="宋体"/>
+                  <w:kern w:val="0"/>
+                  <w:sz w:val="24"/>
+                  <w14:ligatures w14:val="none"/>
+                </w:rPr>
+                <m:t>i</m:t>
+              </m:r>
+            </m:sub>
+          </m:sSub>
+          <m:d>
+            <m:dPr>
+              <m:ctrlPr>
+                <w:rPr>
+                  <w:rFonts w:ascii="Cambria Math" w:eastAsia="宋体" w:hAnsi="Cambria Math" w:cs="宋体"/>
+                  <w:kern w:val="0"/>
+                  <w:sz w:val="24"/>
+                  <w14:ligatures w14:val="none"/>
+                </w:rPr>
+              </m:ctrlPr>
+            </m:dPr>
+            <m:e>
+              <m:sSub>
+                <m:sSubPr>
+                  <m:ctrlPr>
+                    <w:rPr>
+                      <w:rFonts w:ascii="Cambria Math" w:eastAsia="宋体" w:hAnsi="Cambria Math" w:cs="宋体"/>
+                      <w:kern w:val="0"/>
+                      <w:sz w:val="24"/>
+                      <w14:ligatures w14:val="none"/>
+                    </w:rPr>
+                  </m:ctrlPr>
+                </m:sSubPr>
+                <m:e>
+                  <m:r>
+                    <w:rPr>
+                      <w:rFonts w:ascii="Cambria Math" w:eastAsia="宋体" w:hAnsi="Cambria Math" w:cs="宋体"/>
+                      <w:kern w:val="0"/>
+                      <w:sz w:val="24"/>
+                      <w14:ligatures w14:val="none"/>
+                    </w:rPr>
+                    <m:t>f</m:t>
+                  </m:r>
+                </m:e>
+                <m:sub>
+                  <m:r>
+                    <w:rPr>
+                      <w:rFonts w:ascii="Cambria Math" w:eastAsia="宋体" w:hAnsi="Cambria Math" w:cs="宋体"/>
+                      <w:kern w:val="0"/>
+                      <w:sz w:val="24"/>
+                      <w14:ligatures w14:val="none"/>
+                    </w:rPr>
+                    <m:t>i</m:t>
+                  </m:r>
+                </m:sub>
+              </m:sSub>
+              <m:d>
+                <m:dPr>
+                  <m:ctrlPr>
+                    <w:rPr>
+                      <w:rFonts w:ascii="Cambria Math" w:eastAsia="宋体" w:hAnsi="Cambria Math" w:cs="宋体"/>
+                      <w:kern w:val="0"/>
+                      <w:sz w:val="24"/>
+                      <w14:ligatures w14:val="none"/>
+                    </w:rPr>
+                  </m:ctrlPr>
+                </m:dPr>
+                <m:e>
+                  <m:r>
+                    <w:rPr>
+                      <w:rFonts w:ascii="Cambria Math" w:eastAsia="宋体" w:hAnsi="Cambria Math" w:cs="宋体"/>
+                      <w:kern w:val="0"/>
+                      <w:sz w:val="24"/>
+                      <w14:ligatures w14:val="none"/>
+                    </w:rPr>
+                    <m:t>x</m:t>
+                  </m:r>
+                </m:e>
+              </m:d>
+            </m:e>
+          </m:d>
+          <m:r>
+            <w:rPr>
+              <w:rFonts w:ascii="Cambria Math" w:eastAsia="宋体" w:hAnsi="Cambria Math" w:cs="宋体"/>
+              <w:kern w:val="0"/>
+              <w:sz w:val="24"/>
+              <w14:ligatures w14:val="none"/>
+            </w:rPr>
+            <m:t>≠</m:t>
+          </m:r>
+          <m:sSub>
+            <m:sSubPr>
+              <m:ctrlPr>
+                <w:rPr>
+                  <w:rFonts w:ascii="Cambria Math" w:eastAsia="宋体" w:hAnsi="Cambria Math" w:cs="宋体"/>
+                  <w:kern w:val="0"/>
+                  <w:sz w:val="24"/>
+                  <w14:ligatures w14:val="none"/>
+                </w:rPr>
+              </m:ctrlPr>
+            </m:sSubPr>
+            <m:e>
+              <m:r>
+                <w:rPr>
+                  <w:rFonts w:ascii="Cambria Math" w:eastAsia="宋体" w:hAnsi="Cambria Math" w:cs="宋体"/>
+                  <w:kern w:val="0"/>
+                  <w:sz w:val="24"/>
+                  <w14:ligatures w14:val="none"/>
+                </w:rPr>
+                <m:t>g</m:t>
+              </m:r>
+            </m:e>
+            <m:sub>
+              <m:r>
+                <w:rPr>
+                  <w:rFonts w:ascii="Cambria Math" w:eastAsia="宋体" w:hAnsi="Cambria Math" w:cs="宋体"/>
+                  <w:kern w:val="0"/>
+                  <w:sz w:val="24"/>
+                  <w14:ligatures w14:val="none"/>
+                </w:rPr>
+                <m:t>j</m:t>
+              </m:r>
+            </m:sub>
+          </m:sSub>
+          <m:d>
+            <m:dPr>
+              <m:ctrlPr>
+                <w:rPr>
+                  <w:rFonts w:ascii="Cambria Math" w:eastAsia="宋体" w:hAnsi="Cambria Math" w:cs="宋体"/>
+                  <w:kern w:val="0"/>
+                  <w:sz w:val="24"/>
+                  <w14:ligatures w14:val="none"/>
+                </w:rPr>
+              </m:ctrlPr>
+            </m:dPr>
+            <m:e>
+              <m:sSub>
+                <m:sSubPr>
+                  <m:ctrlPr>
+                    <w:rPr>
+                      <w:rFonts w:ascii="Cambria Math" w:eastAsia="宋体" w:hAnsi="Cambria Math" w:cs="宋体"/>
+                      <w:kern w:val="0"/>
+                      <w:sz w:val="24"/>
+                      <w14:ligatures w14:val="none"/>
+                    </w:rPr>
+                  </m:ctrlPr>
+                </m:sSubPr>
+                <m:e>
+                  <m:r>
+                    <w:rPr>
+                      <w:rFonts w:ascii="Cambria Math" w:eastAsia="宋体" w:hAnsi="Cambria Math" w:cs="宋体"/>
+                      <w:kern w:val="0"/>
+                      <w:sz w:val="24"/>
+                      <w14:ligatures w14:val="none"/>
+                    </w:rPr>
+                    <m:t>f</m:t>
+                  </m:r>
+                </m:e>
+                <m:sub>
+                  <m:r>
+                    <w:rPr>
+                      <w:rFonts w:ascii="Cambria Math" w:eastAsia="宋体" w:hAnsi="Cambria Math" w:cs="宋体"/>
+                      <w:kern w:val="0"/>
+                      <w:sz w:val="24"/>
+                      <w14:ligatures w14:val="none"/>
+                    </w:rPr>
+                    <m:t>j</m:t>
+                  </m:r>
+                </m:sub>
+              </m:sSub>
+              <m:d>
+                <m:dPr>
+                  <m:ctrlPr>
+                    <w:rPr>
+                      <w:rFonts w:ascii="Cambria Math" w:eastAsia="宋体" w:hAnsi="Cambria Math" w:cs="宋体"/>
+                      <w:kern w:val="0"/>
+                      <w:sz w:val="24"/>
+                      <w14:ligatures w14:val="none"/>
+                    </w:rPr>
+                  </m:ctrlPr>
+                </m:dPr>
+                <m:e>
+                  <m:r>
+                    <w:rPr>
+                      <w:rFonts w:ascii="Cambria Math" w:eastAsia="宋体" w:hAnsi="Cambria Math" w:cs="宋体"/>
+                      <w:kern w:val="0"/>
+                      <w:sz w:val="24"/>
+                      <w14:ligatures w14:val="none"/>
+                    </w:rPr>
+                    <m:t>x</m:t>
+                  </m:r>
+                </m:e>
+              </m:d>
+            </m:e>
+          </m:d>
+          <m:r>
+            <w:rPr>
+              <w:rFonts w:ascii="Cambria Math" w:eastAsia="宋体" w:hAnsi="Cambria Math" w:cs="宋体"/>
+              <w:kern w:val="0"/>
+              <w:sz w:val="24"/>
+              <w14:ligatures w14:val="none"/>
+            </w:rPr>
+            <m:t>,</m:t>
+          </m:r>
+        </m:oMath>
+      </m:oMathPara>
+    </w:p>
+    <w:p>
+      <w:pPr>
+        <w:widowControl/>
+        <w:shd w:val="clear" w:color="auto" w:fill="FFFFFF"/>
+        <w:spacing w:before="240" w:after="240" w:line="240" w:lineRule="auto"/>
+        <w:rPr>
+          <w:rFonts w:ascii="Inter" w:eastAsia="宋体" w:hAnsi="Inter" w:cs="宋体"/>
+          <w:color w:val="0F1115"/>
+          <w:kern w:val="0"/>
+          <w:sz w:val="24"/>
+          <w14:ligatures w14:val="none"/>
+        </w:rPr>
+      </w:pPr>
+      <w:r>
+        <w:rPr>
+          <w:rFonts w:ascii="Inter" w:eastAsia="宋体" w:hAnsi="Inter" w:cs="宋体"/>
+          <w:color w:val="0F1115"/>
+          <w:kern w:val="0"/>
+          <w:sz w:val="24"/>
+          <w14:ligatures w14:val="none"/>
+        </w:rPr>
+        <w:t>则</w:t>
+      </w:r>
+      <w:r>
+        <w:rPr>
+          <w:rFonts w:ascii="Inter" w:eastAsia="宋体" w:hAnsi="Inter" w:cs="宋体"/>
+          <w:color w:val="0F1115"/>
+          <w:kern w:val="0"/>
+          <w:sz w:val="24"/>
+          <w14:ligatures w14:val="none"/>
+        </w:rPr>
+        <w:t xml:space="preserve"> </w:t>
+      </w:r>
+      <m:oMath>
+        <m:r>
+          <w:rPr>
+            <w:rFonts w:ascii="Cambria Math" w:eastAsia="宋体" w:hAnsi="Cambria Math" w:cs="宋体"/>
+            <w:kern w:val="0"/>
+            <w:sz w:val="24"/>
+            <w14:ligatures w14:val="none"/>
+          </w:rPr>
+          <m:t>h</m:t>
+        </m:r>
+      </m:oMath>
+      <w:r>
+        <w:rPr>
+          <w:rFonts w:ascii="Inter" w:eastAsia="宋体" w:hAnsi="Inter" w:cs="宋体"/>
+          <w:color w:val="0F1115"/>
+          <w:kern w:val="0"/>
+          <w:sz w:val="24"/>
+          <w14:ligatures w14:val="none"/>
+        </w:rPr>
+        <w:t>不是单一映射。</w:t>
+      </w:r>
+    </w:p>
+    <w:p>
+      <w:pPr>
+        <w:widowControl/>
+        <w:shd w:val="clear" w:color="auto" w:fill="FFFFFF"/>
+        <w:spacing w:before="240" w:after="240" w:line="240" w:lineRule="auto"/>
+        <w:rPr>
+          <w:rFonts w:ascii="Inter" w:eastAsia="宋体" w:hAnsi="Inter" w:cs="宋体"/>
+          <w:color w:val="0F1115"/>
+          <w:kern w:val="0"/>
+          <w:sz w:val="24"/>
+          <w14:ligatures w14:val="none"/>
+        </w:rPr>
+      </w:pPr>
+      <w:r>
+        <w:rPr>
+          <w:rFonts w:ascii="Inter" w:eastAsia="宋体" w:hAnsi="Inter" w:cs="宋体"/>
           <w:b/>
           <w:bCs/>
-        </w:rPr>
-        <w:t>（</w:t>
-      </w:r>
-      <w:r>
-        <w:rPr>
+          <w:color w:val="0F1115"/>
+          <w:kern w:val="0"/>
+          <w:sz w:val="24"/>
+          <w14:ligatures w14:val="none"/>
+        </w:rPr>
+        <w:t>由公理</w:t>
+      </w:r>
+      <w:r>
+        <w:rPr>
+          <w:rFonts w:ascii="Inter" w:eastAsia="宋体" w:hAnsi="Inter" w:cs="宋体"/>
           <w:b/>
           <w:bCs/>
-        </w:rPr>
-        <w:t>Destination-Passing Style</w:t>
-      </w:r>
-      <w:r>
-        <w:rPr>
-          <w:rFonts w:hint="eastAsia"/>
+          <w:color w:val="0F1115"/>
+          <w:kern w:val="0"/>
+          <w:sz w:val="24"/>
+          <w14:ligatures w14:val="none"/>
+        </w:rPr>
+        <w:t>(1)</w:t>
+      </w:r>
+      <w:r>
+        <w:rPr>
+          <w:rFonts w:ascii="Inter" w:eastAsia="宋体" w:hAnsi="Inter" w:cs="宋体"/>
           <w:b/>
           <w:bCs/>
+          <w:color w:val="0F1115"/>
+          <w:kern w:val="0"/>
+          <w:sz w:val="24"/>
+          <w14:ligatures w14:val="none"/>
+        </w:rPr>
+        <w:t>，此时</w:t>
+      </w:r>
+      <w:r>
+        <w:rPr>
+          <w:rFonts w:ascii="Inter" w:eastAsia="宋体" w:hAnsi="Inter" w:cs="宋体"/>
+          <w:b/>
+          <w:bCs/>
+          <w:color w:val="0F1115"/>
+          <w:kern w:val="0"/>
+          <w:sz w:val="24"/>
+          <w14:ligatures w14:val="none"/>
+        </w:rPr>
+        <w:t xml:space="preserve"> </w:t>
+      </w:r>
+      <m:oMath>
+        <m:r>
+          <w:rPr>
+            <w:rFonts w:ascii="Cambria Math" w:eastAsia="宋体" w:hAnsi="Cambria Math" w:cs="宋体"/>
+            <w:kern w:val="0"/>
+            <w:sz w:val="24"/>
+            <w14:ligatures w14:val="none"/>
+          </w:rPr>
+          <m:t>A</m:t>
+        </m:r>
+      </m:oMath>
+      <w:r>
+        <w:rPr>
+          <w:rFonts w:ascii="Inter" w:eastAsia="宋体" w:hAnsi="Inter" w:cs="宋体"/>
+          <w:b/>
+          <w:bCs/>
+          <w:color w:val="0F1115"/>
+          <w:kern w:val="0"/>
+          <w:sz w:val="24"/>
+          <w14:ligatures w14:val="none"/>
+        </w:rPr>
+        <w:t>不是合法映射系统</w:t>
+      </w:r>
+      <w:r>
+        <w:rPr>
+          <w:rFonts w:ascii="Inter" w:eastAsia="宋体" w:hAnsi="Inter" w:cs="宋体" w:hint="eastAsia"/>
+          <w:b/>
+          <w:bCs/>
+          <w:color w:val="0F1115"/>
+          <w:kern w:val="0"/>
+          <w:sz w:val="24"/>
+          <w14:ligatures w14:val="none"/>
+        </w:rPr>
+        <w:t>，变成了不可设计系统</w:t>
+      </w:r>
+      <w:r>
+        <w:rPr>
+          <w:rFonts w:ascii="Inter" w:eastAsia="宋体" w:hAnsi="Inter" w:cs="宋体"/>
+          <w:b/>
+          <w:bCs/>
+          <w:color w:val="0F1115"/>
+          <w:kern w:val="0"/>
+          <w:sz w:val="24"/>
+          <w14:ligatures w14:val="none"/>
+        </w:rPr>
+        <w:t>，设计无效，无需讨论其封装与优化。</w:t>
+      </w:r>
+    </w:p>
+    <w:p>
+      <w:pPr>
+        <w:widowControl/>
+        <w:shd w:val="clear" w:color="auto" w:fill="FFFFFF"/>
+        <w:spacing w:before="240" w:after="240" w:line="240" w:lineRule="auto"/>
+        <w:rPr>
+          <w:rFonts w:ascii="Inter" w:eastAsia="宋体" w:hAnsi="Inter" w:cs="宋体"/>
+          <w:color w:val="0F1115"/>
+          <w:kern w:val="0"/>
+          <w:sz w:val="24"/>
+          <w14:ligatures w14:val="none"/>
+        </w:rPr>
+      </w:pPr>
+      <w:r>
+        <w:rPr>
+          <w:rFonts w:ascii="Inter" w:eastAsia="宋体" w:hAnsi="Inter" w:cs="宋体"/>
+          <w:color w:val="0F1115"/>
+          <w:kern w:val="0"/>
+          <w:sz w:val="24"/>
+          <w14:ligatures w14:val="none"/>
+        </w:rPr>
+        <w:t>因此，为了使</w:t>
+      </w:r>
+      <w:r>
+        <w:rPr>
+          <w:rFonts w:ascii="Inter" w:eastAsia="宋体" w:hAnsi="Inter" w:cs="宋体"/>
+          <w:color w:val="0F1115"/>
+          <w:kern w:val="0"/>
+          <w:sz w:val="24"/>
+          <w14:ligatures w14:val="none"/>
+        </w:rPr>
+        <w:t xml:space="preserve"> </w:t>
+      </w:r>
+      <m:oMath>
+        <m:r>
+          <w:rPr>
+            <w:rFonts w:ascii="Cambria Math" w:eastAsia="宋体" w:hAnsi="Cambria Math" w:cs="宋体"/>
+            <w:kern w:val="0"/>
+            <w:sz w:val="24"/>
+            <w14:ligatures w14:val="none"/>
+          </w:rPr>
+          <m:t>A</m:t>
+        </m:r>
+      </m:oMath>
+      <w:r>
+        <w:rPr>
+          <w:rFonts w:ascii="Inter" w:eastAsia="宋体" w:hAnsi="Inter" w:cs="宋体"/>
+          <w:color w:val="0F1115"/>
+          <w:kern w:val="0"/>
+          <w:sz w:val="24"/>
+          <w14:ligatures w14:val="none"/>
+        </w:rPr>
+        <w:t>成为合法映射系统，必须将分解方式</w:t>
+      </w:r>
+      <w:r>
+        <w:rPr>
+          <w:rFonts w:ascii="Inter" w:eastAsia="宋体" w:hAnsi="Inter" w:cs="宋体"/>
+          <w:color w:val="0F1115"/>
+          <w:kern w:val="0"/>
+          <w:sz w:val="24"/>
+          <w14:ligatures w14:val="none"/>
+        </w:rPr>
+        <w:t xml:space="preserve"> </w:t>
+      </w:r>
+      <m:oMath>
+        <m:r>
+          <w:rPr>
+            <w:rFonts w:ascii="Cambria Math" w:eastAsia="宋体" w:hAnsi="Cambria Math" w:cs="宋体"/>
+            <w:kern w:val="0"/>
+            <w:sz w:val="24"/>
+            <w14:ligatures w14:val="none"/>
+          </w:rPr>
+          <m:t>D</m:t>
+        </m:r>
+      </m:oMath>
+      <w:r>
+        <w:rPr>
+          <w:rFonts w:ascii="Inter" w:eastAsia="宋体" w:hAnsi="Inter" w:cs="宋体"/>
+          <w:color w:val="0F1115"/>
+          <w:kern w:val="0"/>
+          <w:sz w:val="24"/>
+          <w14:ligatures w14:val="none"/>
+        </w:rPr>
+        <w:t>作为显式入参：</w:t>
+      </w:r>
+    </w:p>
+    <w:p>
+      <w:pPr>
+        <w:widowControl/>
+        <w:spacing w:after="0" w:line="240" w:lineRule="auto"/>
+        <w:rPr>
+          <w:rFonts w:ascii="宋体" w:eastAsia="宋体" w:hAnsi="宋体" w:cs="宋体"/>
+          <w:kern w:val="0"/>
+          <w:sz w:val="24"/>
+          <w14:ligatures w14:val="none"/>
+        </w:rPr>
+      </w:pPr>
+      <m:oMathPara>
+        <m:oMath>
+          <m:r>
+            <w:rPr>
+              <w:rFonts w:ascii="Cambria Math" w:eastAsia="宋体" w:hAnsi="Cambria Math" w:cs="宋体"/>
+              <w:kern w:val="0"/>
+              <w:sz w:val="24"/>
+              <w14:ligatures w14:val="none"/>
+            </w:rPr>
+            <m:t>h:</m:t>
+          </m:r>
+          <m:r>
+            <m:rPr>
+              <m:sty m:val="p"/>
+            </m:rPr>
+            <w:rPr>
+              <w:rFonts w:ascii="Cambria Math" w:eastAsia="宋体" w:hAnsi="Cambria Math" w:cs="宋体"/>
+              <w:kern w:val="0"/>
+              <w:sz w:val="24"/>
+              <w14:ligatures w14:val="none"/>
+            </w:rPr>
+            <m:t>Ext</m:t>
+          </m:r>
+          <m:r>
+            <w:rPr>
+              <w:rFonts w:ascii="Cambria Math" w:eastAsia="宋体" w:hAnsi="Cambria Math" w:cs="宋体"/>
+              <w:kern w:val="0"/>
+              <w:sz w:val="24"/>
+              <w14:ligatures w14:val="none"/>
+            </w:rPr>
+            <m:t>⁡</m:t>
+          </m:r>
+          <m:d>
+            <m:dPr>
+              <m:ctrlPr>
+                <w:rPr>
+                  <w:rFonts w:ascii="Cambria Math" w:eastAsia="宋体" w:hAnsi="Cambria Math" w:cs="宋体"/>
+                  <w:kern w:val="0"/>
+                  <w:sz w:val="24"/>
+                  <w14:ligatures w14:val="none"/>
+                </w:rPr>
+              </m:ctrlPr>
+            </m:dPr>
+            <m:e>
+              <m:r>
+                <w:rPr>
+                  <w:rFonts w:ascii="Cambria Math" w:eastAsia="宋体" w:hAnsi="Cambria Math" w:cs="宋体"/>
+                  <w:kern w:val="0"/>
+                  <w:sz w:val="24"/>
+                  <w14:ligatures w14:val="none"/>
+                </w:rPr>
+                <m:t>X</m:t>
+              </m:r>
+            </m:e>
+          </m:d>
+          <m:r>
+            <w:rPr>
+              <w:rFonts w:ascii="Cambria Math" w:eastAsia="宋体" w:hAnsi="Cambria Math" w:cs="宋体"/>
+              <w:kern w:val="0"/>
+              <w:sz w:val="24"/>
+              <w14:ligatures w14:val="none"/>
+            </w:rPr>
+            <m:t>×</m:t>
+          </m:r>
+          <m:r>
+            <m:rPr>
+              <m:sty m:val="p"/>
+            </m:rPr>
+            <w:rPr>
+              <w:rFonts w:ascii="Cambria Math" w:eastAsia="宋体" w:hAnsi="Cambria Math" w:cs="宋体"/>
+              <w:kern w:val="0"/>
+              <w:sz w:val="24"/>
+              <w14:ligatures w14:val="none"/>
+            </w:rPr>
+            <m:t>Ext</m:t>
+          </m:r>
+          <m:r>
+            <w:rPr>
+              <w:rFonts w:ascii="Cambria Math" w:eastAsia="宋体" w:hAnsi="Cambria Math" w:cs="宋体"/>
+              <w:kern w:val="0"/>
+              <w:sz w:val="24"/>
+              <w14:ligatures w14:val="none"/>
+            </w:rPr>
+            <m:t>⁡</m:t>
+          </m:r>
+          <m:d>
+            <m:dPr>
+              <m:ctrlPr>
+                <w:rPr>
+                  <w:rFonts w:ascii="Cambria Math" w:eastAsia="宋体" w:hAnsi="Cambria Math" w:cs="宋体"/>
+                  <w:kern w:val="0"/>
+                  <w:sz w:val="24"/>
+                  <w14:ligatures w14:val="none"/>
+                </w:rPr>
+              </m:ctrlPr>
+            </m:dPr>
+            <m:e>
+              <m:r>
+                <w:rPr>
+                  <w:rFonts w:ascii="Cambria Math" w:eastAsia="宋体" w:hAnsi="Cambria Math" w:cs="宋体"/>
+                  <w:kern w:val="0"/>
+                  <w:sz w:val="24"/>
+                  <w14:ligatures w14:val="none"/>
+                </w:rPr>
+                <m:t>D</m:t>
+              </m:r>
+            </m:e>
+          </m:d>
+          <m:r>
+            <w:rPr>
+              <w:rFonts w:ascii="Cambria Math" w:eastAsia="宋体" w:hAnsi="Cambria Math" w:cs="宋体"/>
+              <w:kern w:val="0"/>
+              <w:sz w:val="24"/>
+              <w14:ligatures w14:val="none"/>
+            </w:rPr>
+            <m:t>→</m:t>
+          </m:r>
+          <m:r>
+            <m:rPr>
+              <m:sty m:val="p"/>
+            </m:rPr>
+            <w:rPr>
+              <w:rFonts w:ascii="Cambria Math" w:eastAsia="宋体" w:hAnsi="Cambria Math" w:cs="宋体"/>
+              <w:kern w:val="0"/>
+              <w:sz w:val="24"/>
+              <w14:ligatures w14:val="none"/>
+            </w:rPr>
+            <m:t>Ext</m:t>
+          </m:r>
+          <m:r>
+            <w:rPr>
+              <w:rFonts w:ascii="Cambria Math" w:eastAsia="宋体" w:hAnsi="Cambria Math" w:cs="宋体"/>
+              <w:kern w:val="0"/>
+              <w:sz w:val="24"/>
+              <w14:ligatures w14:val="none"/>
+            </w:rPr>
+            <m:t>⁡</m:t>
+          </m:r>
+          <m:d>
+            <m:dPr>
+              <m:ctrlPr>
+                <w:rPr>
+                  <w:rFonts w:ascii="Cambria Math" w:eastAsia="宋体" w:hAnsi="Cambria Math" w:cs="宋体"/>
+                  <w:kern w:val="0"/>
+                  <w:sz w:val="24"/>
+                  <w14:ligatures w14:val="none"/>
+                </w:rPr>
+              </m:ctrlPr>
+            </m:dPr>
+            <m:e>
+              <m:r>
+                <w:rPr>
+                  <w:rFonts w:ascii="Cambria Math" w:eastAsia="宋体" w:hAnsi="Cambria Math" w:cs="宋体"/>
+                  <w:kern w:val="0"/>
+                  <w:sz w:val="24"/>
+                  <w14:ligatures w14:val="none"/>
+                </w:rPr>
+                <m:t>G</m:t>
+              </m:r>
+            </m:e>
+          </m:d>
+          <m:r>
+            <w:rPr>
+              <w:rFonts w:ascii="Cambria Math" w:eastAsia="宋体" w:hAnsi="Cambria Math" w:cs="宋体"/>
+              <w:kern w:val="0"/>
+              <w:sz w:val="24"/>
+              <w14:ligatures w14:val="none"/>
+            </w:rPr>
+            <m:t>, h</m:t>
+          </m:r>
+          <m:d>
+            <m:dPr>
+              <m:sepChr m:val=","/>
+              <m:ctrlPr>
+                <w:rPr>
+                  <w:rFonts w:ascii="Cambria Math" w:eastAsia="宋体" w:hAnsi="Cambria Math" w:cs="宋体"/>
+                  <w:kern w:val="0"/>
+                  <w:sz w:val="24"/>
+                  <w14:ligatures w14:val="none"/>
+                </w:rPr>
+              </m:ctrlPr>
+            </m:dPr>
+            <m:e>
+              <m:r>
+                <w:rPr>
+                  <w:rFonts w:ascii="Cambria Math" w:eastAsia="宋体" w:hAnsi="Cambria Math" w:cs="宋体"/>
+                  <w:kern w:val="0"/>
+                  <w:sz w:val="24"/>
+                  <w14:ligatures w14:val="none"/>
+                </w:rPr>
+                <m:t>x</m:t>
+              </m:r>
+            </m:e>
+            <m:e>
+              <m:sSub>
+                <m:sSubPr>
+                  <m:ctrlPr>
+                    <w:rPr>
+                      <w:rFonts w:ascii="Cambria Math" w:eastAsia="宋体" w:hAnsi="Cambria Math" w:cs="宋体"/>
+                      <w:kern w:val="0"/>
+                      <w:sz w:val="24"/>
+                      <w14:ligatures w14:val="none"/>
+                    </w:rPr>
+                  </m:ctrlPr>
+                </m:sSubPr>
+                <m:e>
+                  <m:r>
+                    <w:rPr>
+                      <w:rFonts w:ascii="Cambria Math" w:eastAsia="宋体" w:hAnsi="Cambria Math" w:cs="宋体"/>
+                      <w:kern w:val="0"/>
+                      <w:sz w:val="24"/>
+                      <w14:ligatures w14:val="none"/>
+                    </w:rPr>
+                    <m:t>d</m:t>
+                  </m:r>
+                </m:e>
+                <m:sub>
+                  <m:r>
+                    <w:rPr>
+                      <w:rFonts w:ascii="Cambria Math" w:eastAsia="宋体" w:hAnsi="Cambria Math" w:cs="宋体"/>
+                      <w:kern w:val="0"/>
+                      <w:sz w:val="24"/>
+                      <w14:ligatures w14:val="none"/>
+                    </w:rPr>
+                    <m:t>i</m:t>
+                  </m:r>
+                </m:sub>
+              </m:sSub>
+            </m:e>
+          </m:d>
+          <m:r>
+            <w:rPr>
+              <w:rFonts w:ascii="Cambria Math" w:eastAsia="宋体" w:hAnsi="Cambria Math" w:cs="宋体"/>
+              <w:kern w:val="0"/>
+              <w:sz w:val="24"/>
+              <w14:ligatures w14:val="none"/>
+            </w:rPr>
+            <m:t>=</m:t>
+          </m:r>
+          <m:sSub>
+            <m:sSubPr>
+              <m:ctrlPr>
+                <w:rPr>
+                  <w:rFonts w:ascii="Cambria Math" w:eastAsia="宋体" w:hAnsi="Cambria Math" w:cs="宋体"/>
+                  <w:kern w:val="0"/>
+                  <w:sz w:val="24"/>
+                  <w14:ligatures w14:val="none"/>
+                </w:rPr>
+              </m:ctrlPr>
+            </m:sSubPr>
+            <m:e>
+              <m:r>
+                <w:rPr>
+                  <w:rFonts w:ascii="Cambria Math" w:eastAsia="宋体" w:hAnsi="Cambria Math" w:cs="宋体"/>
+                  <w:kern w:val="0"/>
+                  <w:sz w:val="24"/>
+                  <w14:ligatures w14:val="none"/>
+                </w:rPr>
+                <m:t>g</m:t>
+              </m:r>
+            </m:e>
+            <m:sub>
+              <m:r>
+                <w:rPr>
+                  <w:rFonts w:ascii="Cambria Math" w:eastAsia="宋体" w:hAnsi="Cambria Math" w:cs="宋体"/>
+                  <w:kern w:val="0"/>
+                  <w:sz w:val="24"/>
+                  <w14:ligatures w14:val="none"/>
+                </w:rPr>
+                <m:t>i</m:t>
+              </m:r>
+            </m:sub>
+          </m:sSub>
+          <m:d>
+            <m:dPr>
+              <m:ctrlPr>
+                <w:rPr>
+                  <w:rFonts w:ascii="Cambria Math" w:eastAsia="宋体" w:hAnsi="Cambria Math" w:cs="宋体"/>
+                  <w:kern w:val="0"/>
+                  <w:sz w:val="24"/>
+                  <w14:ligatures w14:val="none"/>
+                </w:rPr>
+              </m:ctrlPr>
+            </m:dPr>
+            <m:e>
+              <m:sSub>
+                <m:sSubPr>
+                  <m:ctrlPr>
+                    <w:rPr>
+                      <w:rFonts w:ascii="Cambria Math" w:eastAsia="宋体" w:hAnsi="Cambria Math" w:cs="宋体"/>
+                      <w:kern w:val="0"/>
+                      <w:sz w:val="24"/>
+                      <w14:ligatures w14:val="none"/>
+                    </w:rPr>
+                  </m:ctrlPr>
+                </m:sSubPr>
+                <m:e>
+                  <m:r>
+                    <w:rPr>
+                      <w:rFonts w:ascii="Cambria Math" w:eastAsia="宋体" w:hAnsi="Cambria Math" w:cs="宋体"/>
+                      <w:kern w:val="0"/>
+                      <w:sz w:val="24"/>
+                      <w14:ligatures w14:val="none"/>
+                    </w:rPr>
+                    <m:t>f</m:t>
+                  </m:r>
+                </m:e>
+                <m:sub>
+                  <m:r>
+                    <w:rPr>
+                      <w:rFonts w:ascii="Cambria Math" w:eastAsia="宋体" w:hAnsi="Cambria Math" w:cs="宋体"/>
+                      <w:kern w:val="0"/>
+                      <w:sz w:val="24"/>
+                      <w14:ligatures w14:val="none"/>
+                    </w:rPr>
+                    <m:t>i</m:t>
+                  </m:r>
+                </m:sub>
+              </m:sSub>
+              <m:d>
+                <m:dPr>
+                  <m:ctrlPr>
+                    <w:rPr>
+                      <w:rFonts w:ascii="Cambria Math" w:eastAsia="宋体" w:hAnsi="Cambria Math" w:cs="宋体"/>
+                      <w:kern w:val="0"/>
+                      <w:sz w:val="24"/>
+                      <w14:ligatures w14:val="none"/>
+                    </w:rPr>
+                  </m:ctrlPr>
+                </m:dPr>
+                <m:e>
+                  <m:r>
+                    <w:rPr>
+                      <w:rFonts w:ascii="Cambria Math" w:eastAsia="宋体" w:hAnsi="Cambria Math" w:cs="宋体"/>
+                      <w:kern w:val="0"/>
+                      <w:sz w:val="24"/>
+                      <w14:ligatures w14:val="none"/>
+                    </w:rPr>
+                    <m:t>x</m:t>
+                  </m:r>
+                </m:e>
+              </m:d>
+            </m:e>
+          </m:d>
+          <m:r>
+            <w:rPr>
+              <w:rFonts w:ascii="Cambria Math" w:eastAsia="宋体" w:hAnsi="Cambria Math" w:cs="宋体"/>
+              <w:kern w:val="0"/>
+              <w:sz w:val="24"/>
+              <w14:ligatures w14:val="none"/>
+            </w:rPr>
+            <m:t>.</m:t>
+          </m:r>
+        </m:oMath>
+      </m:oMathPara>
+    </w:p>
+    <w:p>
+      <w:pPr>
+        <w:widowControl/>
+        <w:shd w:val="clear" w:color="auto" w:fill="FFFFFF"/>
+        <w:spacing w:before="240" w:after="240" w:line="240" w:lineRule="auto"/>
+        <w:rPr>
+          <w:rFonts w:ascii="Inter" w:eastAsia="宋体" w:hAnsi="Inter" w:cs="宋体"/>
+          <w:color w:val="0F1115"/>
+          <w:kern w:val="0"/>
+          <w:sz w:val="24"/>
+          <w14:ligatures w14:val="none"/>
+        </w:rPr>
+      </w:pPr>
+      <w:r>
+        <w:rPr>
+          <w:rFonts w:ascii="Inter" w:eastAsia="宋体" w:hAnsi="Inter" w:cs="宋体"/>
+          <w:color w:val="0F1115"/>
+          <w:kern w:val="0"/>
+          <w:sz w:val="24"/>
+          <w14:ligatures w14:val="none"/>
+        </w:rPr>
+        <w:t>此时</w:t>
+      </w:r>
+      <w:r>
+        <w:rPr>
+          <w:rFonts w:ascii="Inter" w:eastAsia="宋体" w:hAnsi="Inter" w:cs="宋体"/>
+          <w:color w:val="0F1115"/>
+          <w:kern w:val="0"/>
+          <w:sz w:val="24"/>
+          <w14:ligatures w14:val="none"/>
+        </w:rPr>
+        <w:t xml:space="preserve"> </w:t>
+      </w:r>
+      <m:oMath>
+        <m:r>
+          <w:rPr>
+            <w:rFonts w:ascii="Cambria Math" w:eastAsia="宋体" w:hAnsi="Cambria Math" w:cs="宋体"/>
+            <w:kern w:val="0"/>
+            <w:sz w:val="24"/>
+            <w14:ligatures w14:val="none"/>
+          </w:rPr>
+          <m:t>h</m:t>
+        </m:r>
+      </m:oMath>
+      <w:r>
+        <w:rPr>
+          <w:rFonts w:ascii="Inter" w:eastAsia="宋体" w:hAnsi="Inter" w:cs="宋体"/>
+          <w:color w:val="0F1115"/>
+          <w:kern w:val="0"/>
+          <w:sz w:val="24"/>
+          <w14:ligatures w14:val="none"/>
+        </w:rPr>
+        <w:t>为单一映射，封装成立：</w:t>
+      </w:r>
+    </w:p>
+    <w:p>
+      <w:pPr>
+        <w:widowControl/>
+        <w:shd w:val="clear" w:color="auto" w:fill="FFFFFF"/>
+        <w:spacing w:before="240" w:after="240" w:line="240" w:lineRule="auto"/>
+        <w:rPr>
+          <w:rFonts w:ascii="Inter" w:eastAsia="宋体" w:hAnsi="Inter" w:cs="宋体"/>
+          <w:kern w:val="0"/>
+          <w:sz w:val="24"/>
+          <w14:ligatures w14:val="none"/>
+        </w:rPr>
+      </w:pPr>
+      <m:oMathPara>
+        <m:oMath>
+          <m:r>
+            <w:rPr>
+              <w:rFonts w:ascii="Cambria Math" w:eastAsia="宋体" w:hAnsi="Cambria Math" w:cs="宋体"/>
+              <w:kern w:val="0"/>
+              <w:sz w:val="24"/>
+              <w14:ligatures w14:val="none"/>
+            </w:rPr>
+            <m:t>X</m:t>
+          </m:r>
+          <m:box>
+            <m:boxPr>
+              <m:opEmu m:val="1"/>
+              <m:ctrlPr>
+                <w:rPr>
+                  <w:rFonts w:ascii="Cambria Math" w:eastAsia="宋体" w:hAnsi="Cambria Math" w:cs="宋体"/>
+                  <w:i/>
+                  <w:kern w:val="0"/>
+                  <w:sz w:val="24"/>
+                  <w14:ligatures w14:val="none"/>
+                </w:rPr>
+              </m:ctrlPr>
+            </m:boxPr>
+            <m:e>
+              <m:groupChr>
+                <m:groupChrPr>
+                  <m:chr m:val="→"/>
+                  <m:vertJc m:val="bot"/>
+                  <m:ctrlPr>
+                    <w:rPr>
+                      <w:rFonts w:ascii="Cambria Math" w:eastAsia="宋体" w:hAnsi="Cambria Math" w:cs="宋体"/>
+                      <w:i/>
+                      <w:kern w:val="0"/>
+                      <w:sz w:val="24"/>
+                      <w14:ligatures w14:val="none"/>
+                    </w:rPr>
+                  </m:ctrlPr>
+                </m:groupChrPr>
+                <m:e>
+                  <m:r>
+                    <w:rPr>
+                      <w:rFonts w:ascii="Cambria Math" w:eastAsia="宋体" w:hAnsi="Cambria Math" w:cs="宋体"/>
+                      <w:kern w:val="0"/>
+                      <w:sz w:val="24"/>
+                      <w14:ligatures w14:val="none"/>
+                    </w:rPr>
+                    <m:t>h</m:t>
+                  </m:r>
+                  <m:r>
+                    <w:rPr>
+                      <w:rFonts w:ascii="Cambria Math" w:eastAsia="宋体" w:hAnsi="Cambria Math" w:cs="宋体"/>
+                      <w:kern w:val="0"/>
+                      <w:sz w:val="24"/>
+                      <w14:ligatures w14:val="none"/>
+                    </w:rPr>
+                    <m:t>封装</m:t>
+                  </m:r>
+                </m:e>
+              </m:groupChr>
+            </m:e>
+          </m:box>
+          <m:r>
+            <w:rPr>
+              <w:rFonts w:ascii="Cambria Math" w:eastAsia="宋体" w:hAnsi="Cambria Math" w:cs="宋体"/>
+              <w:kern w:val="0"/>
+              <w:sz w:val="24"/>
+              <w14:ligatures w14:val="none"/>
+            </w:rPr>
+            <m:t>G</m:t>
+          </m:r>
+          <m:r>
+            <w:rPr>
+              <w:rFonts w:ascii="Cambria Math" w:eastAsia="宋体" w:hAnsi="Cambria Math" w:cs="宋体"/>
+              <w:kern w:val="0"/>
+              <w:sz w:val="24"/>
+              <w14:ligatures w14:val="none"/>
+            </w:rPr>
+            <m:t>.</m:t>
+          </m:r>
+        </m:oMath>
+      </m:oMathPara>
+    </w:p>
+    <w:p>
+      <w:pPr>
+        <w:widowControl/>
+        <w:shd w:val="clear" w:color="auto" w:fill="FFFFFF"/>
+        <w:spacing w:before="240" w:after="240" w:line="240" w:lineRule="auto"/>
+        <w:rPr>
+          <w:rFonts w:ascii="Inter" w:eastAsia="宋体" w:hAnsi="Inter" w:cs="宋体"/>
+          <w:color w:val="0F1115"/>
+          <w:kern w:val="0"/>
+          <w:sz w:val="24"/>
+          <w14:ligatures w14:val="none"/>
+        </w:rPr>
+      </w:pPr>
+      <w:r>
+        <w:rPr>
+          <w:rFonts w:ascii="Inter" w:eastAsia="宋体" w:hAnsi="Inter" w:cs="宋体"/>
+          <w:color w:val="0F1115"/>
+          <w:kern w:val="0"/>
+          <w:sz w:val="24"/>
+          <w14:ligatures w14:val="none"/>
+        </w:rPr>
+        <w:t>且对每个</w:t>
+      </w:r>
+      <w:r>
+        <w:rPr>
+          <w:rFonts w:ascii="Inter" w:eastAsia="宋体" w:hAnsi="Inter" w:cs="宋体"/>
+          <w:color w:val="0F1115"/>
+          <w:kern w:val="0"/>
+          <w:sz w:val="24"/>
+          <w14:ligatures w14:val="none"/>
+        </w:rPr>
+        <w:t xml:space="preserve"> </w:t>
+      </w:r>
+      <m:oMath>
+        <m:sSub>
+          <m:sSubPr>
+            <m:ctrlPr>
+              <w:rPr>
+                <w:rFonts w:ascii="Cambria Math" w:eastAsia="宋体" w:hAnsi="Cambria Math" w:cs="宋体"/>
+                <w:kern w:val="0"/>
+                <w:sz w:val="24"/>
+                <w14:ligatures w14:val="none"/>
+              </w:rPr>
+            </m:ctrlPr>
+          </m:sSubPr>
+          <m:e>
+            <m:r>
+              <w:rPr>
+                <w:rFonts w:ascii="Cambria Math" w:eastAsia="宋体" w:hAnsi="Cambria Math" w:cs="宋体"/>
+                <w:kern w:val="0"/>
+                <w:sz w:val="24"/>
+                <w14:ligatures w14:val="none"/>
+              </w:rPr>
+              <m:t>d</m:t>
+            </m:r>
+          </m:e>
+          <m:sub>
+            <m:r>
+              <w:rPr>
+                <w:rFonts w:ascii="Cambria Math" w:eastAsia="宋体" w:hAnsi="Cambria Math" w:cs="宋体"/>
+                <w:kern w:val="0"/>
+                <w:sz w:val="24"/>
+                <w14:ligatures w14:val="none"/>
+              </w:rPr>
+              <m:t>i</m:t>
+            </m:r>
+          </m:sub>
+        </m:sSub>
+        <m:r>
+          <w:rPr>
+            <w:rFonts w:ascii="Cambria Math" w:eastAsia="宋体" w:hAnsi="Cambria Math" w:cs="宋体"/>
+            <w:kern w:val="0"/>
+            <w:sz w:val="24"/>
+            <w14:ligatures w14:val="none"/>
+          </w:rPr>
+          <m:t>∈</m:t>
+        </m:r>
+        <m:func>
+          <m:funcPr>
+            <m:ctrlPr>
+              <w:rPr>
+                <w:rFonts w:ascii="Cambria Math" w:eastAsia="宋体" w:hAnsi="Cambria Math" w:cs="宋体"/>
+                <w:i/>
+                <w:kern w:val="0"/>
+                <w:sz w:val="24"/>
+                <w14:ligatures w14:val="none"/>
+              </w:rPr>
+            </m:ctrlPr>
+          </m:funcPr>
+          <m:fName>
+            <m:r>
+              <m:rPr>
+                <m:sty m:val="p"/>
+              </m:rPr>
+              <w:rPr>
+                <w:rFonts w:ascii="Cambria Math" w:eastAsia="宋体" w:hAnsi="Cambria Math" w:cs="宋体"/>
+                <w:kern w:val="0"/>
+                <w:sz w:val="24"/>
+                <w14:ligatures w14:val="none"/>
+              </w:rPr>
+              <m:t>Ext</m:t>
+            </m:r>
+          </m:fName>
+          <m:e>
+            <m:d>
+              <m:dPr>
+                <m:ctrlPr>
+                  <w:rPr>
+                    <w:rFonts w:ascii="Cambria Math" w:eastAsia="宋体" w:hAnsi="Cambria Math" w:cs="宋体"/>
+                    <w:kern w:val="0"/>
+                    <w:sz w:val="24"/>
+                    <w14:ligatures w14:val="none"/>
+                  </w:rPr>
+                </m:ctrlPr>
+              </m:dPr>
+              <m:e>
+                <m:r>
+                  <w:rPr>
+                    <w:rFonts w:ascii="Cambria Math" w:eastAsia="宋体" w:hAnsi="Cambria Math" w:cs="宋体"/>
+                    <w:kern w:val="0"/>
+                    <w:sz w:val="24"/>
+                    <w14:ligatures w14:val="none"/>
+                  </w:rPr>
+                  <m:t>D</m:t>
+                </m:r>
+              </m:e>
+            </m:d>
+          </m:e>
+        </m:func>
+      </m:oMath>
+      <w:r>
+        <w:rPr>
+          <w:rFonts w:ascii="Inter" w:eastAsia="宋体" w:hAnsi="Inter" w:cs="宋体"/>
+          <w:color w:val="0F1115"/>
+          <w:kern w:val="0"/>
+          <w:sz w:val="24"/>
+          <w14:ligatures w14:val="none"/>
+        </w:rPr>
+        <w:t>，有</w:t>
+      </w:r>
+    </w:p>
+    <w:p>
+      <w:pPr>
+        <w:widowControl/>
+        <w:shd w:val="clear" w:color="auto" w:fill="FFFFFF"/>
+        <w:spacing w:before="240" w:after="240" w:line="240" w:lineRule="auto"/>
+        <w:rPr>
+          <w:rFonts w:ascii="Inter" w:eastAsia="宋体" w:hAnsi="Inter" w:cs="宋体"/>
+          <w:kern w:val="0"/>
+          <w:sz w:val="24"/>
+          <w14:ligatures w14:val="none"/>
+        </w:rPr>
+      </w:pPr>
+      <m:oMathPara>
+        <m:oMath>
+          <m:func>
+            <m:funcPr>
+              <m:ctrlPr>
+                <w:rPr>
+                  <w:rFonts w:ascii="Cambria Math" w:eastAsia="宋体" w:hAnsi="Cambria Math" w:cs="宋体"/>
+                  <w:i/>
+                  <w:kern w:val="0"/>
+                  <w:sz w:val="24"/>
+                  <w14:ligatures w14:val="none"/>
+                </w:rPr>
+              </m:ctrlPr>
+            </m:funcPr>
+            <m:fName>
+              <m:r>
+                <m:rPr>
+                  <m:sty m:val="p"/>
+                </m:rPr>
+                <w:rPr>
+                  <w:rFonts w:ascii="Cambria Math" w:eastAsia="宋体" w:hAnsi="Cambria Math" w:cs="宋体"/>
+                  <w:kern w:val="0"/>
+                  <w:sz w:val="24"/>
+                  <w14:ligatures w14:val="none"/>
+                </w:rPr>
+                <m:t>Ext</m:t>
+              </m:r>
+              <m:ctrlPr>
+                <w:rPr>
+                  <w:rFonts w:ascii="Cambria Math" w:eastAsia="宋体" w:hAnsi="Cambria Math" w:cs="宋体"/>
+                  <w:kern w:val="0"/>
+                  <w:sz w:val="24"/>
+                  <w14:ligatures w14:val="none"/>
+                </w:rPr>
+              </m:ctrlPr>
+            </m:fName>
+            <m:e>
+              <m:d>
+                <m:dPr>
+                  <m:ctrlPr>
+                    <w:rPr>
+                      <w:rFonts w:ascii="Cambria Math" w:eastAsia="宋体" w:hAnsi="Cambria Math" w:cs="宋体"/>
+                      <w:kern w:val="0"/>
+                      <w:sz w:val="24"/>
+                      <w14:ligatures w14:val="none"/>
+                    </w:rPr>
+                  </m:ctrlPr>
+                </m:dPr>
+                <m:e>
+                  <m:r>
+                    <w:rPr>
+                      <w:rFonts w:ascii="Cambria Math" w:eastAsia="宋体" w:hAnsi="Cambria Math" w:cs="宋体"/>
+                      <w:kern w:val="0"/>
+                      <w:sz w:val="24"/>
+                      <w14:ligatures w14:val="none"/>
+                    </w:rPr>
+                    <m:t>h</m:t>
+                  </m:r>
+                  <m:d>
+                    <m:dPr>
+                      <m:sepChr m:val=","/>
+                      <m:ctrlPr>
+                        <w:rPr>
+                          <w:rFonts w:ascii="Cambria Math" w:eastAsia="宋体" w:hAnsi="Cambria Math" w:cs="宋体"/>
+                          <w:kern w:val="0"/>
+                          <w:sz w:val="24"/>
+                          <w14:ligatures w14:val="none"/>
+                        </w:rPr>
+                      </m:ctrlPr>
+                    </m:dPr>
+                    <m:e>
+                      <m:r>
+                        <w:rPr>
+                          <w:rFonts w:ascii="Cambria Math" w:eastAsia="宋体" w:hAnsi="Cambria Math" w:cs="宋体"/>
+                          <w:kern w:val="0"/>
+                          <w:sz w:val="24"/>
+                          <w14:ligatures w14:val="none"/>
+                        </w:rPr>
+                        <m:t>X</m:t>
+                      </m:r>
+                    </m:e>
+                    <m:e>
+                      <m:sSub>
+                        <m:sSubPr>
+                          <m:ctrlPr>
+                            <w:rPr>
+                              <w:rFonts w:ascii="Cambria Math" w:eastAsia="宋体" w:hAnsi="Cambria Math" w:cs="宋体"/>
+                              <w:kern w:val="0"/>
+                              <w:sz w:val="24"/>
+                              <w14:ligatures w14:val="none"/>
+                            </w:rPr>
+                          </m:ctrlPr>
+                        </m:sSubPr>
+                        <m:e>
+                          <m:r>
+                            <w:rPr>
+                              <w:rFonts w:ascii="Cambria Math" w:eastAsia="宋体" w:hAnsi="Cambria Math" w:cs="宋体"/>
+                              <w:kern w:val="0"/>
+                              <w:sz w:val="24"/>
+                              <w14:ligatures w14:val="none"/>
+                            </w:rPr>
+                            <m:t>d</m:t>
+                          </m:r>
+                        </m:e>
+                        <m:sub>
+                          <m:r>
+                            <w:rPr>
+                              <w:rFonts w:ascii="Cambria Math" w:eastAsia="宋体" w:hAnsi="Cambria Math" w:cs="宋体"/>
+                              <w:kern w:val="0"/>
+                              <w:sz w:val="24"/>
+                              <w14:ligatures w14:val="none"/>
+                            </w:rPr>
+                            <m:t>i</m:t>
+                          </m:r>
+                        </m:sub>
+                      </m:sSub>
+                    </m:e>
+                  </m:d>
+                </m:e>
+              </m:d>
+            </m:e>
+          </m:func>
+          <m:r>
+            <w:rPr>
+              <w:rFonts w:ascii="Cambria Math" w:eastAsia="宋体" w:hAnsi="Cambria Math" w:cs="宋体"/>
+              <w:kern w:val="0"/>
+              <w:sz w:val="24"/>
+              <w14:ligatures w14:val="none"/>
+            </w:rPr>
+            <m:t>⊆</m:t>
+          </m:r>
+          <m:func>
+            <m:funcPr>
+              <m:ctrlPr>
+                <w:rPr>
+                  <w:rFonts w:ascii="Cambria Math" w:eastAsia="宋体" w:hAnsi="Cambria Math" w:cs="宋体"/>
+                  <w:i/>
+                  <w:kern w:val="0"/>
+                  <w:sz w:val="24"/>
+                  <w14:ligatures w14:val="none"/>
+                </w:rPr>
+              </m:ctrlPr>
+            </m:funcPr>
+            <m:fName>
+              <m:r>
+                <m:rPr>
+                  <m:sty m:val="p"/>
+                </m:rPr>
+                <w:rPr>
+                  <w:rFonts w:ascii="Cambria Math" w:eastAsia="宋体" w:hAnsi="Cambria Math" w:cs="宋体"/>
+                  <w:kern w:val="0"/>
+                  <w:sz w:val="24"/>
+                  <w14:ligatures w14:val="none"/>
+                </w:rPr>
+                <m:t>Ext</m:t>
+              </m:r>
+            </m:fName>
+            <m:e>
+              <m:d>
+                <m:dPr>
+                  <m:ctrlPr>
+                    <w:rPr>
+                      <w:rFonts w:ascii="Cambria Math" w:eastAsia="宋体" w:hAnsi="Cambria Math" w:cs="宋体"/>
+                      <w:kern w:val="0"/>
+                      <w:sz w:val="24"/>
+                      <w14:ligatures w14:val="none"/>
+                    </w:rPr>
+                  </m:ctrlPr>
+                </m:dPr>
+                <m:e>
+                  <m:sSub>
+                    <m:sSubPr>
+                      <m:ctrlPr>
+                        <w:rPr>
+                          <w:rFonts w:ascii="Cambria Math" w:eastAsia="宋体" w:hAnsi="Cambria Math" w:cs="宋体"/>
+                          <w:kern w:val="0"/>
+                          <w:sz w:val="24"/>
+                          <w14:ligatures w14:val="none"/>
+                        </w:rPr>
+                      </m:ctrlPr>
+                    </m:sSubPr>
+                    <m:e>
+                      <m:r>
+                        <w:rPr>
+                          <w:rFonts w:ascii="Cambria Math" w:eastAsia="宋体" w:hAnsi="Cambria Math" w:cs="宋体"/>
+                          <w:kern w:val="0"/>
+                          <w:sz w:val="24"/>
+                          <w14:ligatures w14:val="none"/>
+                        </w:rPr>
+                        <m:t>T</m:t>
+                      </m:r>
+                    </m:e>
+                    <m:sub>
+                      <m:r>
+                        <w:rPr>
+                          <w:rFonts w:ascii="Cambria Math" w:eastAsia="宋体" w:hAnsi="Cambria Math" w:cs="宋体"/>
+                          <w:kern w:val="0"/>
+                          <w:sz w:val="24"/>
+                          <w14:ligatures w14:val="none"/>
+                        </w:rPr>
+                        <m:t>i</m:t>
+                      </m:r>
+                    </m:sub>
+                  </m:sSub>
+                  <m:r>
+                    <w:rPr>
+                      <w:rFonts w:ascii="Cambria Math" w:eastAsia="宋体" w:hAnsi="Cambria Math" w:cs="宋体"/>
+                      <w:kern w:val="0"/>
+                      <w:sz w:val="24"/>
+                      <w14:ligatures w14:val="none"/>
+                    </w:rPr>
+                    <m:t>.Y</m:t>
+                  </m:r>
+                </m:e>
+              </m:d>
+            </m:e>
+          </m:func>
+          <m:r>
+            <w:rPr>
+              <w:rFonts w:ascii="Cambria Math" w:eastAsia="宋体" w:hAnsi="Cambria Math" w:cs="宋体"/>
+              <w:kern w:val="0"/>
+              <w:sz w:val="24"/>
+              <w14:ligatures w14:val="none"/>
+            </w:rPr>
+            <m:t>⊆</m:t>
+          </m:r>
+          <m:func>
+            <m:funcPr>
+              <m:ctrlPr>
+                <w:rPr>
+                  <w:rFonts w:ascii="Cambria Math" w:eastAsia="宋体" w:hAnsi="Cambria Math" w:cs="宋体"/>
+                  <w:i/>
+                  <w:kern w:val="0"/>
+                  <w:sz w:val="24"/>
+                  <w14:ligatures w14:val="none"/>
+                </w:rPr>
+              </m:ctrlPr>
+            </m:funcPr>
+            <m:fName>
+              <m:r>
+                <m:rPr>
+                  <m:sty m:val="p"/>
+                </m:rPr>
+                <w:rPr>
+                  <w:rFonts w:ascii="Cambria Math" w:eastAsia="宋体" w:hAnsi="Cambria Math" w:cs="宋体"/>
+                  <w:kern w:val="0"/>
+                  <w:sz w:val="24"/>
+                  <w14:ligatures w14:val="none"/>
+                </w:rPr>
+                <m:t>Ext</m:t>
+              </m:r>
+            </m:fName>
+            <m:e>
+              <m:d>
+                <m:dPr>
+                  <m:ctrlPr>
+                    <w:rPr>
+                      <w:rFonts w:ascii="Cambria Math" w:eastAsia="宋体" w:hAnsi="Cambria Math" w:cs="宋体"/>
+                      <w:kern w:val="0"/>
+                      <w:sz w:val="24"/>
+                      <w14:ligatures w14:val="none"/>
+                    </w:rPr>
+                  </m:ctrlPr>
+                </m:dPr>
+                <m:e>
+                  <m:r>
+                    <w:rPr>
+                      <w:rFonts w:ascii="Cambria Math" w:eastAsia="宋体" w:hAnsi="Cambria Math" w:cs="宋体"/>
+                      <w:kern w:val="0"/>
+                      <w:sz w:val="24"/>
+                      <w14:ligatures w14:val="none"/>
+                    </w:rPr>
+                    <m:t>G</m:t>
+                  </m:r>
+                </m:e>
+              </m:d>
+            </m:e>
+          </m:func>
+          <m:r>
+            <w:rPr>
+              <w:rFonts w:ascii="Cambria Math" w:eastAsia="宋体" w:hAnsi="Cambria Math" w:cs="宋体"/>
+              <w:kern w:val="0"/>
+              <w:sz w:val="24"/>
+              <w14:ligatures w14:val="none"/>
+            </w:rPr>
+            <m:t>.</m:t>
+          </m:r>
+        </m:oMath>
+      </m:oMathPara>
+    </w:p>
+    <w:p>
+      <w:pPr>
+        <w:widowControl/>
+        <w:shd w:val="clear" w:color="auto" w:fill="FFFFFF"/>
+        <w:spacing w:before="240" w:after="240" w:line="420" w:lineRule="atLeast"/>
+        <w:rPr>
+          <w:rFonts w:ascii="Inter" w:eastAsia="宋体" w:hAnsi="Inter" w:cs="宋体"/>
+          <w:color w:val="0F1115"/>
+          <w:kern w:val="0"/>
+          <w:sz w:val="24"/>
+          <w14:ligatures w14:val="none"/>
+        </w:rPr>
+      </w:pPr>
+      <w:r>
+        <w:rPr>
+          <w:rFonts w:ascii="Inter" w:eastAsia="宋体" w:hAnsi="Inter" w:cs="宋体"/>
+          <w:color w:val="0F1115"/>
+          <w:kern w:val="0"/>
+          <w:sz w:val="24"/>
+          <w14:ligatures w14:val="none"/>
+        </w:rPr>
+        <w:t>进一步，由公理</w:t>
+      </w:r>
+      <w:r>
+        <w:rPr>
+          <w:rFonts w:ascii="Inter" w:eastAsia="宋体" w:hAnsi="Inter" w:cs="宋体"/>
+          <w:color w:val="0F1115"/>
+          <w:kern w:val="0"/>
+          <w:sz w:val="24"/>
+          <w14:ligatures w14:val="none"/>
+        </w:rPr>
+        <w:t>(3)</w:t>
+      </w:r>
+      <w:r>
+        <w:rPr>
+          <w:rFonts w:ascii="Inter" w:eastAsia="宋体" w:hAnsi="Inter" w:cs="宋体"/>
+          <w:color w:val="0F1115"/>
+          <w:kern w:val="0"/>
+          <w:sz w:val="24"/>
+          <w14:ligatures w14:val="none"/>
+        </w:rPr>
+        <w:t>，对于三要素相同的两个系统，熵更低者更真善美。在显式入参化后，所有分解方式实现同一效果</w:t>
+      </w:r>
+      <w:r>
+        <w:rPr>
+          <w:rFonts w:ascii="Inter" w:eastAsia="宋体" w:hAnsi="Inter" w:cs="宋体"/>
+          <w:color w:val="0F1115"/>
+          <w:kern w:val="0"/>
+          <w:sz w:val="24"/>
+          <w14:ligatures w14:val="none"/>
+        </w:rPr>
+        <w:t xml:space="preserve"> </w:t>
+      </w:r>
+      <m:oMath>
+        <m:r>
+          <w:rPr>
+            <w:rFonts w:ascii="Cambria Math" w:eastAsia="宋体" w:hAnsi="Cambria Math" w:cs="宋体"/>
+            <w:kern w:val="0"/>
+            <w:sz w:val="24"/>
+            <w14:ligatures w14:val="none"/>
+          </w:rPr>
+          <m:t>E</m:t>
+        </m:r>
+      </m:oMath>
+      <w:r>
+        <w:rPr>
+          <w:rFonts w:ascii="Inter" w:eastAsia="宋体" w:hAnsi="Inter" w:cs="宋体"/>
+          <w:color w:val="0F1115"/>
+          <w:kern w:val="0"/>
+          <w:sz w:val="24"/>
+          <w14:ligatures w14:val="none"/>
+        </w:rPr>
+        <w:t>，三要素可视为相同，区别仅在于描述长度，即熵。常见实现方式有三种：</w:t>
+      </w:r>
+    </w:p>
+    <w:p>
+      <w:pPr>
+        <w:widowControl/>
+        <w:numPr>
+          <w:ilvl w:val="0"/>
+          <w:numId w:val="7"/>
+        </w:numPr>
+        <w:shd w:val="clear" w:color="auto" w:fill="FFFFFF"/>
+        <w:spacing w:after="0" w:line="420" w:lineRule="atLeast"/>
+        <w:rPr>
+          <w:rFonts w:ascii="Inter" w:eastAsia="宋体" w:hAnsi="Inter" w:cs="宋体"/>
+          <w:color w:val="0F1115"/>
+          <w:kern w:val="0"/>
+          <w:sz w:val="24"/>
+          <w14:ligatures w14:val="none"/>
+        </w:rPr>
+      </w:pPr>
+      <w:r>
+        <w:rPr>
+          <w:rFonts w:ascii="Inter" w:eastAsia="宋体" w:hAnsi="Inter" w:cs="宋体"/>
+          <w:b/>
+          <w:bCs/>
+          <w:color w:val="0F1115"/>
+          <w:kern w:val="0"/>
+          <w:sz w:val="24"/>
+          <w14:ligatures w14:val="none"/>
+        </w:rPr>
+        <w:t>方案</w:t>
+      </w:r>
+      <w:r>
+        <w:rPr>
+          <w:rFonts w:ascii="Inter" w:eastAsia="宋体" w:hAnsi="Inter" w:cs="宋体"/>
+          <w:b/>
+          <w:bCs/>
+          <w:color w:val="0F1115"/>
+          <w:kern w:val="0"/>
+          <w:sz w:val="24"/>
+          <w14:ligatures w14:val="none"/>
+        </w:rPr>
+        <w:t>A</w:t>
+      </w:r>
+      <w:r>
+        <w:rPr>
+          <w:rFonts w:ascii="Inter" w:eastAsia="宋体" w:hAnsi="Inter" w:cs="宋体"/>
+          <w:b/>
+          <w:bCs/>
+          <w:color w:val="0F1115"/>
+          <w:kern w:val="0"/>
+          <w:sz w:val="24"/>
+          <w14:ligatures w14:val="none"/>
+        </w:rPr>
+        <w:t>：函数入参。</w:t>
+      </w:r>
+      <w:r>
+        <w:rPr>
+          <w:rFonts w:ascii="Inter" w:eastAsia="宋体" w:hAnsi="Inter" w:cs="宋体"/>
+          <w:color w:val="0F1115"/>
+          <w:kern w:val="0"/>
+          <w:sz w:val="24"/>
+          <w14:ligatures w14:val="none"/>
+        </w:rPr>
+        <w:br/>
+      </w:r>
+      <w:r>
+        <w:rPr>
+          <w:rFonts w:ascii="Inter" w:eastAsia="宋体" w:hAnsi="Inter" w:cs="宋体"/>
+          <w:color w:val="0F1115"/>
+          <w:kern w:val="0"/>
+          <w:sz w:val="24"/>
+          <w14:ligatures w14:val="none"/>
+        </w:rPr>
+        <w:t>将每种分解方式对应的上游映射写成一个独立函数，通过函数参数传入。</w:t>
+      </w:r>
+      <w:r>
+        <w:rPr>
+          <w:rFonts w:ascii="Inter" w:eastAsia="宋体" w:hAnsi="Inter" w:cs="宋体"/>
+          <w:color w:val="0F1115"/>
+          <w:kern w:val="0"/>
+          <w:sz w:val="24"/>
+          <w14:ligatures w14:val="none"/>
+        </w:rPr>
+        <w:br/>
+      </w:r>
+      <w:r>
+        <w:rPr>
+          <w:rFonts w:ascii="Inter" w:eastAsia="宋体" w:hAnsi="Inter" w:cs="宋体"/>
+          <w:color w:val="0F1115"/>
+          <w:kern w:val="0"/>
+          <w:sz w:val="24"/>
+          <w14:ligatures w14:val="none"/>
+        </w:rPr>
+        <w:t>描述长度为</w:t>
+      </w:r>
+      <w:r>
+        <w:rPr>
+          <w:rFonts w:ascii="Inter" w:eastAsia="宋体" w:hAnsi="Inter" w:cs="宋体"/>
+          <w:color w:val="0F1115"/>
+          <w:kern w:val="0"/>
+          <w:sz w:val="24"/>
+          <w14:ligatures w14:val="none"/>
+        </w:rPr>
+        <w:t xml:space="preserve"> </w:t>
+      </w:r>
+      <m:oMath>
+        <m:r>
+          <w:rPr>
+            <w:rFonts w:ascii="Cambria Math" w:eastAsia="宋体" w:hAnsi="Cambria Math" w:cs="宋体"/>
+            <w:kern w:val="0"/>
+            <w:sz w:val="24"/>
+            <w14:ligatures w14:val="none"/>
+          </w:rPr>
+          <m:t>O</m:t>
+        </m:r>
+        <m:d>
+          <m:dPr>
+            <m:ctrlPr>
+              <w:rPr>
+                <w:rFonts w:ascii="Cambria Math" w:eastAsia="宋体" w:hAnsi="Cambria Math" w:cs="宋体"/>
+                <w:kern w:val="0"/>
+                <w:sz w:val="24"/>
+                <w14:ligatures w14:val="none"/>
+              </w:rPr>
+            </m:ctrlPr>
+          </m:dPr>
+          <m:e>
+            <m:r>
+              <w:rPr>
+                <w:rFonts w:ascii="Cambria Math" w:eastAsia="宋体" w:hAnsi="Cambria Math" w:cs="宋体"/>
+                <w:kern w:val="0"/>
+                <w:sz w:val="24"/>
+                <w14:ligatures w14:val="none"/>
+              </w:rPr>
+              <m:t>k</m:t>
+            </m:r>
+          </m:e>
+        </m:d>
+      </m:oMath>
+      <w:r>
+        <w:rPr>
+          <w:rFonts w:ascii="Inter" w:eastAsia="宋体" w:hAnsi="Inter" w:cs="宋体"/>
+          <w:color w:val="0F1115"/>
+          <w:kern w:val="0"/>
+          <w:sz w:val="24"/>
+          <w14:ligatures w14:val="none"/>
+        </w:rPr>
+        <w:t>，其中</w:t>
+      </w:r>
+      <w:r>
+        <w:rPr>
+          <w:rFonts w:ascii="Inter" w:eastAsia="宋体" w:hAnsi="Inter" w:cs="宋体"/>
+          <w:color w:val="0F1115"/>
+          <w:kern w:val="0"/>
+          <w:sz w:val="24"/>
+          <w14:ligatures w14:val="none"/>
+        </w:rPr>
+        <w:t xml:space="preserve"> </w:t>
+      </w:r>
+      <m:oMath>
+        <m:r>
+          <w:rPr>
+            <w:rFonts w:ascii="Cambria Math" w:eastAsia="宋体" w:hAnsi="Cambria Math" w:cs="宋体"/>
+            <w:kern w:val="0"/>
+            <w:sz w:val="24"/>
+            <w14:ligatures w14:val="none"/>
+          </w:rPr>
+          <m:t>k</m:t>
+        </m:r>
+      </m:oMath>
+      <w:r>
+        <w:rPr>
+          <w:rFonts w:ascii="Inter" w:eastAsia="宋体" w:hAnsi="Inter" w:cs="宋体"/>
+          <w:color w:val="0F1115"/>
+          <w:kern w:val="0"/>
+          <w:sz w:val="24"/>
+          <w14:ligatures w14:val="none"/>
+        </w:rPr>
+        <w:t>为分解方式总数。</w:t>
+      </w:r>
+    </w:p>
+    <w:p>
+      <w:pPr>
+        <w:widowControl/>
+        <w:numPr>
+          <w:ilvl w:val="0"/>
+          <w:numId w:val="7"/>
+        </w:numPr>
+        <w:shd w:val="clear" w:color="auto" w:fill="FFFFFF"/>
+        <w:spacing w:after="0" w:line="420" w:lineRule="atLeast"/>
+        <w:rPr>
+          <w:rFonts w:ascii="Inter" w:eastAsia="宋体" w:hAnsi="Inter" w:cs="宋体"/>
+          <w:color w:val="0F1115"/>
+          <w:kern w:val="0"/>
+          <w:sz w:val="24"/>
+          <w14:ligatures w14:val="none"/>
+        </w:rPr>
+      </w:pPr>
+      <w:r>
+        <w:rPr>
+          <w:rFonts w:ascii="Inter" w:eastAsia="宋体" w:hAnsi="Inter" w:cs="宋体"/>
+          <w:b/>
+          <w:bCs/>
+          <w:color w:val="0F1115"/>
+          <w:kern w:val="0"/>
+          <w:sz w:val="24"/>
+          <w14:ligatures w14:val="none"/>
+        </w:rPr>
+        <w:t>方案</w:t>
+      </w:r>
+      <w:r>
+        <w:rPr>
+          <w:rFonts w:ascii="Inter" w:eastAsia="宋体" w:hAnsi="Inter" w:cs="宋体"/>
+          <w:b/>
+          <w:bCs/>
+          <w:color w:val="0F1115"/>
+          <w:kern w:val="0"/>
+          <w:sz w:val="24"/>
+          <w14:ligatures w14:val="none"/>
+        </w:rPr>
+        <w:t>B</w:t>
+      </w:r>
+      <w:r>
+        <w:rPr>
+          <w:rFonts w:ascii="Inter" w:eastAsia="宋体" w:hAnsi="Inter" w:cs="宋体"/>
+          <w:b/>
+          <w:bCs/>
+          <w:color w:val="0F1115"/>
+          <w:kern w:val="0"/>
+          <w:sz w:val="24"/>
+          <w14:ligatures w14:val="none"/>
+        </w:rPr>
+        <w:t>：策略对象入参。</w:t>
+      </w:r>
+      <w:r>
+        <w:rPr>
+          <w:rFonts w:ascii="Inter" w:eastAsia="宋体" w:hAnsi="Inter" w:cs="宋体"/>
+          <w:color w:val="0F1115"/>
+          <w:kern w:val="0"/>
+          <w:sz w:val="24"/>
+          <w14:ligatures w14:val="none"/>
+        </w:rPr>
+        <w:br/>
+      </w:r>
+      <w:r>
+        <w:rPr>
+          <w:rFonts w:ascii="Inter" w:eastAsia="宋体" w:hAnsi="Inter" w:cs="宋体"/>
+          <w:color w:val="0F1115"/>
+          <w:kern w:val="0"/>
+          <w:sz w:val="24"/>
+          <w14:ligatures w14:val="none"/>
+        </w:rPr>
+        <w:t>将每种上游映射封装为策略对象，通过对象参数传入。</w:t>
+      </w:r>
+      <w:r>
+        <w:rPr>
+          <w:rFonts w:ascii="Inter" w:eastAsia="宋体" w:hAnsi="Inter" w:cs="宋体"/>
+          <w:color w:val="0F1115"/>
+          <w:kern w:val="0"/>
+          <w:sz w:val="24"/>
+          <w14:ligatures w14:val="none"/>
+        </w:rPr>
+        <w:br/>
+      </w:r>
+      <w:r>
+        <w:rPr>
+          <w:rFonts w:ascii="Inter" w:eastAsia="宋体" w:hAnsi="Inter" w:cs="宋体"/>
+          <w:color w:val="0F1115"/>
+          <w:kern w:val="0"/>
+          <w:sz w:val="24"/>
+          <w14:ligatures w14:val="none"/>
+        </w:rPr>
+        <w:t>与方案</w:t>
+      </w:r>
+      <w:r>
+        <w:rPr>
+          <w:rFonts w:ascii="Inter" w:eastAsia="宋体" w:hAnsi="Inter" w:cs="宋体"/>
+          <w:color w:val="0F1115"/>
+          <w:kern w:val="0"/>
+          <w:sz w:val="24"/>
+          <w14:ligatures w14:val="none"/>
+        </w:rPr>
+        <w:t>A</w:t>
+      </w:r>
+      <w:r>
+        <w:rPr>
+          <w:rFonts w:ascii="Inter" w:eastAsia="宋体" w:hAnsi="Inter" w:cs="宋体"/>
+          <w:color w:val="0F1115"/>
+          <w:kern w:val="0"/>
+          <w:sz w:val="24"/>
+          <w14:ligatures w14:val="none"/>
+        </w:rPr>
+        <w:t>同阶，但多出类定义、接口与实例化样板，描述长度更长。</w:t>
+      </w:r>
+    </w:p>
+    <w:p>
+      <w:pPr>
+        <w:widowControl/>
+        <w:numPr>
+          <w:ilvl w:val="0"/>
+          <w:numId w:val="7"/>
+        </w:numPr>
+        <w:shd w:val="clear" w:color="auto" w:fill="FFFFFF"/>
+        <w:spacing w:after="120" w:line="420" w:lineRule="atLeast"/>
+        <w:rPr>
+          <w:rFonts w:ascii="Inter" w:eastAsia="宋体" w:hAnsi="Inter" w:cs="宋体"/>
+          <w:color w:val="0F1115"/>
+          <w:kern w:val="0"/>
+          <w:sz w:val="24"/>
+          <w14:ligatures w14:val="none"/>
+        </w:rPr>
+      </w:pPr>
+      <w:r>
+        <w:rPr>
+          <w:rFonts w:ascii="Inter" w:eastAsia="宋体" w:hAnsi="Inter" w:cs="宋体"/>
+          <w:b/>
+          <w:bCs/>
+          <w:color w:val="0F1115"/>
+          <w:kern w:val="0"/>
+          <w:sz w:val="24"/>
+          <w14:ligatures w14:val="none"/>
+        </w:rPr>
+        <w:t>方案</w:t>
+      </w:r>
+      <w:r>
+        <w:rPr>
+          <w:rFonts w:ascii="Inter" w:eastAsia="宋体" w:hAnsi="Inter" w:cs="宋体"/>
+          <w:b/>
+          <w:bCs/>
+          <w:color w:val="0F1115"/>
+          <w:kern w:val="0"/>
+          <w:sz w:val="24"/>
+          <w14:ligatures w14:val="none"/>
+        </w:rPr>
+        <w:t>C</w:t>
+      </w:r>
+      <w:r>
+        <w:rPr>
+          <w:rFonts w:ascii="Inter" w:eastAsia="宋体" w:hAnsi="Inter" w:cs="宋体"/>
+          <w:b/>
+          <w:bCs/>
+          <w:color w:val="0F1115"/>
+          <w:kern w:val="0"/>
+          <w:sz w:val="24"/>
+          <w14:ligatures w14:val="none"/>
+        </w:rPr>
+        <w:t>：上层硬编码映射器。</w:t>
+      </w:r>
+      <w:r>
+        <w:rPr>
+          <w:rFonts w:ascii="Inter" w:eastAsia="宋体" w:hAnsi="Inter" w:cs="宋体"/>
+          <w:color w:val="0F1115"/>
+          <w:kern w:val="0"/>
+          <w:sz w:val="24"/>
+          <w14:ligatures w14:val="none"/>
+        </w:rPr>
+        <w:br/>
+      </w:r>
+      <w:r>
+        <w:rPr>
+          <w:rFonts w:ascii="Inter" w:eastAsia="宋体" w:hAnsi="Inter" w:cs="宋体"/>
+          <w:color w:val="0F1115"/>
+          <w:kern w:val="0"/>
+          <w:sz w:val="24"/>
+          <w14:ligatures w14:val="none"/>
+        </w:rPr>
+        <w:t>为每种分解方式单独构造完整的</w:t>
+      </w:r>
+    </w:p>
+    <w:p>
+      <w:pPr>
+        <w:widowControl/>
+        <w:shd w:val="clear" w:color="auto" w:fill="FFFFFF"/>
+        <w:spacing w:after="0" w:afterAutospacing="1" w:line="420" w:lineRule="atLeast"/>
+        <w:ind w:left="720"/>
+        <w:rPr>
+          <w:rFonts w:ascii="Inter" w:eastAsia="宋体" w:hAnsi="Inter" w:cs="宋体"/>
+          <w:color w:val="0F1115"/>
+          <w:kern w:val="0"/>
+          <w:sz w:val="24"/>
+          <w14:ligatures w14:val="none"/>
+        </w:rPr>
+      </w:pPr>
+      <m:oMathPara>
+        <m:oMath>
+          <m:sSub>
+            <m:sSubPr>
+              <m:ctrlPr>
+                <w:rPr>
+                  <w:rFonts w:ascii="Cambria Math" w:eastAsia="宋体" w:hAnsi="Cambria Math" w:cs="宋体"/>
+                  <w:kern w:val="0"/>
+                  <w:sz w:val="24"/>
+                  <w14:ligatures w14:val="none"/>
+                </w:rPr>
+              </m:ctrlPr>
+            </m:sSubPr>
+            <m:e>
+              <m:r>
+                <w:rPr>
+                  <w:rFonts w:ascii="Cambria Math" w:eastAsia="宋体" w:hAnsi="Cambria Math" w:cs="宋体"/>
+                  <w:kern w:val="0"/>
+                  <w:sz w:val="24"/>
+                  <w14:ligatures w14:val="none"/>
+                </w:rPr>
+                <m:t>A</m:t>
+              </m:r>
+              <m:ctrlPr>
+                <w:rPr>
+                  <w:rFonts w:ascii="Cambria Math" w:eastAsia="宋体" w:hAnsi="Cambria Math" w:cs="宋体"/>
+                  <w:i/>
+                  <w:kern w:val="0"/>
+                  <w:sz w:val="24"/>
+                  <w14:ligatures w14:val="none"/>
+                </w:rPr>
+              </m:ctrlPr>
+            </m:e>
+            <m:sub>
+              <m:r>
+                <w:rPr>
+                  <w:rFonts w:ascii="Cambria Math" w:eastAsia="宋体" w:hAnsi="Cambria Math" w:cs="宋体"/>
+                  <w:kern w:val="0"/>
+                  <w:sz w:val="24"/>
+                  <w14:ligatures w14:val="none"/>
+                </w:rPr>
+                <m:t>i</m:t>
+              </m:r>
+            </m:sub>
+          </m:sSub>
+          <m:r>
+            <w:rPr>
+              <w:rFonts w:ascii="Cambria Math" w:eastAsia="宋体" w:hAnsi="Cambria Math" w:cs="宋体"/>
+              <w:kern w:val="0"/>
+              <w:sz w:val="24"/>
+              <w14:ligatures w14:val="none"/>
+            </w:rPr>
+            <m:t>=</m:t>
+          </m:r>
+          <m:d>
+            <m:dPr>
+              <m:begChr m:val="⟨"/>
+              <m:endChr m:val="⟩"/>
+              <m:ctrlPr>
+                <w:rPr>
+                  <w:rFonts w:ascii="Cambria Math" w:eastAsia="宋体" w:hAnsi="Cambria Math" w:cs="宋体"/>
+                  <w:kern w:val="0"/>
+                  <w:sz w:val="24"/>
+                  <w14:ligatures w14:val="none"/>
+                </w:rPr>
+              </m:ctrlPr>
+            </m:dPr>
+            <m:e>
+              <m:r>
+                <w:rPr>
+                  <w:rFonts w:ascii="Cambria Math" w:eastAsia="宋体" w:hAnsi="Cambria Math" w:cs="宋体"/>
+                  <w:kern w:val="0"/>
+                  <w:sz w:val="24"/>
+                  <w14:ligatures w14:val="none"/>
+                </w:rPr>
+                <m:t>X</m:t>
+              </m:r>
+              <m:r>
+                <m:rPr>
+                  <m:sty m:val="p"/>
+                </m:rPr>
+                <w:rPr>
+                  <w:rFonts w:ascii="Cambria Math" w:eastAsia="宋体" w:hAnsi="Cambria Math" w:cs="宋体"/>
+                  <w:kern w:val="0"/>
+                  <w:sz w:val="24"/>
+                  <w14:ligatures w14:val="none"/>
+                </w:rPr>
+                <m:t>,</m:t>
+              </m:r>
+              <m:sSub>
+                <m:sSubPr>
+                  <m:ctrlPr>
+                    <w:rPr>
+                      <w:rFonts w:ascii="Cambria Math" w:eastAsia="宋体" w:hAnsi="Cambria Math" w:cs="宋体"/>
+                      <w:kern w:val="0"/>
+                      <w:sz w:val="24"/>
+                      <w14:ligatures w14:val="none"/>
+                    </w:rPr>
+                  </m:ctrlPr>
+                </m:sSubPr>
+                <m:e>
+                  <m:r>
+                    <w:rPr>
+                      <w:rFonts w:ascii="Cambria Math" w:eastAsia="宋体" w:hAnsi="Cambria Math" w:cs="宋体"/>
+                      <w:kern w:val="0"/>
+                      <w:sz w:val="24"/>
+                      <w14:ligatures w14:val="none"/>
+                    </w:rPr>
+                    <m:t>g</m:t>
+                  </m:r>
+                </m:e>
+                <m:sub>
+                  <m:r>
+                    <w:rPr>
+                      <w:rFonts w:ascii="Cambria Math" w:eastAsia="宋体" w:hAnsi="Cambria Math" w:cs="宋体"/>
+                      <w:kern w:val="0"/>
+                      <w:sz w:val="24"/>
+                      <w14:ligatures w14:val="none"/>
+                    </w:rPr>
+                    <m:t>i</m:t>
+                  </m:r>
+                </m:sub>
+              </m:sSub>
+              <m:r>
+                <w:rPr>
+                  <w:rFonts w:ascii="Cambria Math" w:eastAsia="宋体" w:hAnsi="Cambria Math" w:cs="宋体"/>
+                  <w:kern w:val="0"/>
+                  <w:sz w:val="24"/>
+                  <w14:ligatures w14:val="none"/>
+                </w:rPr>
+                <m:t>∘</m:t>
+              </m:r>
+              <m:sSub>
+                <m:sSubPr>
+                  <m:ctrlPr>
+                    <w:rPr>
+                      <w:rFonts w:ascii="Cambria Math" w:eastAsia="宋体" w:hAnsi="Cambria Math" w:cs="宋体"/>
+                      <w:kern w:val="0"/>
+                      <w:sz w:val="24"/>
+                      <w14:ligatures w14:val="none"/>
+                    </w:rPr>
+                  </m:ctrlPr>
+                </m:sSubPr>
+                <m:e>
+                  <m:r>
+                    <w:rPr>
+                      <w:rFonts w:ascii="Cambria Math" w:eastAsia="宋体" w:hAnsi="Cambria Math" w:cs="宋体"/>
+                      <w:kern w:val="0"/>
+                      <w:sz w:val="24"/>
+                      <w14:ligatures w14:val="none"/>
+                    </w:rPr>
+                    <m:t>f</m:t>
+                  </m:r>
+                  <m:ctrlPr>
+                    <w:rPr>
+                      <w:rFonts w:ascii="Cambria Math" w:eastAsia="宋体" w:hAnsi="Cambria Math" w:cs="宋体"/>
+                      <w:i/>
+                      <w:kern w:val="0"/>
+                      <w:sz w:val="24"/>
+                      <w14:ligatures w14:val="none"/>
+                    </w:rPr>
+                  </m:ctrlPr>
+                </m:e>
+                <m:sub>
+                  <m:r>
+                    <w:rPr>
+                      <w:rFonts w:ascii="Cambria Math" w:eastAsia="宋体" w:hAnsi="Cambria Math" w:cs="宋体"/>
+                      <w:kern w:val="0"/>
+                      <w:sz w:val="24"/>
+                      <w14:ligatures w14:val="none"/>
+                    </w:rPr>
+                    <m:t>i</m:t>
+                  </m:r>
+                </m:sub>
+              </m:sSub>
+              <m:r>
+                <w:rPr>
+                  <w:rFonts w:ascii="Cambria Math" w:eastAsia="宋体" w:hAnsi="Cambria Math" w:cs="宋体"/>
+                  <w:kern w:val="0"/>
+                  <w:sz w:val="24"/>
+                  <w14:ligatures w14:val="none"/>
+                </w:rPr>
+                <m:t>,</m:t>
+              </m:r>
+              <m:r>
+                <w:rPr>
+                  <w:rFonts w:ascii="Cambria Math" w:eastAsia="宋体" w:hAnsi="Cambria Math" w:cs="宋体"/>
+                  <w:kern w:val="0"/>
+                  <w:sz w:val="24"/>
+                  <w14:ligatures w14:val="none"/>
+                </w:rPr>
+                <m:t>G</m:t>
+              </m:r>
+            </m:e>
+          </m:d>
+          <m:r>
+            <w:rPr>
+              <w:rFonts w:ascii="Cambria Math" w:eastAsia="宋体" w:hAnsi="Cambria Math" w:cs="宋体"/>
+              <w:kern w:val="0"/>
+              <w:sz w:val="24"/>
+              <w14:ligatures w14:val="none"/>
+            </w:rPr>
+            <m:t>.</m:t>
+          </m:r>
+          <m:r>
+            <w:rPr>
+              <w:rFonts w:ascii="Cambria Math" w:eastAsia="宋体" w:hAnsi="Cambria Math" w:cs="宋体"/>
+              <w:i/>
+              <w:kern w:val="0"/>
+              <w:sz w:val="24"/>
+              <w14:ligatures w14:val="none"/>
+            </w:rPr>
+            <w:br/>
+          </m:r>
+        </m:oMath>
+      </m:oMathPara>
+    </w:p>
+    <w:p>
+      <w:pPr>
+        <w:widowControl/>
+        <w:shd w:val="clear" w:color="auto" w:fill="FFFFFF"/>
+        <w:spacing w:before="120" w:after="0" w:line="420" w:lineRule="atLeast"/>
+        <w:ind w:left="720"/>
+        <w:rPr>
+          <w:rFonts w:ascii="Inter" w:eastAsia="宋体" w:hAnsi="Inter" w:cs="宋体"/>
+          <w:color w:val="0F1115"/>
+          <w:kern w:val="0"/>
+          <w:sz w:val="24"/>
+          <w14:ligatures w14:val="none"/>
+        </w:rPr>
+      </w:pPr>
+      <w:r>
+        <w:rPr>
+          <w:rFonts w:ascii="Inter" w:eastAsia="宋体" w:hAnsi="Inter" w:cs="宋体"/>
+          <w:color w:val="0F1115"/>
+          <w:kern w:val="0"/>
+          <w:sz w:val="24"/>
+          <w14:ligatures w14:val="none"/>
+        </w:rPr>
+        <w:t>描述长度为</w:t>
+      </w:r>
+      <w:r>
+        <w:rPr>
+          <w:rFonts w:ascii="Inter" w:eastAsia="宋体" w:hAnsi="Inter" w:cs="宋体"/>
+          <w:color w:val="0F1115"/>
+          <w:kern w:val="0"/>
+          <w:sz w:val="24"/>
+          <w14:ligatures w14:val="none"/>
+        </w:rPr>
+        <w:t xml:space="preserve"> </w:t>
+      </w:r>
+      <m:oMath>
+        <m:r>
+          <w:rPr>
+            <w:rFonts w:ascii="Cambria Math" w:eastAsia="宋体" w:hAnsi="Cambria Math" w:cs="宋体"/>
+            <w:kern w:val="0"/>
+            <w:sz w:val="24"/>
+            <w14:ligatures w14:val="none"/>
+          </w:rPr>
+          <m:t>O</m:t>
+        </m:r>
+        <m:d>
+          <m:dPr>
+            <m:ctrlPr>
+              <w:rPr>
+                <w:rFonts w:ascii="Cambria Math" w:eastAsia="宋体" w:hAnsi="Cambria Math" w:cs="宋体"/>
+                <w:kern w:val="0"/>
+                <w:sz w:val="24"/>
+                <w14:ligatures w14:val="none"/>
+              </w:rPr>
+            </m:ctrlPr>
+          </m:dPr>
+          <m:e>
+            <m:r>
+              <w:rPr>
+                <w:rFonts w:ascii="Cambria Math" w:eastAsia="宋体" w:hAnsi="Cambria Math" w:cs="宋体"/>
+                <w:kern w:val="0"/>
+                <w:sz w:val="24"/>
+                <w14:ligatures w14:val="none"/>
+              </w:rPr>
+              <m:t>k</m:t>
+            </m:r>
+          </m:e>
+        </m:d>
+      </m:oMath>
+      <w:r>
+        <w:rPr>
+          <w:rFonts w:ascii="Inter" w:eastAsia="宋体" w:hAnsi="Inter" w:cs="宋体"/>
+          <w:color w:val="0F1115"/>
+          <w:kern w:val="0"/>
+          <w:sz w:val="24"/>
+          <w14:ligatures w14:val="none"/>
+        </w:rPr>
+        <w:t>，但每项含完整的</w:t>
+      </w:r>
+      <w:r>
+        <w:rPr>
+          <w:rFonts w:ascii="Inter" w:eastAsia="宋体" w:hAnsi="Inter" w:cs="宋体"/>
+          <w:color w:val="0F1115"/>
+          <w:kern w:val="0"/>
+          <w:sz w:val="24"/>
+          <w14:ligatures w14:val="none"/>
+        </w:rPr>
+        <w:t xml:space="preserve"> </w:t>
+      </w:r>
+      <m:oMath>
+        <m:sSub>
+          <m:sSubPr>
+            <m:ctrlPr>
+              <w:rPr>
+                <w:rFonts w:ascii="Cambria Math" w:eastAsia="宋体" w:hAnsi="Cambria Math" w:cs="宋体"/>
+                <w:kern w:val="0"/>
+                <w:sz w:val="24"/>
+                <w14:ligatures w14:val="none"/>
+              </w:rPr>
+            </m:ctrlPr>
+          </m:sSubPr>
+          <m:e>
+            <m:r>
+              <w:rPr>
+                <w:rFonts w:ascii="Cambria Math" w:eastAsia="宋体" w:hAnsi="Cambria Math" w:cs="宋体"/>
+                <w:kern w:val="0"/>
+                <w:sz w:val="24"/>
+                <w14:ligatures w14:val="none"/>
+              </w:rPr>
+              <m:t>S</m:t>
+            </m:r>
+          </m:e>
+          <m:sub>
+            <m:r>
+              <w:rPr>
+                <w:rFonts w:ascii="Cambria Math" w:eastAsia="宋体" w:hAnsi="Cambria Math" w:cs="宋体"/>
+                <w:kern w:val="0"/>
+                <w:sz w:val="24"/>
+                <w14:ligatures w14:val="none"/>
+              </w:rPr>
+              <m:t>i</m:t>
+            </m:r>
+          </m:sub>
+        </m:sSub>
+      </m:oMath>
+      <w:r>
+        <w:rPr>
+          <w:rFonts w:ascii="Inter" w:eastAsia="宋体" w:hAnsi="Inter" w:cs="宋体"/>
+          <w:color w:val="0F1115"/>
+          <w:kern w:val="0"/>
+          <w:sz w:val="24"/>
+          <w14:ligatures w14:val="none"/>
+        </w:rPr>
+        <w:t>和</w:t>
+      </w:r>
+      <w:r>
+        <w:rPr>
+          <w:rFonts w:ascii="Inter" w:eastAsia="宋体" w:hAnsi="Inter" w:cs="宋体"/>
+          <w:color w:val="0F1115"/>
+          <w:kern w:val="0"/>
+          <w:sz w:val="24"/>
+          <w14:ligatures w14:val="none"/>
+        </w:rPr>
+        <w:t xml:space="preserve"> </w:t>
+      </w:r>
+      <m:oMath>
+        <m:sSub>
+          <m:sSubPr>
+            <m:ctrlPr>
+              <w:rPr>
+                <w:rFonts w:ascii="Cambria Math" w:eastAsia="宋体" w:hAnsi="Cambria Math" w:cs="宋体"/>
+                <w:kern w:val="0"/>
+                <w:sz w:val="24"/>
+                <w14:ligatures w14:val="none"/>
+              </w:rPr>
+            </m:ctrlPr>
+          </m:sSubPr>
+          <m:e>
+            <m:r>
+              <w:rPr>
+                <w:rFonts w:ascii="Cambria Math" w:eastAsia="宋体" w:hAnsi="Cambria Math" w:cs="宋体"/>
+                <w:kern w:val="0"/>
+                <w:sz w:val="24"/>
+                <w14:ligatures w14:val="none"/>
+              </w:rPr>
+              <m:t>T</m:t>
+            </m:r>
+          </m:e>
+          <m:sub>
+            <m:r>
+              <w:rPr>
+                <w:rFonts w:ascii="Cambria Math" w:eastAsia="宋体" w:hAnsi="Cambria Math" w:cs="宋体"/>
+                <w:kern w:val="0"/>
+                <w:sz w:val="24"/>
+                <w14:ligatures w14:val="none"/>
+              </w:rPr>
+              <m:t>i</m:t>
+            </m:r>
+          </m:sub>
+        </m:sSub>
+      </m:oMath>
+      <w:r>
+        <w:rPr>
+          <w:rFonts w:ascii="Inter" w:eastAsia="宋体" w:hAnsi="Inter" w:cs="宋体"/>
+          <w:color w:val="0F1115"/>
+          <w:kern w:val="0"/>
+          <w:sz w:val="24"/>
+          <w14:ligatures w14:val="none"/>
+        </w:rPr>
+        <w:t>，实际描述长度远大于方案</w:t>
+      </w:r>
+      <w:r>
+        <w:rPr>
+          <w:rFonts w:ascii="Inter" w:eastAsia="宋体" w:hAnsi="Inter" w:cs="宋体"/>
+          <w:color w:val="0F1115"/>
+          <w:kern w:val="0"/>
+          <w:sz w:val="24"/>
+          <w14:ligatures w14:val="none"/>
+        </w:rPr>
+        <w:t>A</w:t>
+      </w:r>
+      <w:r>
+        <w:rPr>
+          <w:rFonts w:ascii="Inter" w:eastAsia="宋体" w:hAnsi="Inter" w:cs="宋体"/>
+          <w:color w:val="0F1115"/>
+          <w:kern w:val="0"/>
+          <w:sz w:val="24"/>
+          <w14:ligatures w14:val="none"/>
+        </w:rPr>
+        <w:t>。</w:t>
+      </w:r>
+    </w:p>
+    <w:p>
+      <w:pPr>
+        <w:widowControl/>
+        <w:shd w:val="clear" w:color="auto" w:fill="FFFFFF"/>
+        <w:spacing w:before="240" w:after="240" w:line="420" w:lineRule="atLeast"/>
+        <w:rPr>
+          <w:rFonts w:ascii="Inter" w:eastAsia="宋体" w:hAnsi="Inter" w:cs="宋体"/>
+          <w:color w:val="0F1115"/>
+          <w:kern w:val="0"/>
+          <w:sz w:val="24"/>
+          <w14:ligatures w14:val="none"/>
+        </w:rPr>
+      </w:pPr>
+      <w:r>
+        <w:rPr>
+          <w:rFonts w:ascii="Inter" w:eastAsia="宋体" w:hAnsi="Inter" w:cs="宋体"/>
+          <w:color w:val="0F1115"/>
+          <w:kern w:val="0"/>
+          <w:sz w:val="24"/>
+          <w14:ligatures w14:val="none"/>
+        </w:rPr>
+        <w:t>因此三者的熵满足</w:t>
+      </w:r>
+    </w:p>
+    <w:p>
+      <w:pPr>
+        <w:widowControl/>
+        <w:shd w:val="clear" w:color="auto" w:fill="FFFFFF"/>
+        <w:spacing w:after="0" w:line="420" w:lineRule="atLeast"/>
+        <w:rPr>
+          <w:rFonts w:ascii="Inter" w:eastAsia="宋体" w:hAnsi="Inter" w:cs="宋体"/>
+          <w:color w:val="0F1115"/>
+          <w:kern w:val="0"/>
+          <w:sz w:val="24"/>
+          <w14:ligatures w14:val="none"/>
+        </w:rPr>
+      </w:pPr>
+      <m:oMathPara>
+        <m:oMath>
+          <m:r>
+            <w:rPr>
+              <w:rFonts w:ascii="Cambria Math" w:eastAsia="宋体" w:hAnsi="Cambria Math" w:cs="宋体"/>
+              <w:kern w:val="0"/>
+              <w:sz w:val="24"/>
+              <w14:ligatures w14:val="none"/>
+            </w:rPr>
+            <m:t>C</m:t>
+          </m:r>
+          <m:d>
+            <m:dPr>
+              <m:ctrlPr>
+                <w:rPr>
+                  <w:rFonts w:ascii="Cambria Math" w:eastAsia="宋体" w:hAnsi="Cambria Math" w:cs="宋体"/>
+                  <w:kern w:val="0"/>
+                  <w:sz w:val="24"/>
+                  <w14:ligatures w14:val="none"/>
+                </w:rPr>
+              </m:ctrlPr>
+            </m:dPr>
+            <m:e>
+              <m:r>
+                <m:rPr>
+                  <m:nor/>
+                </m:rPr>
+                <w:rPr>
+                  <w:rFonts w:ascii="宋体" w:eastAsia="宋体" w:hAnsi="宋体" w:cs="宋体"/>
+                  <w:kern w:val="0"/>
+                  <w:sz w:val="24"/>
+                  <w14:ligatures w14:val="none"/>
+                </w:rPr>
+                <m:t>方案A</m:t>
+              </m:r>
+            </m:e>
+          </m:d>
+          <m:r>
+            <w:rPr>
+              <w:rFonts w:ascii="Cambria Math" w:eastAsia="宋体" w:hAnsi="Cambria Math" w:cs="宋体"/>
+              <w:kern w:val="0"/>
+              <w:sz w:val="24"/>
+              <w14:ligatures w14:val="none"/>
+            </w:rPr>
+            <m:t>&lt;C</m:t>
+          </m:r>
+          <m:d>
+            <m:dPr>
+              <m:ctrlPr>
+                <w:rPr>
+                  <w:rFonts w:ascii="Cambria Math" w:eastAsia="宋体" w:hAnsi="Cambria Math" w:cs="宋体"/>
+                  <w:kern w:val="0"/>
+                  <w:sz w:val="24"/>
+                  <w14:ligatures w14:val="none"/>
+                </w:rPr>
+              </m:ctrlPr>
+            </m:dPr>
+            <m:e>
+              <m:r>
+                <m:rPr>
+                  <m:nor/>
+                </m:rPr>
+                <w:rPr>
+                  <w:rFonts w:ascii="宋体" w:eastAsia="宋体" w:hAnsi="宋体" w:cs="宋体"/>
+                  <w:kern w:val="0"/>
+                  <w:sz w:val="24"/>
+                  <w14:ligatures w14:val="none"/>
+                </w:rPr>
+                <m:t>方案B</m:t>
+              </m:r>
+            </m:e>
+          </m:d>
+          <m:r>
+            <w:rPr>
+              <w:rFonts w:ascii="Cambria Math" w:eastAsia="宋体" w:hAnsi="Cambria Math" w:cs="宋体"/>
+              <w:kern w:val="0"/>
+              <w:sz w:val="24"/>
+              <w14:ligatures w14:val="none"/>
+            </w:rPr>
+            <m:t>&lt;C</m:t>
+          </m:r>
+          <m:d>
+            <m:dPr>
+              <m:ctrlPr>
+                <w:rPr>
+                  <w:rFonts w:ascii="Cambria Math" w:eastAsia="宋体" w:hAnsi="Cambria Math" w:cs="宋体"/>
+                  <w:kern w:val="0"/>
+                  <w:sz w:val="24"/>
+                  <w14:ligatures w14:val="none"/>
+                </w:rPr>
+              </m:ctrlPr>
+            </m:dPr>
+            <m:e>
+              <m:r>
+                <m:rPr>
+                  <m:nor/>
+                </m:rPr>
+                <w:rPr>
+                  <w:rFonts w:ascii="宋体" w:eastAsia="宋体" w:hAnsi="宋体" w:cs="宋体"/>
+                  <w:kern w:val="0"/>
+                  <w:sz w:val="24"/>
+                  <w14:ligatures w14:val="none"/>
+                </w:rPr>
+                <m:t>方案C</m:t>
+              </m:r>
+            </m:e>
+          </m:d>
+          <m:r>
+            <w:rPr>
+              <w:rFonts w:ascii="Cambria Math" w:eastAsia="宋体" w:hAnsi="Cambria Math" w:cs="宋体"/>
+              <w:kern w:val="0"/>
+              <w:sz w:val="24"/>
+              <w14:ligatures w14:val="none"/>
+            </w:rPr>
+            <m:t>.</m:t>
+          </m:r>
+          <m:r>
+            <w:rPr>
+              <w:rFonts w:ascii="Cambria Math" w:eastAsia="宋体" w:hAnsi="Cambria Math" w:cs="宋体"/>
+              <w:i/>
+              <w:kern w:val="0"/>
+              <w:sz w:val="24"/>
+              <w14:ligatures w14:val="none"/>
+            </w:rPr>
+            <w:br/>
+          </m:r>
+        </m:oMath>
+      </m:oMathPara>
+    </w:p>
+    <w:p>
+      <w:pPr>
+        <w:widowControl/>
+        <w:shd w:val="clear" w:color="auto" w:fill="FFFFFF"/>
+        <w:spacing w:before="240" w:after="240" w:line="420" w:lineRule="atLeast"/>
+        <w:rPr>
+          <w:rFonts w:ascii="Inter" w:eastAsia="宋体" w:hAnsi="Inter" w:cs="宋体"/>
+          <w:color w:val="0F1115"/>
+          <w:kern w:val="0"/>
+          <w:sz w:val="24"/>
+          <w14:ligatures w14:val="none"/>
+        </w:rPr>
+      </w:pPr>
+      <w:r>
+        <w:rPr>
+          <w:rFonts w:ascii="Inter" w:eastAsia="宋体" w:hAnsi="Inter" w:cs="宋体"/>
+          <w:color w:val="0F1115"/>
+          <w:kern w:val="0"/>
+          <w:sz w:val="24"/>
+          <w14:ligatures w14:val="none"/>
+        </w:rPr>
+        <w:t>由公理</w:t>
+      </w:r>
+      <w:r>
+        <w:rPr>
+          <w:rFonts w:ascii="Inter" w:eastAsia="宋体" w:hAnsi="Inter" w:cs="宋体"/>
+          <w:color w:val="0F1115"/>
+          <w:kern w:val="0"/>
+          <w:sz w:val="24"/>
+          <w14:ligatures w14:val="none"/>
+        </w:rPr>
+        <w:t>(3)</w:t>
+      </w:r>
+      <w:r>
+        <w:rPr>
+          <w:rFonts w:ascii="Inter" w:eastAsia="宋体" w:hAnsi="Inter" w:cs="宋体"/>
+          <w:color w:val="0F1115"/>
+          <w:kern w:val="0"/>
+          <w:sz w:val="24"/>
+          <w14:ligatures w14:val="none"/>
+        </w:rPr>
+        <w:t>，方案</w:t>
+      </w:r>
+      <w:r>
+        <w:rPr>
+          <w:rFonts w:ascii="Inter" w:eastAsia="宋体" w:hAnsi="Inter" w:cs="宋体"/>
+          <w:color w:val="0F1115"/>
+          <w:kern w:val="0"/>
+          <w:sz w:val="24"/>
+          <w14:ligatures w14:val="none"/>
+        </w:rPr>
+        <w:t>A</w:t>
+      </w:r>
+      <w:r>
+        <w:rPr>
+          <w:rFonts w:ascii="Inter" w:eastAsia="宋体" w:hAnsi="Inter" w:cs="宋体"/>
+          <w:color w:val="0F1115"/>
+          <w:kern w:val="0"/>
+          <w:sz w:val="24"/>
+          <w14:ligatures w14:val="none"/>
+        </w:rPr>
+        <w:t>最真善美</w:t>
+      </w:r>
+      <w:r>
+        <w:rPr>
+          <w:rFonts w:ascii="Inter" w:eastAsia="宋体" w:hAnsi="Inter" w:cs="宋体" w:hint="eastAsia"/>
+          <w:color w:val="0F1115"/>
+          <w:kern w:val="0"/>
+          <w:sz w:val="24"/>
+          <w14:ligatures w14:val="none"/>
+        </w:rPr>
+        <w:t>最优</w:t>
+      </w:r>
+      <w:r>
+        <w:rPr>
+          <w:rFonts w:ascii="Inter" w:eastAsia="宋体" w:hAnsi="Inter" w:cs="宋体"/>
+          <w:color w:val="0F1115"/>
+          <w:kern w:val="0"/>
+          <w:sz w:val="24"/>
+          <w14:ligatures w14:val="none"/>
+        </w:rPr>
+        <w:t>。</w:t>
+      </w:r>
+    </w:p>
+    <w:p>
+      <w:pPr>
+        <w:widowControl/>
+        <w:shd w:val="clear" w:color="auto" w:fill="FFFFFF"/>
+        <w:spacing w:before="240" w:after="0" w:line="420" w:lineRule="atLeast"/>
+        <w:rPr>
+          <w:rFonts w:ascii="Inter" w:eastAsia="宋体" w:hAnsi="Inter" w:cs="宋体"/>
+          <w:color w:val="0F1115"/>
+          <w:kern w:val="0"/>
+          <w:sz w:val="24"/>
+          <w14:ligatures w14:val="none"/>
+        </w:rPr>
+      </w:pPr>
+      <w:r>
+        <w:rPr>
+          <w:rFonts w:ascii="Inter" w:eastAsia="宋体" w:hAnsi="Inter" w:cs="宋体"/>
+          <w:b/>
+          <w:bCs/>
+          <w:color w:val="0F1115"/>
+          <w:kern w:val="0"/>
+          <w:sz w:val="24"/>
+          <w14:ligatures w14:val="none"/>
+        </w:rPr>
+        <w:t>结论：</w:t>
+      </w:r>
+      <w:r>
+        <w:rPr>
+          <w:rFonts w:ascii="Inter" w:eastAsia="宋体" w:hAnsi="Inter" w:cs="宋体"/>
+          <w:color w:val="0F1115"/>
+          <w:kern w:val="0"/>
+          <w:sz w:val="24"/>
+          <w14:ligatures w14:val="none"/>
+        </w:rPr>
+        <w:t xml:space="preserve"> </w:t>
+      </w:r>
+      <w:r>
+        <w:rPr>
+          <w:rFonts w:ascii="Inter" w:eastAsia="宋体" w:hAnsi="Inter" w:cs="宋体"/>
+          <w:color w:val="0F1115"/>
+          <w:kern w:val="0"/>
+          <w:sz w:val="24"/>
+          <w14:ligatures w14:val="none"/>
+        </w:rPr>
+        <w:t>在多分解与封装矛盾时，应优先选择将分解方式的选择作为显式函数入参（方案</w:t>
+      </w:r>
+      <w:r>
+        <w:rPr>
+          <w:rFonts w:ascii="Inter" w:eastAsia="宋体" w:hAnsi="Inter" w:cs="宋体"/>
+          <w:color w:val="0F1115"/>
+          <w:kern w:val="0"/>
+          <w:sz w:val="24"/>
+          <w14:ligatures w14:val="none"/>
+        </w:rPr>
+        <w:t>A</w:t>
+      </w:r>
+      <w:r>
+        <w:rPr>
+          <w:rFonts w:ascii="Inter" w:eastAsia="宋体" w:hAnsi="Inter" w:cs="宋体"/>
+          <w:color w:val="0F1115"/>
+          <w:kern w:val="0"/>
+          <w:sz w:val="24"/>
+          <w14:ligatures w14:val="none"/>
+        </w:rPr>
+        <w:t>）。该结论不是独立公理，而是公理</w:t>
+      </w:r>
+      <w:r>
+        <w:rPr>
+          <w:rFonts w:ascii="Inter" w:eastAsia="宋体" w:hAnsi="Inter" w:cs="宋体"/>
+          <w:color w:val="0F1115"/>
+          <w:kern w:val="0"/>
+          <w:sz w:val="24"/>
+          <w14:ligatures w14:val="none"/>
+        </w:rPr>
+        <w:t>(3)</w:t>
+      </w:r>
+      <w:r>
+        <w:rPr>
+          <w:rFonts w:ascii="Inter" w:eastAsia="宋体" w:hAnsi="Inter" w:cs="宋体"/>
+          <w:color w:val="0F1115"/>
+          <w:kern w:val="0"/>
+          <w:sz w:val="24"/>
+          <w14:ligatures w14:val="none"/>
+        </w:rPr>
+        <w:t>与定理</w:t>
+      </w:r>
+      <w:r>
+        <w:rPr>
+          <w:rFonts w:ascii="Inter" w:eastAsia="宋体" w:hAnsi="Inter" w:cs="宋体"/>
+          <w:color w:val="0F1115"/>
+          <w:kern w:val="0"/>
+          <w:sz w:val="24"/>
+          <w14:ligatures w14:val="none"/>
+        </w:rPr>
+        <w:t>1(1)(2)</w:t>
+      </w:r>
+      <w:r>
+        <w:rPr>
+          <w:rFonts w:ascii="Inter" w:eastAsia="宋体" w:hAnsi="Inter" w:cs="宋体"/>
+          <w:color w:val="0F1115"/>
+          <w:kern w:val="0"/>
+          <w:sz w:val="24"/>
+          <w14:ligatures w14:val="none"/>
+        </w:rPr>
+        <w:t>在具体情境下的联合应用，故列为推论。</w:t>
+      </w:r>
+    </w:p>
+    <w:p>
+      <w:pPr>
+        <w:pStyle w:val="5"/>
+      </w:pPr>
+      <w:r>
+        <w:rPr>
+          <w:rStyle w:val="af3"/>
+          <w:b w:val="0"/>
+          <w:bCs w:val="0"/>
+        </w:rPr>
+        <w:t>推论2（独立选择空间下的合法分解约束）</w:t>
+      </w:r>
+    </w:p>
+    <w:p>
+      <w:pPr>
+        <w:widowControl/>
+        <w:shd w:val="clear" w:color="auto" w:fill="FFFFFF"/>
+        <w:spacing w:before="240" w:after="240" w:line="240" w:lineRule="auto"/>
+        <w:rPr>
+          <w:rFonts w:ascii="Inter" w:eastAsia="宋体" w:hAnsi="Inter" w:cs="宋体"/>
+          <w:color w:val="0F1115"/>
+          <w:kern w:val="0"/>
+          <w:sz w:val="24"/>
+          <w14:ligatures w14:val="none"/>
+        </w:rPr>
+      </w:pPr>
+      <w:r>
+        <w:rPr>
+          <w:rFonts w:ascii="Inter" w:eastAsia="宋体" w:hAnsi="Inter" w:cs="宋体"/>
+          <w:color w:val="0F1115"/>
+          <w:kern w:val="0"/>
+          <w:sz w:val="24"/>
+          <w14:ligatures w14:val="none"/>
+        </w:rPr>
+        <w:t>在多分解工程中，若上游与下游实现方式可独立选择，则必须通过类型校验或适配器，将选择空间限制为</w:t>
+      </w:r>
+    </w:p>
+    <w:p>
+      <w:pPr>
+        <w:widowControl/>
+        <w:spacing w:after="0" w:line="240" w:lineRule="auto"/>
+        <w:rPr>
+          <w:rFonts w:ascii="Inter" w:eastAsia="宋体" w:hAnsi="Inter" w:cs="宋体"/>
+          <w:color w:val="0F1115"/>
+          <w:kern w:val="0"/>
+          <w:sz w:val="24"/>
+          <w14:ligatures w14:val="none"/>
+        </w:rPr>
+      </w:pPr>
+      <m:oMathPara>
+        <m:oMath>
+          <m:r>
+            <m:rPr>
+              <m:sty m:val="p"/>
+            </m:rPr>
+            <w:rPr>
+              <w:rFonts w:ascii="Cambria Math" w:eastAsia="宋体" w:hAnsi="Cambria Math" w:cs="宋体"/>
+              <w:kern w:val="0"/>
+              <w:sz w:val="24"/>
+              <w14:ligatures w14:val="none"/>
+            </w:rPr>
+            <m:t>Ext</m:t>
+          </m:r>
+          <m:r>
+            <w:rPr>
+              <w:rFonts w:ascii="Cambria Math" w:eastAsia="宋体" w:hAnsi="Cambria Math" w:cs="宋体"/>
+              <w:kern w:val="0"/>
+              <w:sz w:val="24"/>
+              <w14:ligatures w14:val="none"/>
+            </w:rPr>
+            <m:t>⁡</m:t>
+          </m:r>
+          <m:d>
+            <m:dPr>
+              <m:ctrlPr>
+                <w:rPr>
+                  <w:rFonts w:ascii="Cambria Math" w:eastAsia="宋体" w:hAnsi="Cambria Math" w:cs="宋体"/>
+                  <w:kern w:val="0"/>
+                  <w:sz w:val="24"/>
+                  <w14:ligatures w14:val="none"/>
+                </w:rPr>
+              </m:ctrlPr>
+            </m:dPr>
+            <m:e>
+              <m:r>
+                <w:rPr>
+                  <w:rFonts w:ascii="Cambria Math" w:eastAsia="宋体" w:hAnsi="Cambria Math" w:cs="宋体"/>
+                  <w:kern w:val="0"/>
+                  <w:sz w:val="24"/>
+                  <w14:ligatures w14:val="none"/>
+                </w:rPr>
+                <m:t>D</m:t>
+              </m:r>
+            </m:e>
+          </m:d>
+          <m:r>
+            <w:rPr>
+              <w:rFonts w:ascii="Cambria Math" w:eastAsia="宋体" w:hAnsi="Cambria Math" w:cs="宋体"/>
+              <w:kern w:val="0"/>
+              <w:sz w:val="24"/>
+              <w14:ligatures w14:val="none"/>
+            </w:rPr>
+            <m:t>=</m:t>
+          </m:r>
+          <m:d>
+            <m:dPr>
+              <m:begChr m:val="{"/>
+              <m:endChr m:val="}"/>
+              <m:ctrlPr>
+                <w:rPr>
+                  <w:rFonts w:ascii="Cambria Math" w:eastAsia="宋体" w:hAnsi="Cambria Math" w:cs="宋体"/>
+                  <w:kern w:val="0"/>
+                  <w:sz w:val="24"/>
+                  <w14:ligatures w14:val="none"/>
+                </w:rPr>
+              </m:ctrlPr>
+            </m:dPr>
+            <m:e>
+              <m:d>
+                <m:dPr>
+                  <m:sepChr m:val=","/>
+                  <m:ctrlPr>
+                    <w:rPr>
+                      <w:rFonts w:ascii="Cambria Math" w:eastAsia="宋体" w:hAnsi="Cambria Math" w:cs="宋体"/>
+                      <w:kern w:val="0"/>
+                      <w:sz w:val="24"/>
+                      <w14:ligatures w14:val="none"/>
+                    </w:rPr>
+                  </m:ctrlPr>
+                </m:dPr>
+                <m:e>
+                  <m:sSub>
+                    <m:sSubPr>
+                      <m:ctrlPr>
+                        <w:rPr>
+                          <w:rFonts w:ascii="Cambria Math" w:eastAsia="宋体" w:hAnsi="Cambria Math" w:cs="宋体"/>
+                          <w:kern w:val="0"/>
+                          <w:sz w:val="24"/>
+                          <w14:ligatures w14:val="none"/>
+                        </w:rPr>
+                      </m:ctrlPr>
+                    </m:sSubPr>
+                    <m:e>
+                      <m:r>
+                        <w:rPr>
+                          <w:rFonts w:ascii="Cambria Math" w:eastAsia="宋体" w:hAnsi="Cambria Math" w:cs="宋体"/>
+                          <w:kern w:val="0"/>
+                          <w:sz w:val="24"/>
+                          <w14:ligatures w14:val="none"/>
+                        </w:rPr>
+                        <m:t>p</m:t>
+                      </m:r>
+                    </m:e>
+                    <m:sub>
+                      <m:r>
+                        <w:rPr>
+                          <w:rFonts w:ascii="Cambria Math" w:eastAsia="宋体" w:hAnsi="Cambria Math" w:cs="宋体"/>
+                          <w:kern w:val="0"/>
+                          <w:sz w:val="24"/>
+                          <w14:ligatures w14:val="none"/>
+                        </w:rPr>
+                        <m:t>i</m:t>
+                      </m:r>
+                    </m:sub>
+                  </m:sSub>
+                </m:e>
+                <m:e>
+                  <m:sSub>
+                    <m:sSubPr>
+                      <m:ctrlPr>
+                        <w:rPr>
+                          <w:rFonts w:ascii="Cambria Math" w:eastAsia="宋体" w:hAnsi="Cambria Math" w:cs="宋体"/>
+                          <w:kern w:val="0"/>
+                          <w:sz w:val="24"/>
+                          <w14:ligatures w14:val="none"/>
+                        </w:rPr>
+                      </m:ctrlPr>
+                    </m:sSubPr>
+                    <m:e>
+                      <m:r>
+                        <w:rPr>
+                          <w:rFonts w:ascii="Cambria Math" w:eastAsia="宋体" w:hAnsi="Cambria Math" w:cs="宋体"/>
+                          <w:kern w:val="0"/>
+                          <w:sz w:val="24"/>
+                          <w14:ligatures w14:val="none"/>
+                        </w:rPr>
+                        <m:t>q</m:t>
+                      </m:r>
+                    </m:e>
+                    <m:sub>
+                      <m:r>
+                        <w:rPr>
+                          <w:rFonts w:ascii="Cambria Math" w:eastAsia="宋体" w:hAnsi="Cambria Math" w:cs="宋体"/>
+                          <w:kern w:val="0"/>
+                          <w:sz w:val="24"/>
+                          <w14:ligatures w14:val="none"/>
+                        </w:rPr>
+                        <m:t>j</m:t>
+                      </m:r>
+                    </m:sub>
+                  </m:sSub>
+                </m:e>
+              </m:d>
+              <m:r>
+                <w:rPr>
+                  <w:rFonts w:ascii="Cambria Math" w:eastAsia="宋体" w:hAnsi="Cambria Math" w:cs="宋体"/>
+                  <w:kern w:val="0"/>
+                  <w:sz w:val="24"/>
+                  <w14:ligatures w14:val="none"/>
+                </w:rPr>
+                <m:t>∣</m:t>
+              </m:r>
+              <m:r>
+                <m:rPr>
+                  <m:sty m:val="p"/>
+                </m:rPr>
+                <w:rPr>
+                  <w:rFonts w:ascii="Cambria Math" w:eastAsia="宋体" w:hAnsi="Cambria Math" w:cs="宋体"/>
+                  <w:kern w:val="0"/>
+                  <w:sz w:val="24"/>
+                  <w14:ligatures w14:val="none"/>
+                </w:rPr>
+                <m:t>Ext</m:t>
+              </m:r>
+              <m:r>
+                <w:rPr>
+                  <w:rFonts w:ascii="Cambria Math" w:eastAsia="宋体" w:hAnsi="Cambria Math" w:cs="宋体"/>
+                  <w:kern w:val="0"/>
+                  <w:sz w:val="24"/>
+                  <w14:ligatures w14:val="none"/>
+                </w:rPr>
+                <m:t>⁡</m:t>
+              </m:r>
+              <m:d>
+                <m:dPr>
+                  <m:ctrlPr>
+                    <w:rPr>
+                      <w:rFonts w:ascii="Cambria Math" w:eastAsia="宋体" w:hAnsi="Cambria Math" w:cs="宋体"/>
+                      <w:kern w:val="0"/>
+                      <w:sz w:val="24"/>
+                      <w14:ligatures w14:val="none"/>
+                    </w:rPr>
+                  </m:ctrlPr>
+                </m:dPr>
+                <m:e>
+                  <m:sSub>
+                    <m:sSubPr>
+                      <m:ctrlPr>
+                        <w:rPr>
+                          <w:rFonts w:ascii="Cambria Math" w:eastAsia="宋体" w:hAnsi="Cambria Math" w:cs="宋体"/>
+                          <w:kern w:val="0"/>
+                          <w:sz w:val="24"/>
+                          <w14:ligatures w14:val="none"/>
+                        </w:rPr>
+                      </m:ctrlPr>
+                    </m:sSubPr>
+                    <m:e>
+                      <m:r>
+                        <w:rPr>
+                          <w:rFonts w:ascii="Cambria Math" w:eastAsia="宋体" w:hAnsi="Cambria Math" w:cs="宋体"/>
+                          <w:kern w:val="0"/>
+                          <w:sz w:val="24"/>
+                          <w14:ligatures w14:val="none"/>
+                        </w:rPr>
+                        <m:t>S</m:t>
+                      </m:r>
+                    </m:e>
+                    <m:sub>
+                      <m:sSub>
+                        <m:sSubPr>
+                          <m:ctrlPr>
+                            <w:rPr>
+                              <w:rFonts w:ascii="Cambria Math" w:eastAsia="宋体" w:hAnsi="Cambria Math" w:cs="宋体"/>
+                              <w:kern w:val="0"/>
+                              <w:sz w:val="24"/>
+                              <w14:ligatures w14:val="none"/>
+                            </w:rPr>
+                          </m:ctrlPr>
+                        </m:sSubPr>
+                        <m:e>
+                          <m:r>
+                            <w:rPr>
+                              <w:rFonts w:ascii="Cambria Math" w:eastAsia="宋体" w:hAnsi="Cambria Math" w:cs="宋体"/>
+                              <w:kern w:val="0"/>
+                              <w:sz w:val="24"/>
+                              <w14:ligatures w14:val="none"/>
+                            </w:rPr>
+                            <m:t>p</m:t>
+                          </m:r>
+                        </m:e>
+                        <m:sub>
+                          <m:r>
+                            <w:rPr>
+                              <w:rFonts w:ascii="Cambria Math" w:eastAsia="宋体" w:hAnsi="Cambria Math" w:cs="宋体"/>
+                              <w:kern w:val="0"/>
+                              <w:sz w:val="24"/>
+                              <w14:ligatures w14:val="none"/>
+                            </w:rPr>
+                            <m:t>i</m:t>
+                          </m:r>
+                        </m:sub>
+                      </m:sSub>
+                    </m:sub>
+                  </m:sSub>
+                  <m:r>
+                    <w:rPr>
+                      <w:rFonts w:ascii="Cambria Math" w:eastAsia="宋体" w:hAnsi="Cambria Math" w:cs="宋体"/>
+                      <w:kern w:val="0"/>
+                      <w:sz w:val="24"/>
+                      <w14:ligatures w14:val="none"/>
+                    </w:rPr>
+                    <m:t>.Y</m:t>
+                  </m:r>
+                </m:e>
+              </m:d>
+              <m:r>
+                <w:rPr>
+                  <w:rFonts w:ascii="Cambria Math" w:eastAsia="宋体" w:hAnsi="Cambria Math" w:cs="宋体"/>
+                  <w:kern w:val="0"/>
+                  <w:sz w:val="24"/>
+                  <w14:ligatures w14:val="none"/>
+                </w:rPr>
+                <m:t>⊆</m:t>
+              </m:r>
+              <m:r>
+                <m:rPr>
+                  <m:sty m:val="p"/>
+                </m:rPr>
+                <w:rPr>
+                  <w:rFonts w:ascii="Cambria Math" w:eastAsia="宋体" w:hAnsi="Cambria Math" w:cs="宋体"/>
+                  <w:kern w:val="0"/>
+                  <w:sz w:val="24"/>
+                  <w14:ligatures w14:val="none"/>
+                </w:rPr>
+                <m:t>Ext</m:t>
+              </m:r>
+              <m:r>
+                <w:rPr>
+                  <w:rFonts w:ascii="Cambria Math" w:eastAsia="宋体" w:hAnsi="Cambria Math" w:cs="宋体"/>
+                  <w:kern w:val="0"/>
+                  <w:sz w:val="24"/>
+                  <w14:ligatures w14:val="none"/>
+                </w:rPr>
+                <m:t>⁡</m:t>
+              </m:r>
+              <m:d>
+                <m:dPr>
+                  <m:ctrlPr>
+                    <w:rPr>
+                      <w:rFonts w:ascii="Cambria Math" w:eastAsia="宋体" w:hAnsi="Cambria Math" w:cs="宋体"/>
+                      <w:kern w:val="0"/>
+                      <w:sz w:val="24"/>
+                      <w14:ligatures w14:val="none"/>
+                    </w:rPr>
+                  </m:ctrlPr>
+                </m:dPr>
+                <m:e>
+                  <m:sSub>
+                    <m:sSubPr>
+                      <m:ctrlPr>
+                        <w:rPr>
+                          <w:rFonts w:ascii="Cambria Math" w:eastAsia="宋体" w:hAnsi="Cambria Math" w:cs="宋体"/>
+                          <w:kern w:val="0"/>
+                          <w:sz w:val="24"/>
+                          <w14:ligatures w14:val="none"/>
+                        </w:rPr>
+                      </m:ctrlPr>
+                    </m:sSubPr>
+                    <m:e>
+                      <m:r>
+                        <w:rPr>
+                          <w:rFonts w:ascii="Cambria Math" w:eastAsia="宋体" w:hAnsi="Cambria Math" w:cs="宋体"/>
+                          <w:kern w:val="0"/>
+                          <w:sz w:val="24"/>
+                          <w14:ligatures w14:val="none"/>
+                        </w:rPr>
+                        <m:t>T</m:t>
+                      </m:r>
+                    </m:e>
+                    <m:sub>
+                      <m:sSub>
+                        <m:sSubPr>
+                          <m:ctrlPr>
+                            <w:rPr>
+                              <w:rFonts w:ascii="Cambria Math" w:eastAsia="宋体" w:hAnsi="Cambria Math" w:cs="宋体"/>
+                              <w:kern w:val="0"/>
+                              <w:sz w:val="24"/>
+                              <w14:ligatures w14:val="none"/>
+                            </w:rPr>
+                          </m:ctrlPr>
+                        </m:sSubPr>
+                        <m:e>
+                          <m:r>
+                            <w:rPr>
+                              <w:rFonts w:ascii="Cambria Math" w:eastAsia="宋体" w:hAnsi="Cambria Math" w:cs="宋体"/>
+                              <w:kern w:val="0"/>
+                              <w:sz w:val="24"/>
+                              <w14:ligatures w14:val="none"/>
+                            </w:rPr>
+                            <m:t>q</m:t>
+                          </m:r>
+                        </m:e>
+                        <m:sub>
+                          <m:r>
+                            <w:rPr>
+                              <w:rFonts w:ascii="Cambria Math" w:eastAsia="宋体" w:hAnsi="Cambria Math" w:cs="宋体"/>
+                              <w:kern w:val="0"/>
+                              <w:sz w:val="24"/>
+                              <w14:ligatures w14:val="none"/>
+                            </w:rPr>
+                            <m:t>j</m:t>
+                          </m:r>
+                        </m:sub>
+                      </m:sSub>
+                    </m:sub>
+                  </m:sSub>
+                  <m:r>
+                    <w:rPr>
+                      <w:rFonts w:ascii="Cambria Math" w:eastAsia="宋体" w:hAnsi="Cambria Math" w:cs="宋体"/>
+                      <w:kern w:val="0"/>
+                      <w:sz w:val="24"/>
+                      <w14:ligatures w14:val="none"/>
+                    </w:rPr>
+                    <m:t>.Y</m:t>
+                  </m:r>
+                </m:e>
+              </m:d>
+            </m:e>
+          </m:d>
+          <m:r>
+            <w:rPr>
+              <w:rFonts w:ascii="Cambria Math" w:eastAsia="宋体" w:hAnsi="Cambria Math" w:cs="宋体"/>
+              <w:kern w:val="0"/>
+              <w:sz w:val="24"/>
+              <w14:ligatures w14:val="none"/>
+            </w:rPr>
+            <m:t>.</m:t>
+          </m:r>
+          <m:r>
+            <w:rPr>
+              <w:rFonts w:ascii="Cambria Math" w:eastAsia="宋体" w:hAnsi="Cambria Math" w:cs="宋体"/>
+              <w:i/>
+              <w:kern w:val="0"/>
+              <w:sz w:val="24"/>
+              <w14:ligatures w14:val="none"/>
+            </w:rPr>
+            <w:br/>
+          </m:r>
+        </m:oMath>
+      </m:oMathPara>
+      <w:r>
+        <w:rPr>
+          <w:rFonts w:ascii="Inter" w:eastAsia="宋体" w:hAnsi="Inter" w:cs="宋体"/>
+          <w:color w:val="0F1115"/>
+          <w:kern w:val="0"/>
+          <w:sz w:val="24"/>
+          <w14:ligatures w14:val="none"/>
+        </w:rPr>
+        <w:t>上层界面应选择</w:t>
+      </w:r>
+      <w:r>
+        <w:rPr>
+          <w:rFonts w:ascii="Inter" w:eastAsia="宋体" w:hAnsi="Inter" w:cs="宋体"/>
+          <w:color w:val="0F1115"/>
+          <w:kern w:val="0"/>
+          <w:sz w:val="24"/>
+          <w14:ligatures w14:val="none"/>
+        </w:rPr>
+        <w:t xml:space="preserve"> </w:t>
+      </w:r>
+      <m:oMath>
+        <m:r>
+          <m:rPr>
+            <m:sty m:val="p"/>
+          </m:rPr>
+          <w:rPr>
+            <w:rFonts w:ascii="Cambria Math" w:eastAsia="宋体" w:hAnsi="Cambria Math" w:cs="宋体"/>
+            <w:kern w:val="0"/>
+            <w:sz w:val="24"/>
+            <w14:ligatures w14:val="none"/>
+          </w:rPr>
+          <m:t>Ext</m:t>
+        </m:r>
+        <m:r>
+          <w:rPr>
+            <w:rFonts w:ascii="Cambria Math" w:eastAsia="宋体" w:hAnsi="Cambria Math" w:cs="宋体"/>
+            <w:kern w:val="0"/>
+            <w:sz w:val="24"/>
+            <w14:ligatures w14:val="none"/>
+          </w:rPr>
+          <m:t>⁡</m:t>
+        </m:r>
+        <m:d>
+          <m:dPr>
+            <m:ctrlPr>
+              <w:rPr>
+                <w:rFonts w:ascii="Cambria Math" w:eastAsia="宋体" w:hAnsi="Cambria Math" w:cs="宋体"/>
+                <w:kern w:val="0"/>
+                <w:sz w:val="24"/>
+                <w14:ligatures w14:val="none"/>
+              </w:rPr>
+            </m:ctrlPr>
+          </m:dPr>
+          <m:e>
+            <m:r>
+              <w:rPr>
+                <w:rFonts w:ascii="Cambria Math" w:eastAsia="宋体" w:hAnsi="Cambria Math" w:cs="宋体"/>
+                <w:kern w:val="0"/>
+                <w:sz w:val="24"/>
+                <w14:ligatures w14:val="none"/>
+              </w:rPr>
+              <m:t>D</m:t>
+            </m:r>
+          </m:e>
+        </m:d>
+      </m:oMath>
+      <w:r>
+        <w:rPr>
+          <w:rFonts w:ascii="Inter" w:eastAsia="宋体" w:hAnsi="Inter" w:cs="宋体"/>
+          <w:color w:val="0F1115"/>
+          <w:kern w:val="0"/>
+          <w:sz w:val="24"/>
+          <w14:ligatures w14:val="none"/>
+        </w:rPr>
+        <w:t>中的元素，而非独立选择上游与下游。</w:t>
+      </w:r>
+      <w:r>
+        <w:rPr>
+          <w:rFonts w:ascii="Inter" w:eastAsia="宋体" w:hAnsi="Inter" w:cs="宋体"/>
+          <w:color w:val="0F1115"/>
+          <w:kern w:val="0"/>
+          <w:sz w:val="24"/>
+          <w14:ligatures w14:val="none"/>
+        </w:rPr>
+        <w:br/>
+      </w:r>
+      <w:r>
+        <w:rPr>
+          <w:rFonts w:ascii="Inter" w:eastAsia="宋体" w:hAnsi="Inter" w:cs="宋体"/>
+          <w:color w:val="0F1115"/>
+          <w:kern w:val="0"/>
+          <w:sz w:val="24"/>
+          <w14:ligatures w14:val="none"/>
+        </w:rPr>
+        <w:t>该结论是公理</w:t>
+      </w:r>
+      <w:r>
+        <w:rPr>
+          <w:rFonts w:ascii="Inter" w:eastAsia="宋体" w:hAnsi="Inter" w:cs="宋体"/>
+          <w:color w:val="0F1115"/>
+          <w:kern w:val="0"/>
+          <w:sz w:val="24"/>
+          <w14:ligatures w14:val="none"/>
+        </w:rPr>
+        <w:t>(1)</w:t>
+      </w:r>
+      <w:r>
+        <w:rPr>
+          <w:rFonts w:ascii="Inter" w:eastAsia="宋体" w:hAnsi="Inter" w:cs="宋体"/>
+          <w:color w:val="0F1115"/>
+          <w:kern w:val="0"/>
+          <w:sz w:val="24"/>
+          <w14:ligatures w14:val="none"/>
+        </w:rPr>
+        <w:t>与推理</w:t>
+      </w:r>
+      <w:r>
+        <w:rPr>
+          <w:rFonts w:ascii="Inter" w:eastAsia="宋体" w:hAnsi="Inter" w:cs="宋体"/>
+          <w:color w:val="0F1115"/>
+          <w:kern w:val="0"/>
+          <w:sz w:val="24"/>
+          <w14:ligatures w14:val="none"/>
+        </w:rPr>
+        <w:t>(3)</w:t>
+      </w:r>
+      <w:r>
+        <w:rPr>
+          <w:rFonts w:ascii="Inter" w:eastAsia="宋体" w:hAnsi="Inter" w:cs="宋体"/>
+          <w:color w:val="0F1115"/>
+          <w:kern w:val="0"/>
+          <w:sz w:val="24"/>
+          <w14:ligatures w14:val="none"/>
+        </w:rPr>
+        <w:t>在独立选择空间情境下的联合应用，故列为推论</w:t>
+      </w:r>
+      <w:r>
+        <w:rPr>
+          <w:rFonts w:ascii="Inter" w:eastAsia="宋体" w:hAnsi="Inter" w:cs="宋体"/>
+          <w:color w:val="0F1115"/>
+          <w:kern w:val="0"/>
+          <w:sz w:val="24"/>
+          <w14:ligatures w14:val="none"/>
+        </w:rPr>
+        <w:t>2</w:t>
+      </w:r>
+      <w:r>
+        <w:rPr>
+          <w:rFonts w:ascii="Inter" w:eastAsia="宋体" w:hAnsi="Inter" w:cs="宋体"/>
+          <w:color w:val="0F1115"/>
+          <w:kern w:val="0"/>
+          <w:sz w:val="24"/>
+          <w14:ligatures w14:val="none"/>
+        </w:rPr>
+        <w:t>。</w:t>
+      </w:r>
+    </w:p>
+    <w:p>
+      <w:pPr>
+        <w:rPr>
+          <w:rFonts w:hint="eastAsia"/>
+        </w:rPr>
+      </w:pPr>
+    </w:p>
+    <w:bookmarkEnd w:id="0"/>
+    <w:p>
+      <w:pPr>
+        <w:pStyle w:val="4"/>
+      </w:pPr>
+      <w:r>
+        <w:rPr>
+          <w:rFonts w:hint="eastAsia"/>
+        </w:rPr>
+        <w:t>设计原则是</w:t>
+      </w:r>
+      <w:r>
+        <w:t>：</w:t>
+      </w:r>
+    </w:p>
+    <w:p>
+      <w:pPr>
+        <w:rPr>
+          <w:rFonts w:hint="eastAsia"/>
+        </w:rPr>
+      </w:pPr>
+      <w:r>
+        <w:t>1</w:t>
+      </w:r>
+      <w:r>
+        <w:rPr>
+          <w:rFonts w:hint="eastAsia"/>
+        </w:rPr>
+        <w:t>：</w:t>
+      </w:r>
+      <w:r>
+        <w:t>设计必须遵循公理(1)(2)(3)</w:t>
+      </w:r>
+      <w:r>
+        <w:rPr>
+          <w:rFonts w:hint="eastAsia"/>
+        </w:rPr>
+        <w:t>中对更优秀的可设计系统的要求</w:t>
+      </w:r>
+    </w:p>
+    <w:p>
+      <w:r>
+        <w:t>2</w:t>
+      </w:r>
+      <w:r>
+        <w:rPr>
+          <w:rFonts w:hint="eastAsia"/>
+        </w:rPr>
+        <w:t>：</w:t>
+      </w:r>
+      <w:r>
+        <w:rPr>
+          <w:rFonts w:hint="eastAsia"/>
+        </w:rPr>
+        <w:t>要做满足定理1中提到的必要条件的更优秀的可设计系统。</w:t>
+      </w:r>
+    </w:p>
+    <w:p>
+      <w:pPr>
+        <w:rPr>
+          <w:rFonts w:hint="eastAsia"/>
+        </w:rPr>
+      </w:pPr>
+      <w:r>
+        <w:t>3</w:t>
+      </w:r>
+      <w:r>
+        <w:rPr>
+          <w:rFonts w:hint="eastAsia"/>
+        </w:rPr>
+        <w:t>：要做满足推论的对更优秀的系统的要求的可设计系统。</w:t>
+      </w:r>
+    </w:p>
+    <w:p>
+      <w:r>
+        <w:t>4</w:t>
+      </w:r>
+      <w:r>
+        <w:rPr>
+          <w:rFonts w:hint="eastAsia"/>
+        </w:rPr>
+        <w:t>：</w:t>
+      </w:r>
+      <w:r>
+        <w:rPr>
+          <w:rFonts w:hint="eastAsia"/>
+        </w:rPr>
+        <w:t>经验总结出来的设计原则：</w:t>
+      </w:r>
+      <w:r>
+        <w:t>用实在的东西把不实在的东西转化为实在的东西。</w:t>
+      </w:r>
+    </w:p>
+    <w:p>
+      <w:r>
+        <w:t>5</w:t>
+      </w:r>
+      <w:r>
+        <w:rPr>
+          <w:rFonts w:hint="eastAsia"/>
+        </w:rPr>
+        <w:t>：</w:t>
+      </w:r>
+      <w:r>
+        <w:t>经验总结出来的设计原则</w:t>
+      </w:r>
+      <w:r>
+        <w:rPr>
+          <w:rFonts w:hint="eastAsia"/>
+        </w:rPr>
+        <w:t>：</w:t>
+      </w:r>
+      <w:r>
+        <w:rPr>
+          <w:rFonts w:hint="eastAsia"/>
+        </w:rPr>
+        <w:t>对于</w:t>
+      </w:r>
+      <w:r>
+        <w:t>可设计</w:t>
+      </w:r>
+      <w:r>
+        <w:rPr>
+          <w:rFonts w:hint="eastAsia"/>
+        </w:rPr>
+        <w:t>系统为代码系统的情况，</w:t>
+      </w:r>
+      <w:r>
+        <w:rPr>
+          <w:rFonts w:hint="eastAsia"/>
+        </w:rPr>
+        <w:t>所有</w:t>
+      </w:r>
+      <w:r>
+        <w:rPr>
+          <w:rFonts w:hint="eastAsia"/>
+        </w:rPr>
+        <w:t>function</w:t>
+      </w:r>
+      <w:r>
+        <w:rPr>
+          <w:rFonts w:hint="eastAsia"/>
+        </w:rPr>
+        <w:t>在不违反其它设计原则的前提下</w:t>
+      </w:r>
+      <w:r>
+        <w:rPr>
+          <w:rFonts w:hint="eastAsia"/>
+        </w:rPr>
+        <w:t>尽量</w:t>
+      </w:r>
+      <w:r>
+        <w:rPr>
+          <w:rFonts w:hint="eastAsia"/>
+        </w:rPr>
+        <w:t>都：</w:t>
+      </w:r>
+      <w:r>
+        <w:rPr>
+          <w:rFonts w:hint="eastAsia"/>
+        </w:rPr>
+        <w:t>统一无返回值，在定义点和调用点的参数列表中用“</w:t>
+      </w:r>
+      <w:r>
+        <w:t>/*-&gt;*/</w:t>
+      </w:r>
+      <w:r>
+        <w:rPr>
+          <w:rFonts w:hint="eastAsia"/>
+        </w:rPr>
+        <w:t>”等可以塞进参数列表的注释分开入参和出参，左边是入参，右边是出参（必然注入的缓冲区）</w:t>
+      </w:r>
+      <w:r>
+        <w:rPr>
+          <w:rFonts w:hint="eastAsia"/>
+        </w:rPr>
+        <w:t>，然后这样参数列表就可以只需要一行代码，而且还可以有</w:t>
+      </w:r>
+      <w:r>
+        <w:t>DPS</w:t>
+      </w:r>
+      <w:r>
+        <w:rPr>
+          <w:rFonts w:hint="eastAsia"/>
+          <w:b/>
+          <w:bCs/>
+        </w:rPr>
+        <w:t>（</w:t>
+      </w:r>
+      <w:r>
+        <w:rPr>
+          <w:b/>
+          <w:bCs/>
+        </w:rPr>
+        <w:t>Destination-Passing Style</w:t>
+      </w:r>
+      <w:r>
+        <w:rPr>
+          <w:rFonts w:hint="eastAsia"/>
+          <w:b/>
+          <w:bCs/>
         </w:rPr>
         <w:t>）</w:t>
       </w:r>
@@ -3559,7 +9033,14 @@
         <w:rPr>
           <w:rFonts w:hint="eastAsia"/>
         </w:rPr>
-        <w:t>至于其它语言，</w:t>
+        <w:t>至于其它语</w:t>
+      </w:r>
+      <w:r>
+        <w:rPr>
+          <w:rFonts w:hint="eastAsia"/>
+        </w:rPr>
+        <w:lastRenderedPageBreak/>
+        <w:t>言，</w:t>
       </w:r>
       <w:r>
         <w:rPr>
@@ -3693,6 +9174,155 @@
 <file path=word/numbering.xml><?xml version="1.0" encoding="utf-8"?>
 <w:numbering xmlns:wpc="http://schemas.microsoft.com/office/word/2010/wordprocessingCanvas" xmlns:cx="http://schemas.microsoft.com/office/drawing/2014/chartex" xmlns:cx1="http://schemas.microsoft.com/office/drawing/2015/9/8/chartex" xmlns:cx2="http://schemas.microsoft.com/office/drawing/2015/10/21/chartex" xmlns:cx3="http://schemas.microsoft.com/office/drawing/2016/5/9/chartex" xmlns:cx4="http://schemas.microsoft.com/office/drawing/2016/5/10/chartex" xmlns:cx5="http://schemas.microsoft.com/office/drawing/2016/5/11/chartex" xmlns:cx6="http://schemas.microsoft.com/office/drawing/2016/5/12/chartex" xmlns:cx7="http://schemas.microsoft.com/office/drawing/2016/5/13/chartex" xmlns:cx8="http://schemas.microsoft.com/office/drawing/2016/5/14/chartex" xmlns:mc="http://schemas.openxmlformats.org/markup-compatibility/2006" xmlns:aink="http://schemas.microsoft.com/office/drawing/2016/ink" xmlns:am3d="http://schemas.microsoft.com/office/drawing/2017/model3d" xmlns:o="urn:schemas-microsoft-com:office:office" xmlns:oel="http://schemas.microsoft.com/office/2019/extlst" xmlns:r="http://schemas.openxmlformats.org/officeDocument/2006/relationships" xmlns:m="http://schemas.openxmlformats.org/officeDocument/2006/math" xmlns:v="urn:schemas-microsoft-com:vml" xmlns:wp14="http://schemas.microsoft.com/office/word/2010/wordprocessingDrawing" xmlns:wp="http://schemas.openxmlformats.org/drawingml/2006/wordprocessingDrawing" xmlns:w10="urn:schemas-microsoft-com:office:word" xmlns:w="http://schemas.openxmlformats.org/wordprocessingml/2006/main" xmlns:w14="http://schemas.microsoft.com/office/word/2010/wordml" xmlns:w15="http://schemas.microsoft.com/office/word/2012/wordml" xmlns:w16cex="http://schemas.microsoft.com/office/word/2018/wordml/cex" xmlns:w16cid="http://schemas.microsoft.com/office/word/2016/wordml/cid" xmlns:w16="http://schemas.microsoft.com/office/word/2018/wordml" xmlns:w16du="http://schemas.microsoft.com/office/word/2023/wordml/word16du" xmlns:w16sdtdh="http://schemas.microsoft.com/office/word/2020/wordml/sdtdatahash" xmlns:w16sdtfl="http://schemas.microsoft.com/office/word/2024/wordml/sdtformatlock" xmlns:w16se="http://schemas.microsoft.com/office/word/2015/wordml/symex" xmlns:wpg="http://schemas.microsoft.com/office/word/2010/wordprocessingGroup" xmlns:wpi="http://schemas.microsoft.com/office/word/2010/wordprocessingInk" xmlns:wne="http://schemas.microsoft.com/office/word/2006/wordml" xmlns:wps="http://schemas.microsoft.com/office/word/2010/wordprocessingShape" mc:Ignorable="w14 w15 w16se w16cid w16 w16cex w16sdtdh w16sdtfl w16du wp14">
   <w:abstractNum w:abstractNumId="0" w15:restartNumberingAfterBreak="0">
+    <w:nsid w:val="0593146A"/>
+    <w:multiLevelType w:val="multilevel"/>
+    <w:tmpl w:val="CF080BC0"/>
+    <w:lvl w:ilvl="0">
+      <w:start w:val="1"/>
+      <w:numFmt w:val="bullet"/>
+      <w:lvlText w:val=""/>
+      <w:lvlJc w:val="left"/>
+      <w:pPr>
+        <w:tabs>
+          <w:tab w:val="num" w:pos="720"/>
+        </w:tabs>
+        <w:ind w:left="720" w:hanging="360"/>
+      </w:pPr>
+      <w:rPr>
+        <w:rFonts w:ascii="Symbol" w:hAnsi="Symbol" w:hint="default"/>
+        <w:sz w:val="20"/>
+      </w:rPr>
+    </w:lvl>
+    <w:lvl w:ilvl="1" w:tentative="1">
+      <w:start w:val="1"/>
+      <w:numFmt w:val="bullet"/>
+      <w:lvlText w:val="o"/>
+      <w:lvlJc w:val="left"/>
+      <w:pPr>
+        <w:tabs>
+          <w:tab w:val="num" w:pos="1440"/>
+        </w:tabs>
+        <w:ind w:left="1440" w:hanging="360"/>
+      </w:pPr>
+      <w:rPr>
+        <w:rFonts w:ascii="Courier New" w:hAnsi="Courier New" w:hint="default"/>
+        <w:sz w:val="20"/>
+      </w:rPr>
+    </w:lvl>
+    <w:lvl w:ilvl="2" w:tentative="1">
+      <w:start w:val="1"/>
+      <w:numFmt w:val="bullet"/>
+      <w:lvlText w:val=""/>
+      <w:lvlJc w:val="left"/>
+      <w:pPr>
+        <w:tabs>
+          <w:tab w:val="num" w:pos="2160"/>
+        </w:tabs>
+        <w:ind w:left="2160" w:hanging="360"/>
+      </w:pPr>
+      <w:rPr>
+        <w:rFonts w:ascii="Wingdings" w:hAnsi="Wingdings" w:hint="default"/>
+        <w:sz w:val="20"/>
+      </w:rPr>
+    </w:lvl>
+    <w:lvl w:ilvl="3" w:tentative="1">
+      <w:start w:val="1"/>
+      <w:numFmt w:val="bullet"/>
+      <w:lvlText w:val=""/>
+      <w:lvlJc w:val="left"/>
+      <w:pPr>
+        <w:tabs>
+          <w:tab w:val="num" w:pos="2880"/>
+        </w:tabs>
+        <w:ind w:left="2880" w:hanging="360"/>
+      </w:pPr>
+      <w:rPr>
+        <w:rFonts w:ascii="Wingdings" w:hAnsi="Wingdings" w:hint="default"/>
+        <w:sz w:val="20"/>
+      </w:rPr>
+    </w:lvl>
+    <w:lvl w:ilvl="4" w:tentative="1">
+      <w:start w:val="1"/>
+      <w:numFmt w:val="bullet"/>
+      <w:lvlText w:val=""/>
+      <w:lvlJc w:val="left"/>
+      <w:pPr>
+        <w:tabs>
+          <w:tab w:val="num" w:pos="3600"/>
+        </w:tabs>
+        <w:ind w:left="3600" w:hanging="360"/>
+      </w:pPr>
+      <w:rPr>
+        <w:rFonts w:ascii="Wingdings" w:hAnsi="Wingdings" w:hint="default"/>
+        <w:sz w:val="20"/>
+      </w:rPr>
+    </w:lvl>
+    <w:lvl w:ilvl="5" w:tentative="1">
+      <w:start w:val="1"/>
+      <w:numFmt w:val="bullet"/>
+      <w:lvlText w:val=""/>
+      <w:lvlJc w:val="left"/>
+      <w:pPr>
+        <w:tabs>
+          <w:tab w:val="num" w:pos="4320"/>
+        </w:tabs>
+        <w:ind w:left="4320" w:hanging="360"/>
+      </w:pPr>
+      <w:rPr>
+        <w:rFonts w:ascii="Wingdings" w:hAnsi="Wingdings" w:hint="default"/>
+        <w:sz w:val="20"/>
+      </w:rPr>
+    </w:lvl>
+    <w:lvl w:ilvl="6" w:tentative="1">
+      <w:start w:val="1"/>
+      <w:numFmt w:val="bullet"/>
+      <w:lvlText w:val=""/>
+      <w:lvlJc w:val="left"/>
+      <w:pPr>
+        <w:tabs>
+          <w:tab w:val="num" w:pos="5040"/>
+        </w:tabs>
+        <w:ind w:left="5040" w:hanging="360"/>
+      </w:pPr>
+      <w:rPr>
+        <w:rFonts w:ascii="Wingdings" w:hAnsi="Wingdings" w:hint="default"/>
+        <w:sz w:val="20"/>
+      </w:rPr>
+    </w:lvl>
+    <w:lvl w:ilvl="7" w:tentative="1">
+      <w:start w:val="1"/>
+      <w:numFmt w:val="bullet"/>
+      <w:lvlText w:val=""/>
+      <w:lvlJc w:val="left"/>
+      <w:pPr>
+        <w:tabs>
+          <w:tab w:val="num" w:pos="5760"/>
+        </w:tabs>
+        <w:ind w:left="5760" w:hanging="360"/>
+      </w:pPr>
+      <w:rPr>
+        <w:rFonts w:ascii="Wingdings" w:hAnsi="Wingdings" w:hint="default"/>
+        <w:sz w:val="20"/>
+      </w:rPr>
+    </w:lvl>
+    <w:lvl w:ilvl="8" w:tentative="1">
+      <w:start w:val="1"/>
+      <w:numFmt w:val="bullet"/>
+      <w:lvlText w:val=""/>
+      <w:lvlJc w:val="left"/>
+      <w:pPr>
+        <w:tabs>
+          <w:tab w:val="num" w:pos="6480"/>
+        </w:tabs>
+        <w:ind w:left="6480" w:hanging="360"/>
+      </w:pPr>
+      <w:rPr>
+        <w:rFonts w:ascii="Wingdings" w:hAnsi="Wingdings" w:hint="default"/>
+        <w:sz w:val="20"/>
+      </w:rPr>
+    </w:lvl>
+  </w:abstractNum>
+  <w:abstractNum w:abstractNumId="1" w15:restartNumberingAfterBreak="0">
     <w:nsid w:val="119648FA"/>
     <w:multiLevelType w:val="hybridMultilevel"/>
     <w:tmpl w:val="2310A3D6"/>
@@ -3781,7 +9411,7 @@
       </w:pPr>
     </w:lvl>
   </w:abstractNum>
-  <w:abstractNum w:abstractNumId="1" w15:restartNumberingAfterBreak="0">
+  <w:abstractNum w:abstractNumId="2" w15:restartNumberingAfterBreak="0">
     <w:nsid w:val="242B4139"/>
     <w:multiLevelType w:val="hybridMultilevel"/>
     <w:tmpl w:val="D396D20E"/>
@@ -3870,7 +9500,7 @@
       </w:pPr>
     </w:lvl>
   </w:abstractNum>
-  <w:abstractNum w:abstractNumId="2" w15:restartNumberingAfterBreak="0">
+  <w:abstractNum w:abstractNumId="3" w15:restartNumberingAfterBreak="0">
     <w:nsid w:val="243C50AC"/>
     <w:multiLevelType w:val="hybridMultilevel"/>
     <w:tmpl w:val="5D421FC6"/>
@@ -3959,7 +9589,7 @@
       </w:pPr>
     </w:lvl>
   </w:abstractNum>
-  <w:abstractNum w:abstractNumId="3" w15:restartNumberingAfterBreak="0">
+  <w:abstractNum w:abstractNumId="4" w15:restartNumberingAfterBreak="0">
     <w:nsid w:val="706F3192"/>
     <w:multiLevelType w:val="hybridMultilevel"/>
     <w:tmpl w:val="2230EF32"/>
@@ -4048,7 +9678,7 @@
       </w:pPr>
     </w:lvl>
   </w:abstractNum>
-  <w:abstractNum w:abstractNumId="4" w15:restartNumberingAfterBreak="0">
+  <w:abstractNum w:abstractNumId="5" w15:restartNumberingAfterBreak="0">
     <w:nsid w:val="73500F0B"/>
     <w:multiLevelType w:val="hybridMultilevel"/>
     <w:tmpl w:val="733EA988"/>
@@ -4137,20 +9767,175 @@
       </w:pPr>
     </w:lvl>
   </w:abstractNum>
+  <w:abstractNum w:abstractNumId="6" w15:restartNumberingAfterBreak="0">
+    <w:nsid w:val="798522F2"/>
+    <w:multiLevelType w:val="multilevel"/>
+    <w:tmpl w:val="B032F062"/>
+    <w:lvl w:ilvl="0">
+      <w:start w:val="1"/>
+      <w:numFmt w:val="bullet"/>
+      <w:lvlText w:val=""/>
+      <w:lvlJc w:val="left"/>
+      <w:pPr>
+        <w:tabs>
+          <w:tab w:val="num" w:pos="720"/>
+        </w:tabs>
+        <w:ind w:left="720" w:hanging="360"/>
+      </w:pPr>
+      <w:rPr>
+        <w:rFonts w:ascii="Symbol" w:hAnsi="Symbol" w:hint="default"/>
+        <w:sz w:val="20"/>
+      </w:rPr>
+    </w:lvl>
+    <w:lvl w:ilvl="1" w:tentative="1">
+      <w:start w:val="1"/>
+      <w:numFmt w:val="bullet"/>
+      <w:lvlText w:val="o"/>
+      <w:lvlJc w:val="left"/>
+      <w:pPr>
+        <w:tabs>
+          <w:tab w:val="num" w:pos="1440"/>
+        </w:tabs>
+        <w:ind w:left="1440" w:hanging="360"/>
+      </w:pPr>
+      <w:rPr>
+        <w:rFonts w:ascii="Courier New" w:hAnsi="Courier New" w:hint="default"/>
+        <w:sz w:val="20"/>
+      </w:rPr>
+    </w:lvl>
+    <w:lvl w:ilvl="2" w:tentative="1">
+      <w:start w:val="1"/>
+      <w:numFmt w:val="bullet"/>
+      <w:lvlText w:val=""/>
+      <w:lvlJc w:val="left"/>
+      <w:pPr>
+        <w:tabs>
+          <w:tab w:val="num" w:pos="2160"/>
+        </w:tabs>
+        <w:ind w:left="2160" w:hanging="360"/>
+      </w:pPr>
+      <w:rPr>
+        <w:rFonts w:ascii="Wingdings" w:hAnsi="Wingdings" w:hint="default"/>
+        <w:sz w:val="20"/>
+      </w:rPr>
+    </w:lvl>
+    <w:lvl w:ilvl="3" w:tentative="1">
+      <w:start w:val="1"/>
+      <w:numFmt w:val="bullet"/>
+      <w:lvlText w:val=""/>
+      <w:lvlJc w:val="left"/>
+      <w:pPr>
+        <w:tabs>
+          <w:tab w:val="num" w:pos="2880"/>
+        </w:tabs>
+        <w:ind w:left="2880" w:hanging="360"/>
+      </w:pPr>
+      <w:rPr>
+        <w:rFonts w:ascii="Wingdings" w:hAnsi="Wingdings" w:hint="default"/>
+        <w:sz w:val="20"/>
+      </w:rPr>
+    </w:lvl>
+    <w:lvl w:ilvl="4" w:tentative="1">
+      <w:start w:val="1"/>
+      <w:numFmt w:val="bullet"/>
+      <w:lvlText w:val=""/>
+      <w:lvlJc w:val="left"/>
+      <w:pPr>
+        <w:tabs>
+          <w:tab w:val="num" w:pos="3600"/>
+        </w:tabs>
+        <w:ind w:left="3600" w:hanging="360"/>
+      </w:pPr>
+      <w:rPr>
+        <w:rFonts w:ascii="Wingdings" w:hAnsi="Wingdings" w:hint="default"/>
+        <w:sz w:val="20"/>
+      </w:rPr>
+    </w:lvl>
+    <w:lvl w:ilvl="5" w:tentative="1">
+      <w:start w:val="1"/>
+      <w:numFmt w:val="bullet"/>
+      <w:lvlText w:val=""/>
+      <w:lvlJc w:val="left"/>
+      <w:pPr>
+        <w:tabs>
+          <w:tab w:val="num" w:pos="4320"/>
+        </w:tabs>
+        <w:ind w:left="4320" w:hanging="360"/>
+      </w:pPr>
+      <w:rPr>
+        <w:rFonts w:ascii="Wingdings" w:hAnsi="Wingdings" w:hint="default"/>
+        <w:sz w:val="20"/>
+      </w:rPr>
+    </w:lvl>
+    <w:lvl w:ilvl="6" w:tentative="1">
+      <w:start w:val="1"/>
+      <w:numFmt w:val="bullet"/>
+      <w:lvlText w:val=""/>
+      <w:lvlJc w:val="left"/>
+      <w:pPr>
+        <w:tabs>
+          <w:tab w:val="num" w:pos="5040"/>
+        </w:tabs>
+        <w:ind w:left="5040" w:hanging="360"/>
+      </w:pPr>
+      <w:rPr>
+        <w:rFonts w:ascii="Wingdings" w:hAnsi="Wingdings" w:hint="default"/>
+        <w:sz w:val="20"/>
+      </w:rPr>
+    </w:lvl>
+    <w:lvl w:ilvl="7" w:tentative="1">
+      <w:start w:val="1"/>
+      <w:numFmt w:val="bullet"/>
+      <w:lvlText w:val=""/>
+      <w:lvlJc w:val="left"/>
+      <w:pPr>
+        <w:tabs>
+          <w:tab w:val="num" w:pos="5760"/>
+        </w:tabs>
+        <w:ind w:left="5760" w:hanging="360"/>
+      </w:pPr>
+      <w:rPr>
+        <w:rFonts w:ascii="Wingdings" w:hAnsi="Wingdings" w:hint="default"/>
+        <w:sz w:val="20"/>
+      </w:rPr>
+    </w:lvl>
+    <w:lvl w:ilvl="8" w:tentative="1">
+      <w:start w:val="1"/>
+      <w:numFmt w:val="bullet"/>
+      <w:lvlText w:val=""/>
+      <w:lvlJc w:val="left"/>
+      <w:pPr>
+        <w:tabs>
+          <w:tab w:val="num" w:pos="6480"/>
+        </w:tabs>
+        <w:ind w:left="6480" w:hanging="360"/>
+      </w:pPr>
+      <w:rPr>
+        <w:rFonts w:ascii="Wingdings" w:hAnsi="Wingdings" w:hint="default"/>
+        <w:sz w:val="20"/>
+      </w:rPr>
+    </w:lvl>
+  </w:abstractNum>
   <w:num w:numId="1" w16cid:durableId="505289097">
+    <w:abstractNumId w:val="1"/>
+  </w:num>
+  <w:num w:numId="2" w16cid:durableId="77558379">
+    <w:abstractNumId w:val="2"/>
+  </w:num>
+  <w:num w:numId="3" w16cid:durableId="1235819150">
+    <w:abstractNumId w:val="3"/>
+  </w:num>
+  <w:num w:numId="4" w16cid:durableId="1065571727">
+    <w:abstractNumId w:val="5"/>
+  </w:num>
+  <w:num w:numId="5" w16cid:durableId="1805849510">
+    <w:abstractNumId w:val="4"/>
+  </w:num>
+  <w:num w:numId="6" w16cid:durableId="425078270">
     <w:abstractNumId w:val="0"/>
   </w:num>
-  <w:num w:numId="2" w16cid:durableId="77558379">
-    <w:abstractNumId w:val="1"/>
-  </w:num>
-  <w:num w:numId="3" w16cid:durableId="1235819150">
-    <w:abstractNumId w:val="2"/>
-  </w:num>
-  <w:num w:numId="4" w16cid:durableId="1065571727">
-    <w:abstractNumId w:val="4"/>
-  </w:num>
-  <w:num w:numId="5" w16cid:durableId="1805849510">
-    <w:abstractNumId w:val="3"/>
+  <w:num w:numId="7" w16cid:durableId="965743832">
+    <w:abstractNumId w:val="6"/>
   </w:num>
 </w:numbering>
 </file>
@@ -4555,7 +10340,7 @@
   <w:style w:type="paragraph" w:default="1" w:styleId="a">
     <w:name w:val="Normal"/>
     <w:qFormat/>
-    <w:rsid w:val="00CC58E2"/>
+    <w:rsid w:val="00617AAD"/>
     <w:pPr>
       <w:widowControl w:val="0"/>
     </w:pPr>
@@ -4653,7 +10438,6 @@
     <w:next w:val="a"/>
     <w:link w:val="50"/>
     <w:uiPriority w:val="9"/>
-    <w:semiHidden/>
     <w:unhideWhenUsed/>
     <w:qFormat/>
     <w:rsid w:val="00236FAE"/>
@@ -4840,7 +10624,6 @@
     <w:basedOn w:val="a0"/>
     <w:link w:val="5"/>
     <w:uiPriority w:val="9"/>
-    <w:semiHidden/>
     <w:rsid w:val="00236FAE"/>
     <w:rPr>
       <w:rFonts w:cstheme="majorBidi"/>
@@ -5186,6 +10969,32 @@
     <w:basedOn w:val="a0"/>
     <w:rsid w:val="0032562C"/>
   </w:style>
+  <w:style w:type="paragraph" w:customStyle="1" w:styleId="ds-markdown-paragraph">
+    <w:name w:val="ds-markdown-paragraph"/>
+    <w:basedOn w:val="a"/>
+    <w:rsid w:val="00003AA2"/>
+    <w:pPr>
+      <w:widowControl/>
+      <w:spacing w:before="100" w:beforeAutospacing="1" w:after="100" w:afterAutospacing="1" w:line="240" w:lineRule="auto"/>
+    </w:pPr>
+    <w:rPr>
+      <w:rFonts w:ascii="宋体" w:eastAsia="宋体" w:hAnsi="宋体" w:cs="宋体"/>
+      <w:kern w:val="0"/>
+      <w:sz w:val="24"/>
+      <w14:ligatures w14:val="none"/>
+    </w:rPr>
+  </w:style>
+  <w:style w:type="character" w:styleId="af3">
+    <w:name w:val="Strong"/>
+    <w:basedOn w:val="a0"/>
+    <w:uiPriority w:val="22"/>
+    <w:qFormat/>
+    <w:rsid w:val="00003AA2"/>
+    <w:rPr>
+      <w:b/>
+      <w:bCs/>
+    </w:rPr>
+  </w:style>
 </w:styles>
 </file>
 

--- a/Document/Document.docx
+++ b/Document/Document.docx
@@ -1375,6 +1375,12 @@
         <w:pStyle w:val="2"/>
       </w:pPr>
       <w:bookmarkStart w:id="0" w:name="OLE_LINK3"/>
+      <w:r>
+        <w:rPr>
+          <w:rFonts w:hint="eastAsia"/>
+        </w:rPr>
+        <w:t>设计理论</w:t>
+      </w:r>
       <w:r>
         <w:rPr>
           <w:rFonts w:hint="eastAsia"/>
@@ -4210,7 +4216,6 @@
           <m:r>
             <w:rPr>
               <w:rFonts w:ascii="Cambria Math" w:eastAsia="宋体" w:hAnsi="Cambria Math" w:cs="宋体"/>
-              <w:i/>
               <w:kern w:val="0"/>
               <w:sz w:val="24"/>
               <w14:ligatures w14:val="none"/>
@@ -4519,16 +4524,7 @@
               <w:sz w:val="24"/>
               <w14:ligatures w14:val="none"/>
             </w:rPr>
-            <m:t>G</m:t>
-          </m:r>
-          <m:r>
-            <w:rPr>
-              <w:rFonts w:ascii="Cambria Math" w:eastAsia="宋体" w:hAnsi="Cambria Math" w:cs="宋体"/>
-              <w:kern w:val="0"/>
-              <w:sz w:val="24"/>
-              <w14:ligatures w14:val="none"/>
-            </w:rPr>
-            <m:t xml:space="preserve">,  </m:t>
+            <m:t xml:space="preserve">G,  </m:t>
           </m:r>
           <m:sSub>
             <m:sSubPr>
@@ -4621,7 +4617,6 @@
           <m:r>
             <w:rPr>
               <w:rFonts w:ascii="Cambria Math" w:eastAsia="宋体" w:hAnsi="Cambria Math" w:cs="宋体"/>
-              <w:i/>
               <w:kern w:val="0"/>
               <w:sz w:val="24"/>
               <w14:ligatures w14:val="none"/>
@@ -5197,7 +5192,6 @@
           <m:r>
             <w:rPr>
               <w:rFonts w:ascii="Cambria Math" w:eastAsia="宋体" w:hAnsi="Cambria Math" w:cs="宋体"/>
-              <w:i/>
               <w:kern w:val="0"/>
               <w:sz w:val="24"/>
               <w14:ligatures w14:val="none"/>
@@ -6388,16 +6382,7 @@
               <w:sz w:val="24"/>
               <w14:ligatures w14:val="none"/>
             </w:rPr>
-            <m:t>G</m:t>
-          </m:r>
-          <m:r>
-            <w:rPr>
-              <w:rFonts w:ascii="Cambria Math" w:eastAsia="宋体" w:hAnsi="Cambria Math" w:cs="宋体"/>
-              <w:kern w:val="0"/>
-              <w:sz w:val="24"/>
-              <w14:ligatures w14:val="none"/>
-            </w:rPr>
-            <m:t>.</m:t>
+            <m:t>G.</m:t>
           </m:r>
         </m:oMath>
       </m:oMathPara>
@@ -7483,16 +7468,7 @@
                   <w:sz w:val="24"/>
                   <w14:ligatures w14:val="none"/>
                 </w:rPr>
-                <m:t>,</m:t>
-              </m:r>
-              <m:r>
-                <w:rPr>
-                  <w:rFonts w:ascii="Cambria Math" w:eastAsia="宋体" w:hAnsi="Cambria Math" w:cs="宋体"/>
-                  <w:kern w:val="0"/>
-                  <w:sz w:val="24"/>
-                  <w14:ligatures w14:val="none"/>
-                </w:rPr>
-                <m:t>G</m:t>
+                <m:t>,G</m:t>
               </m:r>
             </m:e>
           </m:d>
@@ -7508,7 +7484,6 @@
           <m:r>
             <w:rPr>
               <w:rFonts w:ascii="Cambria Math" w:eastAsia="宋体" w:hAnsi="Cambria Math" w:cs="宋体"/>
-              <w:i/>
               <w:kern w:val="0"/>
               <w:sz w:val="24"/>
               <w14:ligatures w14:val="none"/>
@@ -7885,7 +7860,6 @@
           <m:r>
             <w:rPr>
               <w:rFonts w:ascii="Cambria Math" w:eastAsia="宋体" w:hAnsi="Cambria Math" w:cs="宋体"/>
-              <w:i/>
               <w:kern w:val="0"/>
               <w:sz w:val="24"/>
               <w14:ligatures w14:val="none"/>
@@ -8526,7 +8500,6 @@
           <m:r>
             <w:rPr>
               <w:rFonts w:ascii="Cambria Math" w:eastAsia="宋体" w:hAnsi="Cambria Math" w:cs="宋体"/>
-              <w:i/>
               <w:kern w:val="0"/>
               <w:sz w:val="24"/>
               <w14:ligatures w14:val="none"/>
@@ -8692,13 +8665,7 @@
         <w:t>。</w:t>
       </w:r>
     </w:p>
-    <w:p>
-      <w:pPr>
-        <w:rPr>
-          <w:rFonts w:hint="eastAsia"/>
-        </w:rPr>
-      </w:pPr>
-    </w:p>
+    <w:p/>
     <w:bookmarkEnd w:id="0"/>
     <w:p>
       <w:pPr>
@@ -8715,11 +8682,6 @@
       </w:r>
     </w:p>
     <w:p>
-      <w:pPr>
-        <w:rPr>
-          <w:rFonts w:hint="eastAsia"/>
-        </w:rPr>
-      </w:pPr>
       <w:r>
         <w:t>1</w:t>
       </w:r>
@@ -8757,11 +8719,6 @@
       </w:r>
     </w:p>
     <w:p>
-      <w:pPr>
-        <w:rPr>
-          <w:rFonts w:hint="eastAsia"/>
-        </w:rPr>
-      </w:pPr>
       <w:r>
         <w:t>3</w:t>
       </w:r>
@@ -10544,6 +10501,7 @@
   <w:style w:type="character" w:default="1" w:styleId="a0">
     <w:name w:val="Default Paragraph Font"/>
     <w:uiPriority w:val="1"/>
+    <w:semiHidden/>
     <w:unhideWhenUsed/>
   </w:style>
   <w:style w:type="table" w:default="1" w:styleId="a1">

--- a/Document/Document.docx
+++ b/Document/Document.docx
@@ -1379,7 +1379,13 @@
         <w:rPr>
           <w:rFonts w:hint="eastAsia"/>
         </w:rPr>
-        <w:t>设计理论</w:t>
+        <w:t>设计</w:t>
+      </w:r>
+      <w:r>
+        <w:rPr>
+          <w:rFonts w:hint="eastAsia"/>
+        </w:rPr>
+        <w:t>理念</w:t>
       </w:r>
       <w:r>
         <w:rPr>
@@ -4214,6 +4220,9 @@
             <m:t>,</m:t>
           </m:r>
           <m:r>
+            <m:rPr>
+              <m:sty m:val="p"/>
+            </m:rPr>
             <w:rPr>
               <w:rFonts w:ascii="Cambria Math" w:eastAsia="宋体" w:hAnsi="Cambria Math" w:cs="宋体"/>
               <w:kern w:val="0"/>
@@ -4615,6 +4624,9 @@
             <m:t>.Y.</m:t>
           </m:r>
           <m:r>
+            <m:rPr>
+              <m:sty m:val="p"/>
+            </m:rPr>
             <w:rPr>
               <w:rFonts w:ascii="Cambria Math" w:eastAsia="宋体" w:hAnsi="Cambria Math" w:cs="宋体"/>
               <w:kern w:val="0"/>
@@ -5190,6 +5202,9 @@
             <m:t>.</m:t>
           </m:r>
           <m:r>
+            <m:rPr>
+              <m:sty m:val="p"/>
+            </m:rPr>
             <w:rPr>
               <w:rFonts w:ascii="Cambria Math" w:eastAsia="宋体" w:hAnsi="Cambria Math" w:cs="宋体"/>
               <w:kern w:val="0"/>
@@ -7482,6 +7497,9 @@
             <m:t>.</m:t>
           </m:r>
           <m:r>
+            <m:rPr>
+              <m:sty m:val="p"/>
+            </m:rPr>
             <w:rPr>
               <w:rFonts w:ascii="Cambria Math" w:eastAsia="宋体" w:hAnsi="Cambria Math" w:cs="宋体"/>
               <w:kern w:val="0"/>
@@ -7858,6 +7876,9 @@
             <m:t>.</m:t>
           </m:r>
           <m:r>
+            <m:rPr>
+              <m:sty m:val="p"/>
+            </m:rPr>
             <w:rPr>
               <w:rFonts w:ascii="Cambria Math" w:eastAsia="宋体" w:hAnsi="Cambria Math" w:cs="宋体"/>
               <w:kern w:val="0"/>
@@ -8498,6 +8519,9 @@
             <m:t>.</m:t>
           </m:r>
           <m:r>
+            <m:rPr>
+              <m:sty m:val="p"/>
+            </m:rPr>
             <w:rPr>
               <w:rFonts w:ascii="Cambria Math" w:eastAsia="宋体" w:hAnsi="Cambria Math" w:cs="宋体"/>
               <w:kern w:val="0"/>
@@ -8689,16 +8713,16 @@
         <w:rPr>
           <w:rFonts w:hint="eastAsia"/>
         </w:rPr>
-        <w:t>：</w:t>
-      </w:r>
-      <w:r>
-        <w:t>设计必须遵循公理(1)(2)(3)</w:t>
-      </w:r>
-      <w:r>
-        <w:rPr>
-          <w:rFonts w:hint="eastAsia"/>
-        </w:rPr>
-        <w:t>中对更优秀的可设计系统的要求</w:t>
+        <w:t>：设计必须遵循该</w:t>
+      </w:r>
+      <w:r>
+        <w:t>设计理念符号系统</w:t>
+      </w:r>
+      <w:r>
+        <w:rPr>
+          <w:rFonts w:hint="eastAsia"/>
+        </w:rPr>
+        <w:t>中体现的设计理念。</w:t>
       </w:r>
     </w:p>
     <w:p>
@@ -8712,10 +8736,19 @@
         <w:t>：</w:t>
       </w:r>
       <w:r>
-        <w:rPr>
-          <w:rFonts w:hint="eastAsia"/>
-        </w:rPr>
-        <w:t>要做满足定理1中提到的必要条件的更优秀的可设计系统。</w:t>
+        <w:t>设计必须遵循公理(1)(2)(3)</w:t>
+      </w:r>
+      <w:r>
+        <w:rPr>
+          <w:rFonts w:hint="eastAsia"/>
+        </w:rPr>
+        <w:t>中对更优秀的可设计系统的要求</w:t>
+      </w:r>
+      <w:r>
+        <w:rPr>
+          <w:rFonts w:hint="eastAsia"/>
+        </w:rPr>
+        <w:t>。</w:t>
       </w:r>
     </w:p>
     <w:p>
@@ -8726,7 +8759,13 @@
         <w:rPr>
           <w:rFonts w:hint="eastAsia"/>
         </w:rPr>
-        <w:t>：要做满足推论的对更优秀的系统的要求的可设计系统。</w:t>
+        <w:t>：</w:t>
+      </w:r>
+      <w:r>
+        <w:rPr>
+          <w:rFonts w:hint="eastAsia"/>
+        </w:rPr>
+        <w:t>要做满足定理1中提到的必要条件的更优秀的可设计系统。</w:t>
       </w:r>
     </w:p>
     <w:p>
@@ -8737,16 +8776,7 @@
         <w:rPr>
           <w:rFonts w:hint="eastAsia"/>
         </w:rPr>
-        <w:t>：</w:t>
-      </w:r>
-      <w:r>
-        <w:rPr>
-          <w:rFonts w:hint="eastAsia"/>
-        </w:rPr>
-        <w:t>经验总结出来的设计原则：</w:t>
-      </w:r>
-      <w:r>
-        <w:t>用实在的东西把不实在的东西转化为实在的东西。</w:t>
+        <w:t>：要做满足推论的对更优秀的系统的要求的可设计系统。</w:t>
       </w:r>
     </w:p>
     <w:p>
@@ -8760,6 +8790,26 @@
         <w:t>：</w:t>
       </w:r>
       <w:r>
+        <w:rPr>
+          <w:rFonts w:hint="eastAsia"/>
+        </w:rPr>
+        <w:t>经验总结出来的设计原则：</w:t>
+      </w:r>
+      <w:r>
+        <w:t>用实在的东西把不实在的东西转化为实在的东西。</w:t>
+      </w:r>
+    </w:p>
+    <w:p>
+      <w:r>
+        <w:t>6</w:t>
+      </w:r>
+      <w:r>
+        <w:rPr>
+          <w:rFonts w:hint="eastAsia"/>
+        </w:rPr>
+        <w:t>：</w:t>
+      </w:r>
+      <w:r>
         <w:t>经验总结出来的设计原则</w:t>
       </w:r>
       <w:r>
@@ -8936,7 +8986,14 @@
         <w:rPr>
           <w:rFonts w:hint="eastAsia"/>
         </w:rPr>
-        <w:t>然后如果function是面向对象的方法并且这个面向的对象是出参的话，那改为左边是出参、右边是入参，“</w:t>
+        <w:t>然后如果function是面向对象的方法并且这个面向的对象是出参的话，那改为左边是出参、右</w:t>
+      </w:r>
+      <w:r>
+        <w:rPr>
+          <w:rFonts w:hint="eastAsia"/>
+        </w:rPr>
+        <w:lastRenderedPageBreak/>
+        <w:t>边是入参，“</w:t>
       </w:r>
       <w:r>
         <w:t>-&gt;</w:t>
@@ -8990,14 +9047,7 @@
         <w:rPr>
           <w:rFonts w:hint="eastAsia"/>
         </w:rPr>
-        <w:t>至于其它语</w:t>
-      </w:r>
-      <w:r>
-        <w:rPr>
-          <w:rFonts w:hint="eastAsia"/>
-        </w:rPr>
-        <w:lastRenderedPageBreak/>
-        <w:t>言，</w:t>
+        <w:t>至于其它语言，</w:t>
       </w:r>
       <w:r>
         <w:rPr>

--- a/Document/Document.docx
+++ b/Document/Document.docx
@@ -1375,6 +1375,7 @@
         <w:pStyle w:val="2"/>
       </w:pPr>
       <w:bookmarkStart w:id="0" w:name="OLE_LINK3"/>
+      <w:bookmarkStart w:id="1" w:name="OLE_LINK8"/>
       <w:r>
         <w:rPr>
           <w:rFonts w:hint="eastAsia"/>
@@ -1429,11 +1430,11 @@
         </w:rPr>
         <w:t>是一个概念，则</w:t>
       </w:r>
-      <w:bookmarkStart w:id="1" w:name="OLE_LINK1"/>
+      <w:bookmarkStart w:id="2" w:name="OLE_LINK1"/>
       <w:r>
         <w:t>Ext(X)</w:t>
       </w:r>
-      <w:bookmarkEnd w:id="1"/>
+      <w:bookmarkEnd w:id="2"/>
       <w:r>
         <w:rPr>
           <w:rFonts w:hint="eastAsia"/>
@@ -2393,7 +2394,7 @@
       <w:r>
         <w:t>实现效果E时，当已有可设计系统</w:t>
       </w:r>
-      <w:bookmarkStart w:id="2" w:name="OLE_LINK6"/>
+      <w:bookmarkStart w:id="3" w:name="OLE_LINK6"/>
       <m:oMath>
         <m:r>
           <w:rPr>
@@ -2413,7 +2414,7 @@
           <m:t>T=&lt;T.Y,g,G&gt;</m:t>
         </m:r>
       </m:oMath>
-      <w:bookmarkEnd w:id="2"/>
+      <w:bookmarkEnd w:id="3"/>
       <w:r>
         <w:t>时，有</w:t>
       </w:r>
@@ -2738,7 +2739,7 @@
           <w:szCs w:val="28"/>
         </w:rPr>
       </w:pPr>
-      <w:bookmarkStart w:id="3" w:name="OLE_LINK4"/>
+      <w:bookmarkStart w:id="4" w:name="OLE_LINK4"/>
       <w:r>
         <w:rPr>
           <w:rFonts w:cstheme="majorBidi" w:hint="eastAsia"/>
@@ -2758,7 +2759,7 @@
         <w:t>：</w:t>
       </w:r>
     </w:p>
-    <w:bookmarkEnd w:id="3"/>
+    <w:bookmarkEnd w:id="4"/>
     <w:p>
       <w:r>
         <w:t>1</w:t>
@@ -3002,7 +3003,7 @@
       <w:r>
         <w:t>时，有</w:t>
       </w:r>
-      <w:bookmarkStart w:id="4" w:name="OLE_LINK5"/>
+      <w:bookmarkStart w:id="5" w:name="OLE_LINK5"/>
       <m:oMath>
         <m:r>
           <w:rPr>
@@ -3112,7 +3113,7 @@
           <m:t>G</m:t>
         </m:r>
       </m:oMath>
-      <w:bookmarkEnd w:id="4"/>
+      <w:bookmarkEnd w:id="5"/>
       <w:r>
         <w:t>,这时候有</w:t>
       </w:r>
@@ -3172,7 +3173,7 @@
       <w:r>
         <w:t>，所以想要构造</w:t>
       </w:r>
-      <w:bookmarkStart w:id="5" w:name="OLE_LINK7"/>
+      <w:bookmarkStart w:id="6" w:name="OLE_LINK7"/>
       <m:oMath>
         <m:r>
           <w:rPr>
@@ -3195,7 +3196,7 @@
           <m:t>,G&gt;</m:t>
         </m:r>
       </m:oMath>
-      <w:bookmarkEnd w:id="5"/>
+      <w:bookmarkEnd w:id="6"/>
       <w:r>
         <w:t>实现效果E的话请务必保证</w:t>
       </w:r>
@@ -3486,7 +3487,7 @@
             </w:rPr>
             <m:t>A=</m:t>
           </m:r>
-          <w:bookmarkStart w:id="6" w:name="OLE_LINK11"/>
+          <w:bookmarkStart w:id="7" w:name="OLE_LINK11"/>
           <m:d>
             <m:dPr>
               <m:begChr m:val="⟨"/>
@@ -3538,7 +3539,7 @@
         </m:oMath>
       </m:oMathPara>
     </w:p>
-    <w:bookmarkEnd w:id="6"/>
+    <w:bookmarkEnd w:id="7"/>
     <w:p>
       <w:pPr>
         <w:widowControl/>
@@ -3636,7 +3637,7 @@
           <w14:ligatures w14:val="none"/>
         </w:rPr>
       </w:pPr>
-      <w:bookmarkStart w:id="7" w:name="OLE_LINK12"/>
+      <w:bookmarkStart w:id="8" w:name="OLE_LINK12"/>
       <m:oMathPara>
         <m:oMath>
           <m:r>
@@ -3708,7 +3709,7 @@
             </w:rPr>
             <m:t>G</m:t>
           </m:r>
-          <w:bookmarkEnd w:id="7"/>
+          <w:bookmarkEnd w:id="8"/>
           <m:r>
             <w:rPr>
               <w:rFonts w:ascii="Cambria Math" w:eastAsia="宋体" w:hAnsi="Cambria Math" w:cs="宋体"/>
@@ -8722,7 +8723,19 @@
         <w:rPr>
           <w:rFonts w:hint="eastAsia"/>
         </w:rPr>
-        <w:t>中体现的设计理念。</w:t>
+        <w:t>中体现的</w:t>
+      </w:r>
+      <w:r>
+        <w:rPr>
+          <w:rFonts w:hint="eastAsia"/>
+        </w:rPr>
+        <w:t>所有</w:t>
+      </w:r>
+      <w:r>
+        <w:rPr>
+          <w:rFonts w:hint="eastAsia"/>
+        </w:rPr>
+        <w:t>设计理念。</w:t>
       </w:r>
     </w:p>
     <w:p>
@@ -8818,6 +8831,7 @@
         </w:rPr>
         <w:t>：</w:t>
       </w:r>
+      <w:bookmarkStart w:id="9" w:name="OLE_LINK2"/>
       <w:r>
         <w:rPr>
           <w:rFonts w:hint="eastAsia"/>
@@ -8876,7 +8890,37 @@
         <w:rPr>
           <w:rFonts w:hint="eastAsia"/>
         </w:rPr>
-        <w:t>”等可以塞进参数列表的注释分开入参和出参，左边是入参，右边是出参（必然注入的缓冲区）</w:t>
+        <w:t>”等可以塞进参数列表的注释分开入参和出参，左边是入参</w:t>
+      </w:r>
+      <w:r>
+        <w:rPr>
+          <w:rFonts w:hint="eastAsia"/>
+        </w:rPr>
+        <w:t>（非只写入的）</w:t>
+      </w:r>
+      <w:r>
+        <w:rPr>
+          <w:rFonts w:hint="eastAsia"/>
+        </w:rPr>
+        <w:t>，右边是出参</w:t>
+      </w:r>
+      <w:r>
+        <w:t>（非只</w:t>
+      </w:r>
+      <w:r>
+        <w:rPr>
+          <w:rFonts w:hint="eastAsia"/>
+        </w:rPr>
+        <w:t>读取</w:t>
+      </w:r>
+      <w:r>
+        <w:t>的）</w:t>
+      </w:r>
+      <w:r>
+        <w:rPr>
+          <w:rFonts w:hint="eastAsia"/>
+        </w:rPr>
+        <w:t>（必然注入的缓冲区）</w:t>
       </w:r>
       <w:r>
         <w:rPr>
@@ -8986,14 +9030,28 @@
         <w:rPr>
           <w:rFonts w:hint="eastAsia"/>
         </w:rPr>
-        <w:t>然后如果function是面向对象的方法并且这个面向的对象是出参的话，那改为左边是出参、右</w:t>
+        <w:t>然后如果function是面向对象的方法并且</w:t>
+      </w:r>
+      <w:bookmarkStart w:id="10" w:name="OLE_LINK9"/>
+      <w:r>
+        <w:rPr>
+          <w:rFonts w:hint="eastAsia"/>
+        </w:rPr>
+        <w:t>这个面向的对象</w:t>
+      </w:r>
+      <w:bookmarkEnd w:id="10"/>
+      <w:r>
+        <w:rPr>
+          <w:rFonts w:hint="eastAsia"/>
+        </w:rPr>
+        <w:t>是出</w:t>
       </w:r>
       <w:r>
         <w:rPr>
           <w:rFonts w:hint="eastAsia"/>
         </w:rPr>
         <w:lastRenderedPageBreak/>
-        <w:t>边是入参，“</w:t>
+        <w:t>参的话，那改为左边是出参、右边是入参，“</w:t>
       </w:r>
       <w:r>
         <w:t>-&gt;</w:t>
@@ -9011,7 +9069,16 @@
         <w:rPr>
           <w:rFonts w:hint="eastAsia"/>
         </w:rPr>
-        <w:t>”，如果不是出参的话就不要改</w:t>
+        <w:t>”，如果</w:t>
+      </w:r>
+      <w:r>
+        <w:t>这个面向的对象</w:t>
+      </w:r>
+      <w:r>
+        <w:rPr>
+          <w:rFonts w:hint="eastAsia"/>
+        </w:rPr>
+        <w:t>不是出参的话就不要改</w:t>
       </w:r>
       <w:r>
         <w:rPr>
@@ -9041,25 +9108,424 @@
         <w:rPr>
           <w:rFonts w:hint="eastAsia"/>
         </w:rPr>
+        <w:t>，比如一个类有一个属性</w:t>
+      </w:r>
+      <w:r>
+        <w:t>y</w:t>
+      </w:r>
+      <w:r>
+        <w:rPr>
+          <w:rFonts w:hint="eastAsia"/>
+        </w:rPr>
+        <w:t>，这个类有一个方法</w:t>
+      </w:r>
+      <w:r>
+        <w:t>f(x, z)</w:t>
+      </w:r>
+      <w:r>
+        <w:rPr>
+          <w:rFonts w:hint="eastAsia"/>
+        </w:rPr>
+        <w:t>：</w:t>
+      </w:r>
+      <w:r>
+        <w:t>y=x+1;z=x+1</w:t>
+      </w:r>
+      <w:r>
+        <w:rPr>
+          <w:rFonts w:hint="eastAsia"/>
+        </w:rPr>
+        <w:t>，调用后这个类的实例的属性y变成</w:t>
+      </w:r>
+      <w:r>
+        <w:t>x+1</w:t>
+      </w:r>
+      <w:r>
+        <w:rPr>
+          <w:rFonts w:hint="eastAsia"/>
+        </w:rPr>
+        <w:t>，传入的</w:t>
+      </w:r>
+      <w:r>
+        <w:t>z</w:t>
+      </w:r>
+      <w:r>
+        <w:rPr>
+          <w:rFonts w:hint="eastAsia"/>
+        </w:rPr>
+        <w:t>变成</w:t>
+      </w:r>
+      <w:r>
+        <w:t>x+1</w:t>
+      </w:r>
+      <w:r>
+        <w:rPr>
+          <w:rFonts w:hint="eastAsia"/>
+        </w:rPr>
+        <w:t>，那么</w:t>
+      </w:r>
+      <w:bookmarkStart w:id="11" w:name="OLE_LINK10"/>
+      <w:r>
+        <w:rPr>
+          <w:rFonts w:hint="eastAsia"/>
+        </w:rPr>
+        <w:t>这个方法</w:t>
+      </w:r>
+      <w:r>
+        <w:t>f(x</w:t>
+      </w:r>
+      <w:r>
+        <w:t>, z</w:t>
+      </w:r>
+      <w:r>
+        <w:t>)</w:t>
+      </w:r>
+      <w:r>
+        <w:rPr>
+          <w:rFonts w:hint="eastAsia"/>
+        </w:rPr>
+        <w:t>应该写为</w:t>
+      </w:r>
+      <w:r>
+        <w:t>f</w:t>
+      </w:r>
+      <w:r>
+        <w:t>(</w:t>
+      </w:r>
+      <w:r>
+        <w:t>z</w:t>
+      </w:r>
+      <w:r>
+        <w:t xml:space="preserve"> /* &lt;- */</w:t>
+      </w:r>
+      <w:r>
+        <w:t>,</w:t>
+      </w:r>
+      <w:r>
+        <w:t xml:space="preserve"> </w:t>
+      </w:r>
+      <w:r>
+        <w:t>x)</w:t>
+      </w:r>
+      <w:bookmarkEnd w:id="11"/>
+      <w:r>
+        <w:rPr>
+          <w:rFonts w:hint="eastAsia"/>
+        </w:rPr>
+        <w:t>，但是如果</w:t>
+      </w:r>
+      <w:r>
+        <w:t>f(x, z)</w:t>
+      </w:r>
+      <w:r>
+        <w:rPr>
+          <w:rFonts w:hint="eastAsia"/>
+        </w:rPr>
+        <w:t>：</w:t>
+      </w:r>
+      <w:r>
+        <w:t>z=x+1</w:t>
+      </w:r>
+      <w:r>
+        <w:rPr>
+          <w:rFonts w:hint="eastAsia"/>
+        </w:rPr>
+        <w:t>的话，那</w:t>
+      </w:r>
+      <w:r>
+        <w:t>这个方法f(x</w:t>
+      </w:r>
+      <w:r>
+        <w:t>, z</w:t>
+      </w:r>
+      <w:r>
+        <w:t>)应该写为</w:t>
+      </w:r>
+      <w:r>
+        <w:t>f(x</w:t>
+      </w:r>
+      <w:r>
+        <w:t xml:space="preserve"> /* -&gt; */, </w:t>
+      </w:r>
+      <w:r>
+        <w:t>z)</w:t>
+      </w:r>
+      <w:r>
+        <w:rPr>
+          <w:rFonts w:hint="eastAsia"/>
+        </w:rPr>
         <w:t>。</w:t>
       </w:r>
       <w:r>
         <w:rPr>
           <w:rFonts w:hint="eastAsia"/>
         </w:rPr>
-        <w:t>至于其它语言，</w:t>
-      </w:r>
-      <w:r>
-        <w:rPr>
-          <w:rFonts w:hint="eastAsia"/>
-        </w:rPr>
-        <w:t>视</w:t>
-      </w:r>
-      <w:r>
-        <w:rPr>
-          <w:rFonts w:hint="eastAsia"/>
-        </w:rPr>
-        <w:t>具体情况处理。</w:t>
+        <w:t>另外，对于原地读取并修改的</w:t>
+      </w:r>
+      <w:r>
+        <w:rPr>
+          <w:rFonts w:hint="eastAsia"/>
+        </w:rPr>
+        <w:t>对象</w:t>
+      </w:r>
+      <w:r>
+        <w:rPr>
+          <w:rFonts w:hint="eastAsia"/>
+        </w:rPr>
+        <w:t>，</w:t>
+      </w:r>
+      <w:r>
+        <w:rPr>
+          <w:rFonts w:hint="eastAsia"/>
+        </w:rPr>
+        <w:t>其既是入参又是出参，要同时在参数列表的入参侧和出参侧都放一个参数，调用时这两个参数位都传入同一个的该参数，由于大部分编程语言不支持function定义点的参数列表写同名参数，所以采用该对象入参</w:t>
+      </w:r>
+      <w:r>
+        <w:t>的参数名为</w:t>
+      </w:r>
+      <w:r>
+        <w:rPr>
+          <w:rFonts w:hint="eastAsia"/>
+        </w:rPr>
+        <w:t>原名</w:t>
+      </w:r>
+      <w:r>
+        <w:rPr>
+          <w:rFonts w:hint="eastAsia"/>
+        </w:rPr>
+        <w:t>，出参的参数名为</w:t>
+      </w:r>
+      <w:r>
+        <w:rPr>
+          <w:rFonts w:hint="eastAsia"/>
+        </w:rPr>
+        <w:t>原名加“</w:t>
+      </w:r>
+      <w:r>
+        <w:t>_self</w:t>
+      </w:r>
+      <w:r>
+        <w:rPr>
+          <w:rFonts w:hint="eastAsia"/>
+        </w:rPr>
+        <w:t>”后缀（如“</w:t>
+      </w:r>
+      <w:r>
+        <w:t>x_self</w:t>
+      </w:r>
+      <w:r>
+        <w:rPr>
+          <w:rFonts w:hint="eastAsia"/>
+        </w:rPr>
+        <w:t>”，允许随编程语言的风格的不同而不同，比如</w:t>
+      </w:r>
+      <w:r>
+        <w:t>在驼峰命名风格的语言中</w:t>
+      </w:r>
+      <w:r>
+        <w:rPr>
+          <w:rFonts w:hint="eastAsia"/>
+        </w:rPr>
+        <w:t>可以写作“</w:t>
+      </w:r>
+      <w:r>
+        <w:t>xSelf</w:t>
+      </w:r>
+      <w:r>
+        <w:rPr>
+          <w:rFonts w:hint="eastAsia"/>
+        </w:rPr>
+        <w:t>”），并且将原名和原名加“</w:t>
+      </w:r>
+      <w:r>
+        <w:t>_self</w:t>
+      </w:r>
+      <w:r>
+        <w:rPr>
+          <w:rFonts w:hint="eastAsia"/>
+        </w:rPr>
+        <w:t>”</w:t>
+      </w:r>
+      <w:r>
+        <w:rPr>
+          <w:rFonts w:hint="eastAsia"/>
+        </w:rPr>
+        <w:t>后缀</w:t>
+      </w:r>
+      <w:r>
+        <w:rPr>
+          <w:rFonts w:hint="eastAsia"/>
+        </w:rPr>
+        <w:t>这两个参数视为同一个变量的约定</w:t>
+      </w:r>
+      <w:bookmarkEnd w:id="9"/>
+      <w:r>
+        <w:rPr>
+          <w:rFonts w:hint="eastAsia"/>
+        </w:rPr>
+        <w:t>，</w:t>
+      </w:r>
+      <w:r>
+        <w:t>禁止在调用点</w:t>
+      </w:r>
+      <w:r>
+        <w:rPr>
+          <w:rFonts w:hint="eastAsia"/>
+        </w:rPr>
+        <w:t>在这</w:t>
+      </w:r>
+      <w:r>
+        <w:t>两个参数</w:t>
+      </w:r>
+      <w:r>
+        <w:rPr>
+          <w:rFonts w:hint="eastAsia"/>
+        </w:rPr>
+        <w:t>位</w:t>
+      </w:r>
+      <w:r>
+        <w:t>传入</w:t>
+      </w:r>
+      <w:r>
+        <w:t>除了null</w:t>
+      </w:r>
+      <w:r>
+        <w:rPr>
+          <w:rFonts w:hint="eastAsia"/>
+        </w:rPr>
+        <w:t>之外（因为function可能对于某些参数可以选择读取或者不读取、写入或者不写入，这时候只用bool标志来决定是否读取或者写入就会导致实际上不读取或者不写入了但是仍然传入非null对象的实际上违背设计原则的情况，所以允许传入null来表示这时候没有这个参数位）的</w:t>
+      </w:r>
+      <w:r>
+        <w:t>两个不同变量</w:t>
+      </w:r>
+      <w:r>
+        <w:rPr>
+          <w:rFonts w:hint="eastAsia"/>
+        </w:rPr>
+        <w:t>，</w:t>
+      </w:r>
+      <w:r>
+        <w:t>禁止在function的算法中假设这两个参数指向</w:t>
+      </w:r>
+      <w:r>
+        <w:t>除了null之外</w:t>
+      </w:r>
+      <w:r>
+        <w:rPr>
+          <w:rFonts w:hint="eastAsia"/>
+        </w:rPr>
+        <w:t>的</w:t>
+      </w:r>
+      <w:r>
+        <w:t>不同对象</w:t>
+      </w:r>
+      <w:r>
+        <w:rPr>
+          <w:rFonts w:hint="eastAsia"/>
+        </w:rPr>
+        <w:t>，</w:t>
+      </w:r>
+      <w:r>
+        <w:t>二者必须始终视为同一对象的两个访问位</w:t>
+      </w:r>
+      <w:r>
+        <w:rPr>
+          <w:rFonts w:hint="eastAsia"/>
+        </w:rPr>
+        <w:t>（</w:t>
+      </w:r>
+      <w:r>
+        <w:t>除了</w:t>
+      </w:r>
+      <w:r>
+        <w:rPr>
+          <w:rFonts w:hint="eastAsia"/>
+        </w:rPr>
+        <w:t>传入</w:t>
+      </w:r>
+      <w:r>
+        <w:t>null之外</w:t>
+      </w:r>
+      <w:r>
+        <w:rPr>
+          <w:rFonts w:hint="eastAsia"/>
+        </w:rPr>
+        <w:t>）</w:t>
+      </w:r>
+      <w:r>
+        <w:rPr>
+          <w:rFonts w:hint="eastAsia"/>
+        </w:rPr>
+        <w:t>，并且</w:t>
+      </w:r>
+      <w:r>
+        <w:t>function内部</w:t>
+      </w:r>
+      <w:r>
+        <w:rPr>
+          <w:rFonts w:hint="eastAsia"/>
+        </w:rPr>
+        <w:t>只读取的对这个对象的引用只使用</w:t>
+      </w:r>
+      <w:r>
+        <w:t>原名（入参名）</w:t>
+      </w:r>
+      <w:r>
+        <w:rPr>
+          <w:rFonts w:hint="eastAsia"/>
+        </w:rPr>
+        <w:t>进行读取，只写入的对这个对象的引用只使用</w:t>
+      </w:r>
+      <w:r>
+        <w:t>“_self”后缀出参名</w:t>
+      </w:r>
+      <w:r>
+        <w:rPr>
+          <w:rFonts w:hint="eastAsia"/>
+        </w:rPr>
+        <w:t>进行</w:t>
+      </w:r>
+      <w:r>
+        <w:rPr>
+          <w:rFonts w:hint="eastAsia"/>
+        </w:rPr>
+        <w:t>写入</w:t>
+      </w:r>
+      <w:r>
+        <w:rPr>
+          <w:rFonts w:hint="eastAsia"/>
+        </w:rPr>
+        <w:t>，既读取又写入的对这个对象的引用优先考虑使用入参名进行读写，如果条件不允许的话再使用出参名进行读写。</w:t>
+      </w:r>
+      <w:r>
+        <w:rPr>
+          <w:rFonts w:hint="eastAsia"/>
+        </w:rPr>
+        <w:t>至于其它</w:t>
+      </w:r>
+      <w:r>
+        <w:rPr>
+          <w:rFonts w:hint="eastAsia"/>
+        </w:rPr>
+        <w:t>编程</w:t>
+      </w:r>
+      <w:r>
+        <w:rPr>
+          <w:rFonts w:hint="eastAsia"/>
+        </w:rPr>
+        <w:t>语言，</w:t>
+      </w:r>
+      <w:r>
+        <w:rPr>
+          <w:rFonts w:hint="eastAsia"/>
+        </w:rPr>
+        <w:t>同理</w:t>
+      </w:r>
+      <w:r>
+        <w:rPr>
+          <w:rFonts w:hint="eastAsia"/>
+        </w:rPr>
+        <w:t>处理。</w:t>
       </w:r>
       <w:r>
         <w:rPr>
@@ -9076,6 +9542,7 @@
         </w:rPr>
         <w:t>系统也是同理。</w:t>
       </w:r>
+      <w:bookmarkEnd w:id="1"/>
     </w:p>
     <w:sectPr>
       <w:footerReference w:type="default" r:id="rId7"/>
